--- a/gtm-decks/fde-kt/CSPulse_FDE_Playbook.docx
+++ b/gtm-decks/fde-kt/CSPulse_FDE_Playbook.docx
@@ -3304,7 +3304,7 @@
         <w:spacing w:after="120"/>
       </w:pPr>
       <w:r>
-        <w:t xml:space="preserve">The compose file brings up postgres, the platform, and the load-driver. Hot-reload on the platform is on by default so file changes inside the mounted customer overlay take effect without a restart.</w:t>
+        <w:t xml:space="preserve">The compose file brings up postgres, the platform, and the load-driver. Volume mounts make customer overlay files visible to the running container, but the Flask backend does NOT auto-reload on Python changes; you typically need to restart the cs-pulse service after editing overlay code. React dev server (when run separately, not in compose) does hot-reload on .tsx changes. Treat 'no restart needed' as the exception, not the rule.</w:t>
       </w:r>
     </w:p>
     <w:p>
@@ -3321,30 +3321,315 @@
         <w:spacing w:after="120"/>
       </w:pPr>
       <w:r>
-        <w:t xml:space="preserve">There is one canonical deploy script. Use it. Do not docker-cp files into a running container — that pattern has burned us before.</w:t>
-      </w:r>
-    </w:p>
-    <w:p>
-      <w:pPr>
-        <w:shd w:fill="F5F5F5" w:color="auto" w:val="clear"/>
-        <w:spacing w:after="80"/>
-        <w:ind w:left="360"/>
-      </w:pPr>
-      <w:r>
-        <w:rPr>
-          <w:rFonts w:ascii="Courier New" w:cs="Courier New" w:eastAsia="Courier New" w:hAnsi="Courier New"/>
-          <w:sz w:val="20"/>
-          <w:szCs w:val="20"/>
-        </w:rPr>
-        <w:t xml:space="preserve">./scripts/rehydrate-ec2-ecr.sh &lt;INSTANCE_ID&gt;</w:t>
-      </w:r>
-    </w:p>
+        <w:t xml:space="preserve">Two scripts, two purposes. Pick deliberately. Do not docker-cp files into a running container — that pattern has burned us before.</w:t>
+      </w:r>
+    </w:p>
+    <w:tbl>
+      <w:tblPr>
+        <w:tblW w:type="dxa" w:w="10800"/>
+        <w:tblBorders>
+          <w:top w:val="single" w:color="auto" w:sz="4"/>
+          <w:left w:val="single" w:color="auto" w:sz="4"/>
+          <w:bottom w:val="single" w:color="auto" w:sz="4"/>
+          <w:right w:val="single" w:color="auto" w:sz="4"/>
+          <w:insideH w:val="single" w:color="auto" w:sz="4"/>
+          <w:insideV w:val="single" w:color="auto" w:sz="4"/>
+        </w:tblBorders>
+      </w:tblPr>
+      <w:tblGrid>
+        <w:gridCol w:w="3000"/>
+        <w:gridCol w:w="5400"/>
+        <w:gridCol w:w="2400"/>
+      </w:tblGrid>
+      <w:tr>
+        <w:trPr>
+          <w:tblHeader/>
+        </w:trPr>
+        <w:tc>
+          <w:tcPr>
+            <w:tcW w:type="dxa" w:w="3000"/>
+            <w:tcBorders>
+              <w:top w:val="single" w:color="B8B8B8" w:sz="4"/>
+              <w:left w:val="single" w:color="B8B8B8" w:sz="4"/>
+              <w:bottom w:val="single" w:color="B8B8B8" w:sz="4"/>
+              <w:right w:val="single" w:color="B8B8B8" w:sz="4"/>
+            </w:tcBorders>
+            <w:shd w:fill="1F3A5F" w:color="auto" w:val="clear"/>
+            <w:tcMar>
+              <w:top w:type="dxa" w:w="100"/>
+              <w:left w:type="dxa" w:w="140"/>
+              <w:bottom w:type="dxa" w:w="100"/>
+              <w:right w:type="dxa" w:w="140"/>
+            </w:tcMar>
+          </w:tcPr>
+          <w:p>
+            <w:r>
+              <w:rPr>
+                <w:b/>
+                <w:bCs/>
+                <w:color w:val="FFFFFF"/>
+                <w:sz w:val="20"/>
+                <w:szCs w:val="20"/>
+              </w:rPr>
+              <w:t xml:space="preserve">Script</w:t>
+            </w:r>
+          </w:p>
+        </w:tc>
+        <w:tc>
+          <w:tcPr>
+            <w:tcW w:type="dxa" w:w="5400"/>
+            <w:tcBorders>
+              <w:top w:val="single" w:color="B8B8B8" w:sz="4"/>
+              <w:left w:val="single" w:color="B8B8B8" w:sz="4"/>
+              <w:bottom w:val="single" w:color="B8B8B8" w:sz="4"/>
+              <w:right w:val="single" w:color="B8B8B8" w:sz="4"/>
+            </w:tcBorders>
+            <w:shd w:fill="1F3A5F" w:color="auto" w:val="clear"/>
+            <w:tcMar>
+              <w:top w:type="dxa" w:w="100"/>
+              <w:left w:type="dxa" w:w="140"/>
+              <w:bottom w:type="dxa" w:w="100"/>
+              <w:right w:type="dxa" w:w="140"/>
+            </w:tcMar>
+          </w:tcPr>
+          <w:p>
+            <w:r>
+              <w:rPr>
+                <w:b/>
+                <w:bCs/>
+                <w:color w:val="FFFFFF"/>
+                <w:sz w:val="20"/>
+                <w:szCs w:val="20"/>
+              </w:rPr>
+              <w:t xml:space="preserve">When to use</w:t>
+            </w:r>
+          </w:p>
+        </w:tc>
+        <w:tc>
+          <w:tcPr>
+            <w:tcW w:type="dxa" w:w="2400"/>
+            <w:tcBorders>
+              <w:top w:val="single" w:color="B8B8B8" w:sz="4"/>
+              <w:left w:val="single" w:color="B8B8B8" w:sz="4"/>
+              <w:bottom w:val="single" w:color="B8B8B8" w:sz="4"/>
+              <w:right w:val="single" w:color="B8B8B8" w:sz="4"/>
+            </w:tcBorders>
+            <w:shd w:fill="1F3A5F" w:color="auto" w:val="clear"/>
+            <w:tcMar>
+              <w:top w:type="dxa" w:w="100"/>
+              <w:left w:type="dxa" w:w="140"/>
+              <w:bottom w:type="dxa" w:w="100"/>
+              <w:right w:type="dxa" w:w="140"/>
+            </w:tcMar>
+          </w:tcPr>
+          <w:p>
+            <w:r>
+              <w:rPr>
+                <w:b/>
+                <w:bCs/>
+                <w:color w:val="FFFFFF"/>
+                <w:sz w:val="20"/>
+                <w:szCs w:val="20"/>
+              </w:rPr>
+              <w:t xml:space="preserve">What it does</w:t>
+            </w:r>
+          </w:p>
+        </w:tc>
+      </w:tr>
+      <w:tr>
+        <w:trPr>
+          <w:tblHeader w:val="false"/>
+        </w:trPr>
+        <w:tc>
+          <w:tcPr>
+            <w:tcW w:type="dxa" w:w="3000"/>
+            <w:tcBorders>
+              <w:top w:val="single" w:color="B8B8B8" w:sz="4"/>
+              <w:left w:val="single" w:color="B8B8B8" w:sz="4"/>
+              <w:bottom w:val="single" w:color="B8B8B8" w:sz="4"/>
+              <w:right w:val="single" w:color="B8B8B8" w:sz="4"/>
+            </w:tcBorders>
+            <w:tcMar>
+              <w:top w:type="dxa" w:w="100"/>
+              <w:left w:type="dxa" w:w="140"/>
+              <w:bottom w:type="dxa" w:w="100"/>
+              <w:right w:type="dxa" w:w="140"/>
+            </w:tcMar>
+          </w:tcPr>
+          <w:p>
+            <w:r>
+              <w:rPr>
+                <w:b w:val="false"/>
+                <w:bCs w:val="false"/>
+                <w:color w:val="000000"/>
+                <w:sz w:val="20"/>
+                <w:szCs w:val="20"/>
+              </w:rPr>
+              <w:t xml:space="preserve">./scripts/deploy-ec2-git-pull.sh</w:t>
+            </w:r>
+          </w:p>
+        </w:tc>
+        <w:tc>
+          <w:tcPr>
+            <w:tcW w:type="dxa" w:w="5400"/>
+            <w:tcBorders>
+              <w:top w:val="single" w:color="B8B8B8" w:sz="4"/>
+              <w:left w:val="single" w:color="B8B8B8" w:sz="4"/>
+              <w:bottom w:val="single" w:color="B8B8B8" w:sz="4"/>
+              <w:right w:val="single" w:color="B8B8B8" w:sz="4"/>
+            </w:tcBorders>
+            <w:tcMar>
+              <w:top w:type="dxa" w:w="100"/>
+              <w:left w:type="dxa" w:w="140"/>
+              <w:bottom w:type="dxa" w:w="100"/>
+              <w:right w:type="dxa" w:w="140"/>
+            </w:tcMar>
+          </w:tcPr>
+          <w:p>
+            <w:r>
+              <w:rPr>
+                <w:b w:val="false"/>
+                <w:bCs w:val="false"/>
+                <w:color w:val="000000"/>
+                <w:sz w:val="20"/>
+                <w:szCs w:val="20"/>
+              </w:rPr>
+              <w:t xml:space="preserve">Day-to-day. You want EC2 running the latest main, bit-for-bit, no PLATFORM_TAG indirection.</w:t>
+            </w:r>
+          </w:p>
+        </w:tc>
+        <w:tc>
+          <w:tcPr>
+            <w:tcW w:type="dxa" w:w="2400"/>
+            <w:tcBorders>
+              <w:top w:val="single" w:color="B8B8B8" w:sz="4"/>
+              <w:left w:val="single" w:color="B8B8B8" w:sz="4"/>
+              <w:bottom w:val="single" w:color="B8B8B8" w:sz="4"/>
+              <w:right w:val="single" w:color="B8B8B8" w:sz="4"/>
+            </w:tcBorders>
+            <w:tcMar>
+              <w:top w:type="dxa" w:w="100"/>
+              <w:left w:type="dxa" w:w="140"/>
+              <w:bottom w:type="dxa" w:w="100"/>
+              <w:right w:type="dxa" w:w="140"/>
+            </w:tcMar>
+          </w:tcPr>
+          <w:p>
+            <w:r>
+              <w:rPr>
+                <w:b w:val="false"/>
+                <w:bCs w:val="false"/>
+                <w:color w:val="000000"/>
+                <w:sz w:val="20"/>
+                <w:szCs w:val="20"/>
+              </w:rPr>
+              <w:t xml:space="preserve">Pulls main on the EC2 host, rebuilds the image locally on EC2, recreates containers. Slower (~5–10 min) but the image always matches main HEAD.</w:t>
+            </w:r>
+          </w:p>
+        </w:tc>
+      </w:tr>
+      <w:tr>
+        <w:trPr>
+          <w:tblHeader w:val="false"/>
+        </w:trPr>
+        <w:tc>
+          <w:tcPr>
+            <w:tcW w:type="dxa" w:w="3000"/>
+            <w:tcBorders>
+              <w:top w:val="single" w:color="B8B8B8" w:sz="4"/>
+              <w:left w:val="single" w:color="B8B8B8" w:sz="4"/>
+              <w:bottom w:val="single" w:color="B8B8B8" w:sz="4"/>
+              <w:right w:val="single" w:color="B8B8B8" w:sz="4"/>
+            </w:tcBorders>
+            <w:shd w:fill="F2F2F2" w:color="auto" w:val="clear"/>
+            <w:tcMar>
+              <w:top w:type="dxa" w:w="100"/>
+              <w:left w:type="dxa" w:w="140"/>
+              <w:bottom w:type="dxa" w:w="100"/>
+              <w:right w:type="dxa" w:w="140"/>
+            </w:tcMar>
+          </w:tcPr>
+          <w:p>
+            <w:r>
+              <w:rPr>
+                <w:b w:val="false"/>
+                <w:bCs w:val="false"/>
+                <w:color w:val="000000"/>
+                <w:sz w:val="20"/>
+                <w:szCs w:val="20"/>
+              </w:rPr>
+              <w:t xml:space="preserve">./scripts/rehydrate-ec2-ecr.sh &lt;INSTANCE_ID&gt;</w:t>
+            </w:r>
+          </w:p>
+        </w:tc>
+        <w:tc>
+          <w:tcPr>
+            <w:tcW w:type="dxa" w:w="5400"/>
+            <w:tcBorders>
+              <w:top w:val="single" w:color="B8B8B8" w:sz="4"/>
+              <w:left w:val="single" w:color="B8B8B8" w:sz="4"/>
+              <w:bottom w:val="single" w:color="B8B8B8" w:sz="4"/>
+              <w:right w:val="single" w:color="B8B8B8" w:sz="4"/>
+            </w:tcBorders>
+            <w:shd w:fill="F2F2F2" w:color="auto" w:val="clear"/>
+            <w:tcMar>
+              <w:top w:type="dxa" w:w="100"/>
+              <w:left w:type="dxa" w:w="140"/>
+              <w:bottom w:type="dxa" w:w="100"/>
+              <w:right w:type="dxa" w:w="140"/>
+            </w:tcMar>
+          </w:tcPr>
+          <w:p>
+            <w:r>
+              <w:rPr>
+                <w:b w:val="false"/>
+                <w:bCs w:val="false"/>
+                <w:color w:val="000000"/>
+                <w:sz w:val="20"/>
+                <w:szCs w:val="20"/>
+              </w:rPr>
+              <w:t xml:space="preserve">Image was already built by CI and pushed to ECR; you want to deploy that specific tag.</w:t>
+            </w:r>
+          </w:p>
+        </w:tc>
+        <w:tc>
+          <w:tcPr>
+            <w:tcW w:type="dxa" w:w="2400"/>
+            <w:tcBorders>
+              <w:top w:val="single" w:color="B8B8B8" w:sz="4"/>
+              <w:left w:val="single" w:color="B8B8B8" w:sz="4"/>
+              <w:bottom w:val="single" w:color="B8B8B8" w:sz="4"/>
+              <w:right w:val="single" w:color="B8B8B8" w:sz="4"/>
+            </w:tcBorders>
+            <w:shd w:fill="F2F2F2" w:color="auto" w:val="clear"/>
+            <w:tcMar>
+              <w:top w:type="dxa" w:w="100"/>
+              <w:left w:type="dxa" w:w="140"/>
+              <w:bottom w:type="dxa" w:w="100"/>
+              <w:right w:type="dxa" w:w="140"/>
+            </w:tcMar>
+          </w:tcPr>
+          <w:p>
+            <w:r>
+              <w:rPr>
+                <w:b w:val="false"/>
+                <w:bCs w:val="false"/>
+                <w:color w:val="000000"/>
+                <w:sz w:val="20"/>
+                <w:szCs w:val="20"/>
+              </w:rPr>
+              <w:t xml:space="preserve">Pulls from ECR using local AWS creds, recreates containers. Fast (~1–2 min). HONORS the PLATFORM_TAG env var on EC2 — see §3.6 about the promotion gap.</w:t>
+            </w:r>
+          </w:p>
+        </w:tc>
+      </w:tr>
+    </w:tbl>
     <w:p>
       <w:pPr>
         <w:spacing w:after="120"/>
       </w:pPr>
       <w:r>
-        <w:t xml:space="preserve">This pulls from ECR using local AWS credentials and recreates the platform + postgres + load-driver containers on the EC2 instance. The script is idempotent and self-healing: it will repair a missing env file, reissue a stale magic-link, and write SESSION_COOKIE_SECURE=false if the customer is on direct-HTTP.</w:t>
+        <w:t xml:space="preserve">Both scripts are idempotent and self-healing: they repair a missing env file, reissue a stale magic-link, and write SESSION_COOKIE_SECURE=false if the customer is on direct-HTTP. If the bundle hash doesn't change after a rehydrate, you hit the PLATFORM_TAG gap (§3.6) — switch to the git-pull script or re-pin the tag.</w:t>
       </w:r>
     </w:p>
     <w:p>
@@ -3581,7 +3866,7 @@
         <w:spacing w:after="120"/>
       </w:pPr>
       <w:r>
-        <w:t xml:space="preserve">Bundled verify scripts (run them; do not re-derive them): scripts/verify_cfo_phase1_ec2.py and scripts/verify_cro_phases_ec2.py. Pattern: per-PR scripts that hit known endpoints, assert known invariants, and exit non-zero on regression. When you ship a new persona-facing PR, add a sibling verify script in the same shape.</w:t>
+        <w:t xml:space="preserve">Bundled verify scripts (run them; do not re-derive them) — see §5.6 for the full inventory. Today's set covers CFO (verify_cfo_phase1_ec2.py for Phase 1 only, verify_cfo_phases_ec2.py for Phases 0–5), CRO (verify_cro_phases_ec2.py), and VPCS (verify_vpcs_phases_ec2.py). The sanity_check_cust333.py script is a numeric-snapshot harness for cust 333, NOT a persona-eval matrix — it does not exercise the persona grader. When you ship a new persona-facing PR, add a sibling verify script in the same shape (login → hit endpoints → assert known invariants → exit non-zero on regression).</w:t>
       </w:r>
     </w:p>
     <w:p>
@@ -4142,7 +4427,7 @@
         <w:spacing w:after="120"/>
       </w:pPr>
       <w:r>
-        <w:t xml:space="preserve">Every PR must:</w:t>
+        <w:t xml:space="preserve">What CI runs on every PR (gate — must pass to merge):</w:t>
       </w:r>
     </w:p>
     <w:p>
@@ -4155,7 +4440,7 @@
         <w:spacing w:after="80"/>
       </w:pPr>
       <w:r>
-        <w:t xml:space="preserve">Pass the existing pytest suite (no skips, no xfail without justification).</w:t>
+        <w:t xml:space="preserve">A narrow pytest subset — score calculator, account-column ORM audit (PR #32), Flask/MCP duplication-drift audit (PR #37). NOT the full suite.</w:t>
       </w:r>
     </w:p>
     <w:p>
@@ -4168,7 +4453,15 @@
         <w:spacing w:after="80"/>
       </w:pPr>
       <w:r>
-        <w:t xml:space="preserve">Pass the persona-eval matrix at the customer's pass threshold (default: 16 of 20 per persona).</w:t>
+        <w:t xml:space="preserve">Frontend TypeScript compile via the Docker build (catches type drift that pytest misses).</w:t>
+      </w:r>
+    </w:p>
+    <w:p>
+      <w:pPr>
+        <w:spacing w:after="120"/>
+      </w:pPr>
+      <w:r>
+        <w:t xml:space="preserve">What CI does NOT run automatically (opt-in — your responsibility before customer acceptance):</w:t>
       </w:r>
     </w:p>
     <w:p>
@@ -4181,7 +4474,7 @@
         <w:spacing w:after="80"/>
       </w:pPr>
       <w:r>
-        <w:t xml:space="preserve">Include a diff of results/sanity/ snapshots showing exactly which numbers moved and why.</w:t>
+        <w:t xml:space="preserve">Persona grading (tests/persona_grading) — costs $3–5 per run. Opt in via PERSONA_GRADING_ENABLED=1 pytest flag, or run --shots 3 locally before tagging a release. See §5.3.</w:t>
       </w:r>
     </w:p>
     <w:p>
@@ -4194,7 +4487,67 @@
         <w:spacing w:after="80"/>
       </w:pPr>
       <w:r>
-        <w:t xml:space="preserve">Include a one-line entry in the customer's CHANGELOG.md inside their overlay folder.</w:t>
+        <w:t xml:space="preserve">HTTP verify scripts (scripts/verify_*.py) — run these post-rehydrate, not at PR time. See §5.6.</w:t>
+      </w:r>
+    </w:p>
+    <w:p>
+      <w:pPr>
+        <w:pStyle w:val="ListParagraph"/>
+        <w:numPr>
+          <w:ilvl w:val="0"/>
+          <w:numId w:val="2"/>
+        </w:numPr>
+        <w:spacing w:after="80"/>
+      </w:pPr>
+      <w:r>
+        <w:t xml:space="preserve">Load-driver E2E (load-driver/manifests + process_data + Wizard D refit) — manual on demo tenants.</w:t>
+      </w:r>
+    </w:p>
+    <w:p>
+      <w:pPr>
+        <w:spacing w:after="120"/>
+      </w:pPr>
+      <w:r>
+        <w:t xml:space="preserve">What every PR must include (manual discipline — not enforced by CI):</w:t>
+      </w:r>
+    </w:p>
+    <w:p>
+      <w:pPr>
+        <w:pStyle w:val="ListParagraph"/>
+        <w:numPr>
+          <w:ilvl w:val="0"/>
+          <w:numId w:val="2"/>
+        </w:numPr>
+        <w:spacing w:after="80"/>
+      </w:pPr>
+      <w:r>
+        <w:t xml:space="preserve">A diff of the verify-script output (or the persona-grader JSON) for any persona-facing change.</w:t>
+      </w:r>
+    </w:p>
+    <w:p>
+      <w:pPr>
+        <w:pStyle w:val="ListParagraph"/>
+        <w:numPr>
+          <w:ilvl w:val="0"/>
+          <w:numId w:val="2"/>
+        </w:numPr>
+        <w:spacing w:after="80"/>
+      </w:pPr>
+      <w:r>
+        <w:t xml:space="preserve">A one-line entry in the customer's CHANGELOG.md inside their overlay folder.</w:t>
+      </w:r>
+    </w:p>
+    <w:p>
+      <w:pPr>
+        <w:pStyle w:val="ListParagraph"/>
+        <w:numPr>
+          <w:ilvl w:val="0"/>
+          <w:numId w:val="2"/>
+        </w:numPr>
+        <w:spacing w:after="80"/>
+      </w:pPr>
+      <w:r>
+        <w:t xml:space="preserve">If the change touches Flask + MCP siblings, run scripts/audit_flask_mcp_drift.py locally before pushing — the audit catches drift but the message is easier to act on locally than in the CI logs.</w:t>
       </w:r>
     </w:p>
     <w:p>
@@ -4212,7 +4565,7 @@
         <w:spacing w:after="120"/>
       </w:pPr>
       <w:r>
-        <w:t xml:space="preserve">A platform that works for a CRO can fail a CSM. The eval matrix is how you prove the customer's deployment lands for every persona — not just the loudest one in the room.</w:t>
+        <w:t xml:space="preserve">A platform that works for a CRO can fail a CSM. The eval matrix is how you prove the customer's deployment lands for every persona — not just the loudest one in the room. There are two parallel instruments today; you need both, for different purposes.</w:t>
       </w:r>
     </w:p>
     <w:p>
@@ -4221,15 +4574,7 @@
         <w:spacing w:after="140" w:before="240"/>
       </w:pPr>
       <w:r>
-        <w:t xml:space="preserve">5.1 The rubric</w:t>
-      </w:r>
-    </w:p>
-    <w:p>
-      <w:pPr>
-        <w:spacing w:after="120"/>
-      </w:pPr>
-      <w:r>
-        <w:t xml:space="preserve">Five personas, ten questions each, scored 0-2 per question. Pass = 16 of 20 per persona. Total possible: 100. Customer-acceptance threshold: 80, with no single persona below 14.</w:t>
+        <w:t xml:space="preserve">5.1 Two instruments — what they cover</w:t>
       </w:r>
     </w:p>
     <w:tbl>
@@ -4245,9 +4590,9 @@
         </w:tblBorders>
       </w:tblPr>
       <w:tblGrid>
-        <w:gridCol w:w="1600"/>
-        <w:gridCol w:w="4800"/>
-        <w:gridCol w:w="3200"/>
+        <w:gridCol w:w="2400"/>
+        <w:gridCol w:w="3600"/>
+        <w:gridCol w:w="3600"/>
       </w:tblGrid>
       <w:tr>
         <w:trPr>
@@ -4255,7 +4600,7 @@
         </w:trPr>
         <w:tc>
           <w:tcPr>
-            <w:tcW w:type="dxa" w:w="1600"/>
+            <w:tcW w:type="dxa" w:w="2400"/>
             <w:tcBorders>
               <w:top w:val="single" w:color="B8B8B8" w:sz="4"/>
               <w:left w:val="single" w:color="B8B8B8" w:sz="4"/>
@@ -4279,13 +4624,13 @@
                 <w:sz w:val="20"/>
                 <w:szCs w:val="20"/>
               </w:rPr>
-              <w:t xml:space="preserve">Persona</w:t>
-            </w:r>
-          </w:p>
-        </w:tc>
-        <w:tc>
-          <w:tcPr>
-            <w:tcW w:type="dxa" w:w="4800"/>
+              <w:t xml:space="preserve">Instrument</w:t>
+            </w:r>
+          </w:p>
+        </w:tc>
+        <w:tc>
+          <w:tcPr>
+            <w:tcW w:type="dxa" w:w="3600"/>
             <w:tcBorders>
               <w:top w:val="single" w:color="B8B8B8" w:sz="4"/>
               <w:left w:val="single" w:color="B8B8B8" w:sz="4"/>
@@ -4309,13 +4654,13 @@
                 <w:sz w:val="20"/>
                 <w:szCs w:val="20"/>
               </w:rPr>
-              <w:t xml:space="preserve">What the eval tests</w:t>
-            </w:r>
-          </w:p>
-        </w:tc>
-        <w:tc>
-          <w:tcPr>
-            <w:tcW w:type="dxa" w:w="3200"/>
+              <w:t xml:space="preserve">What it tests</w:t>
+            </w:r>
+          </w:p>
+        </w:tc>
+        <w:tc>
+          <w:tcPr>
+            <w:tcW w:type="dxa" w:w="3600"/>
             <w:tcBorders>
               <w:top w:val="single" w:color="B8B8B8" w:sz="4"/>
               <w:left w:val="single" w:color="B8B8B8" w:sz="4"/>
@@ -4339,7 +4684,7 @@
                 <w:sz w:val="20"/>
                 <w:szCs w:val="20"/>
               </w:rPr>
-              <w:t xml:space="preserve">Pass threshold</w:t>
+              <w:t xml:space="preserve">When to run</w:t>
             </w:r>
           </w:p>
         </w:tc>
@@ -4350,88 +4695,88 @@
         </w:trPr>
         <w:tc>
           <w:tcPr>
-            <w:tcW w:type="dxa" w:w="1600"/>
-            <w:tcBorders>
-              <w:top w:val="single" w:color="B8B8B8" w:sz="4"/>
-              <w:left w:val="single" w:color="B8B8B8" w:sz="4"/>
-              <w:bottom w:val="single" w:color="B8B8B8" w:sz="4"/>
-              <w:right w:val="single" w:color="B8B8B8" w:sz="4"/>
-            </w:tcBorders>
-            <w:tcMar>
-              <w:top w:type="dxa" w:w="100"/>
-              <w:left w:type="dxa" w:w="140"/>
-              <w:bottom w:type="dxa" w:w="100"/>
-              <w:right w:type="dxa" w:w="140"/>
-            </w:tcMar>
-          </w:tcPr>
-          <w:p>
-            <w:r>
-              <w:rPr>
-                <w:b w:val="false"/>
-                <w:bCs w:val="false"/>
-                <w:color w:val="000000"/>
-                <w:sz w:val="20"/>
-                <w:szCs w:val="20"/>
-              </w:rPr>
-              <w:t xml:space="preserve">CRO</w:t>
-            </w:r>
-          </w:p>
-        </w:tc>
-        <w:tc>
-          <w:tcPr>
-            <w:tcW w:type="dxa" w:w="4800"/>
-            <w:tcBorders>
-              <w:top w:val="single" w:color="B8B8B8" w:sz="4"/>
-              <w:left w:val="single" w:color="B8B8B8" w:sz="4"/>
-              <w:bottom w:val="single" w:color="B8B8B8" w:sz="4"/>
-              <w:right w:val="single" w:color="B8B8B8" w:sz="4"/>
-            </w:tcBorders>
-            <w:tcMar>
-              <w:top w:type="dxa" w:w="100"/>
-              <w:left w:type="dxa" w:w="140"/>
-              <w:bottom w:type="dxa" w:w="100"/>
-              <w:right w:type="dxa" w:w="140"/>
-            </w:tcMar>
-          </w:tcPr>
-          <w:p>
-            <w:r>
-              <w:rPr>
-                <w:b w:val="false"/>
-                <w:bCs w:val="false"/>
-                <w:color w:val="000000"/>
-                <w:sz w:val="20"/>
-                <w:szCs w:val="20"/>
-              </w:rPr>
-              <w:t xml:space="preserve">Revenue at risk visibility, NRR forecast credibility, top expansion opportunities, account-level explainability.</w:t>
-            </w:r>
-          </w:p>
-        </w:tc>
-        <w:tc>
-          <w:tcPr>
-            <w:tcW w:type="dxa" w:w="3200"/>
-            <w:tcBorders>
-              <w:top w:val="single" w:color="B8B8B8" w:sz="4"/>
-              <w:left w:val="single" w:color="B8B8B8" w:sz="4"/>
-              <w:bottom w:val="single" w:color="B8B8B8" w:sz="4"/>
-              <w:right w:val="single" w:color="B8B8B8" w:sz="4"/>
-            </w:tcBorders>
-            <w:tcMar>
-              <w:top w:type="dxa" w:w="100"/>
-              <w:left w:type="dxa" w:w="140"/>
-              <w:bottom w:type="dxa" w:w="100"/>
-              <w:right w:type="dxa" w:w="140"/>
-            </w:tcMar>
-          </w:tcPr>
-          <w:p>
-            <w:r>
-              <w:rPr>
-                <w:b w:val="false"/>
-                <w:bCs w:val="false"/>
-                <w:color w:val="000000"/>
-                <w:sz w:val="20"/>
-                <w:szCs w:val="20"/>
-              </w:rPr>
-              <w:t xml:space="preserve">16/20</w:t>
+            <w:tcW w:type="dxa" w:w="2400"/>
+            <w:tcBorders>
+              <w:top w:val="single" w:color="B8B8B8" w:sz="4"/>
+              <w:left w:val="single" w:color="B8B8B8" w:sz="4"/>
+              <w:bottom w:val="single" w:color="B8B8B8" w:sz="4"/>
+              <w:right w:val="single" w:color="B8B8B8" w:sz="4"/>
+            </w:tcBorders>
+            <w:tcMar>
+              <w:top w:type="dxa" w:w="100"/>
+              <w:left w:type="dxa" w:w="140"/>
+              <w:bottom w:type="dxa" w:w="100"/>
+              <w:right w:type="dxa" w:w="140"/>
+            </w:tcMar>
+          </w:tcPr>
+          <w:p>
+            <w:r>
+              <w:rPr>
+                <w:b w:val="false"/>
+                <w:bCs w:val="false"/>
+                <w:color w:val="000000"/>
+                <w:sz w:val="20"/>
+                <w:szCs w:val="20"/>
+              </w:rPr>
+              <w:t xml:space="preserve">HTTP verify scripts (scripts/verify_*.py)</w:t>
+            </w:r>
+          </w:p>
+        </w:tc>
+        <w:tc>
+          <w:tcPr>
+            <w:tcW w:type="dxa" w:w="3600"/>
+            <w:tcBorders>
+              <w:top w:val="single" w:color="B8B8B8" w:sz="4"/>
+              <w:left w:val="single" w:color="B8B8B8" w:sz="4"/>
+              <w:bottom w:val="single" w:color="B8B8B8" w:sz="4"/>
+              <w:right w:val="single" w:color="B8B8B8" w:sz="4"/>
+            </w:tcBorders>
+            <w:tcMar>
+              <w:top w:type="dxa" w:w="100"/>
+              <w:left w:type="dxa" w:w="140"/>
+              <w:bottom w:type="dxa" w:w="100"/>
+              <w:right w:type="dxa" w:w="140"/>
+            </w:tcMar>
+          </w:tcPr>
+          <w:p>
+            <w:r>
+              <w:rPr>
+                <w:b w:val="false"/>
+                <w:bCs w:val="false"/>
+                <w:color w:val="000000"/>
+                <w:sz w:val="20"/>
+                <w:szCs w:val="20"/>
+              </w:rPr>
+              <w:t xml:space="preserve">Dashboard tile shapes, API payloads, source labels, period transforms. Deterministic — no LLM in the loop.</w:t>
+            </w:r>
+          </w:p>
+        </w:tc>
+        <w:tc>
+          <w:tcPr>
+            <w:tcW w:type="dxa" w:w="3600"/>
+            <w:tcBorders>
+              <w:top w:val="single" w:color="B8B8B8" w:sz="4"/>
+              <w:left w:val="single" w:color="B8B8B8" w:sz="4"/>
+              <w:bottom w:val="single" w:color="B8B8B8" w:sz="4"/>
+              <w:right w:val="single" w:color="B8B8B8" w:sz="4"/>
+            </w:tcBorders>
+            <w:tcMar>
+              <w:top w:type="dxa" w:w="100"/>
+              <w:left w:type="dxa" w:w="140"/>
+              <w:bottom w:type="dxa" w:w="100"/>
+              <w:right w:type="dxa" w:w="140"/>
+            </w:tcMar>
+          </w:tcPr>
+          <w:p>
+            <w:r>
+              <w:rPr>
+                <w:b w:val="false"/>
+                <w:bCs w:val="false"/>
+                <w:color w:val="000000"/>
+                <w:sz w:val="20"/>
+                <w:szCs w:val="20"/>
+              </w:rPr>
+              <w:t xml:space="preserve">After every rehydrate. Run-to-completion in &lt;60s per script.</w:t>
             </w:r>
           </w:p>
         </w:tc>
@@ -4442,7 +4787,7 @@
         </w:trPr>
         <w:tc>
           <w:tcPr>
-            <w:tcW w:type="dxa" w:w="1600"/>
+            <w:tcW w:type="dxa" w:w="2400"/>
             <w:tcBorders>
               <w:top w:val="single" w:color="B8B8B8" w:sz="4"/>
               <w:left w:val="single" w:color="B8B8B8" w:sz="4"/>
@@ -4466,13 +4811,13 @@
                 <w:sz w:val="20"/>
                 <w:szCs w:val="20"/>
               </w:rPr>
-              <w:t xml:space="preserve">CFO</w:t>
-            </w:r>
-          </w:p>
-        </w:tc>
-        <w:tc>
-          <w:tcPr>
-            <w:tcW w:type="dxa" w:w="4800"/>
+              <w:t xml:space="preserve">LLM-as-judge persona grading (tests/persona_grading)</w:t>
+            </w:r>
+          </w:p>
+        </w:tc>
+        <w:tc>
+          <w:tcPr>
+            <w:tcW w:type="dxa" w:w="3600"/>
             <w:tcBorders>
               <w:top w:val="single" w:color="B8B8B8" w:sz="4"/>
               <w:left w:val="single" w:color="B8B8B8" w:sz="4"/>
@@ -4496,13 +4841,13 @@
                 <w:sz w:val="20"/>
                 <w:szCs w:val="20"/>
               </w:rPr>
-              <w:t xml:space="preserve">ROI traceability, CS investment scaling, attribution back to playbooks, audit-trail of every dollar claim.</w:t>
-            </w:r>
-          </w:p>
-        </w:tc>
-        <w:tc>
-          <w:tcPr>
-            <w:tcW w:type="dxa" w:w="3200"/>
+              <w:t xml:space="preserve">Ask-AI response quality against a 15-yr-veteran-of-the-persona grader. Captures tone, citation discipline, anti-hallucination.</w:t>
+            </w:r>
+          </w:p>
+        </w:tc>
+        <w:tc>
+          <w:tcPr>
+            <w:tcW w:type="dxa" w:w="3600"/>
             <w:tcBorders>
               <w:top w:val="single" w:color="B8B8B8" w:sz="4"/>
               <w:left w:val="single" w:color="B8B8B8" w:sz="4"/>
@@ -4526,7 +4871,373 @@
                 <w:sz w:val="20"/>
                 <w:szCs w:val="20"/>
               </w:rPr>
-              <w:t xml:space="preserve">16/20</w:t>
+              <w:t xml:space="preserve">Before customer acceptance, after image upgrades, when calibrating overlays.</w:t>
+            </w:r>
+          </w:p>
+        </w:tc>
+      </w:tr>
+    </w:tbl>
+    <w:p>
+      <w:pPr>
+        <w:spacing w:after="120"/>
+      </w:pPr>
+      <w:r>
+        <w:t xml:space="preserve">The verify scripts prove the deploy didn't break what was working. The persona grader proves the AI surface still answers correctly. A green verify run with a B+ persona grade is the floor; an A- across all 5 personas is the customer-acceptance bar.</w:t>
+      </w:r>
+    </w:p>
+    <w:p>
+      <w:pPr>
+        <w:pStyle w:val="Heading2"/>
+        <w:spacing w:after="140" w:before="240"/>
+      </w:pPr>
+      <w:r>
+        <w:t xml:space="preserve">5.2 The persona grading rubric (what the grader actually scores)</w:t>
+      </w:r>
+    </w:p>
+    <w:p>
+      <w:pPr>
+        <w:spacing w:after="120"/>
+      </w:pPr>
+      <w:r>
+        <w:t xml:space="preserve">Five personas, 5–7 canonical questions each (~30 total across the matrix — see kpi-dashboard/backend/tests/persona_grading/fixtures/{persona}.py for the exact list). Each question has an explicit rubric the grader is shown:</w:t>
+      </w:r>
+    </w:p>
+    <w:p>
+      <w:pPr>
+        <w:pStyle w:val="ListParagraph"/>
+        <w:numPr>
+          <w:ilvl w:val="0"/>
+          <w:numId w:val="2"/>
+        </w:numPr>
+        <w:spacing w:after="80"/>
+      </w:pPr>
+      <w:r>
+        <w:t xml:space="preserve">must_cite — specific facts that must appear (e.g. 'specific dollar amount', 'specific account name').</w:t>
+      </w:r>
+    </w:p>
+    <w:p>
+      <w:pPr>
+        <w:pStyle w:val="ListParagraph"/>
+        <w:numPr>
+          <w:ilvl w:val="0"/>
+          <w:numId w:val="2"/>
+        </w:numPr>
+        <w:spacing w:after="80"/>
+      </w:pPr>
+      <w:r>
+        <w:t xml:space="preserve">must_call_tools — Ask-AI tools the system should have invoked to answer (e.g. get_revenue_at_risk, get_top_expansion_opportunities_v3).</w:t>
+      </w:r>
+    </w:p>
+    <w:p>
+      <w:pPr>
+        <w:pStyle w:val="ListParagraph"/>
+        <w:numPr>
+          <w:ilvl w:val="0"/>
+          <w:numId w:val="2"/>
+        </w:numPr>
+        <w:spacing w:after="80"/>
+      </w:pPr>
+      <w:r>
+        <w:t xml:space="preserve">tone_check — stylistic requirement (e.g. 'leads with $ first', 'frames as decision not analysis').</w:t>
+      </w:r>
+    </w:p>
+    <w:p>
+      <w:pPr>
+        <w:pStyle w:val="ListParagraph"/>
+        <w:numPr>
+          <w:ilvl w:val="0"/>
+          <w:numId w:val="2"/>
+        </w:numPr>
+        <w:spacing w:after="80"/>
+      </w:pPr>
+      <w:r>
+        <w:t xml:space="preserve">anti_hallucination — things the response must NOT do (e.g. 'no fabricated account_ids', 'no made-up calibration_id').</w:t>
+      </w:r>
+    </w:p>
+    <w:p>
+      <w:pPr>
+        <w:spacing w:after="120"/>
+      </w:pPr>
+      <w:r>
+        <w:t xml:space="preserve">The grader is a Claude Sonnet call role-playing as a 15-year-experienced version of the persona (5-yr for CSM). It returns a letter grade (A, A-, B+, B, B-, C+, C, C-, D+, D, F) plus a numeric (~4.0 scale) and free-text rationale. No grade inflation — the grader is prompted to be harsh.</w:t>
+      </w:r>
+    </w:p>
+    <w:p>
+      <w:pPr>
+        <w:pStyle w:val="Heading2"/>
+        <w:spacing w:after="140" w:before="240"/>
+      </w:pPr>
+      <w:r>
+        <w:t xml:space="preserve">5.3 Running the grader</w:t>
+      </w:r>
+    </w:p>
+    <w:p>
+      <w:pPr>
+        <w:spacing w:after="120"/>
+      </w:pPr>
+      <w:r>
+        <w:t xml:space="preserve">From inside the cspulse-platform container (so TOOL_DEFINITIONS and execute_tool are importable), full run for one customer:</w:t>
+      </w:r>
+    </w:p>
+    <w:p>
+      <w:pPr>
+        <w:shd w:fill="F5F5F5" w:color="auto" w:val="clear"/>
+        <w:spacing w:after="80"/>
+        <w:ind w:left="360"/>
+      </w:pPr>
+      <w:r>
+        <w:rPr>
+          <w:rFonts w:ascii="Courier New" w:cs="Courier New" w:eastAsia="Courier New" w:hAnsi="Courier New"/>
+          <w:sz w:val="20"/>
+          <w:szCs w:val="20"/>
+        </w:rPr>
+        <w:t xml:space="preserve">DATABASE_URL=postgresql://.../cs_pulse \
+  ANTHROPIC_API_KEY=sk-ant-... \
+  python3 -m tests.persona_grading.runner \
+    --customer 334 \
+    --output /app/scripts/datasets/persona_grades_$(date +%Y%m%d).json</w:t>
+      </w:r>
+    </w:p>
+    <w:p>
+      <w:pPr>
+        <w:spacing w:after="120"/>
+      </w:pPr>
+      <w:r>
+        <w:t xml:space="preserve">Useful flags:</w:t>
+      </w:r>
+    </w:p>
+    <w:p>
+      <w:pPr>
+        <w:pStyle w:val="ListParagraph"/>
+        <w:numPr>
+          <w:ilvl w:val="0"/>
+          <w:numId w:val="2"/>
+        </w:numPr>
+        <w:spacing w:after="80"/>
+      </w:pPr>
+      <w:r>
+        <w:t xml:space="preserve">--personas cro,cfo — comma-separated subset (default: all 5).</w:t>
+      </w:r>
+    </w:p>
+    <w:p>
+      <w:pPr>
+        <w:pStyle w:val="ListParagraph"/>
+        <w:numPr>
+          <w:ilvl w:val="0"/>
+          <w:numId w:val="2"/>
+        </w:numPr>
+        <w:spacing w:after="80"/>
+      </w:pPr>
+      <w:r>
+        <w:t xml:space="preserve">--shots 3 — re-run each question N times and report best/median/worst grade. Defaults to 1. Use 3 when calibrating overlays so a single bad LLM roll doesn't drive a bogus retry.</w:t>
+      </w:r>
+    </w:p>
+    <w:p>
+      <w:pPr>
+        <w:pStyle w:val="ListParagraph"/>
+        <w:numPr>
+          <w:ilvl w:val="0"/>
+          <w:numId w:val="2"/>
+        </w:numPr>
+        <w:spacing w:after="80"/>
+      </w:pPr>
+      <w:r>
+        <w:t xml:space="preserve">--model claude-sonnet-4-20250514 — override the grader model. Keep this stable across runs for a customer so grades are comparable over time.</w:t>
+      </w:r>
+    </w:p>
+    <w:p>
+      <w:pPr>
+        <w:pStyle w:val="Heading2"/>
+        <w:spacing w:after="140" w:before="240"/>
+      </w:pPr>
+      <w:r>
+        <w:t xml:space="preserve">5.4 Cost + cadence</w:t>
+      </w:r>
+    </w:p>
+    <w:p>
+      <w:pPr>
+        <w:spacing w:after="120"/>
+      </w:pPr>
+      <w:r>
+        <w:t xml:space="preserve">~$0.10–$0.15 per question (one Ask-AI tool-use loop + one grader call). A full 30-question run is ≈$3–5 at default --shots=1; ≈$9–15 at --shots=3. Cheap enough to run on every deploy. Track the cumulative line in the customer's CHANGELOG.md so spend stays predictable.</w:t>
+      </w:r>
+    </w:p>
+    <w:p>
+      <w:pPr>
+        <w:pStyle w:val="Heading2"/>
+        <w:spacing w:after="140" w:before="240"/>
+      </w:pPr>
+      <w:r>
+        <w:t xml:space="preserve">5.5 Calibration loop</w:t>
+      </w:r>
+    </w:p>
+    <w:p>
+      <w:pPr>
+        <w:spacing w:after="120"/>
+      </w:pPr>
+      <w:r>
+        <w:t xml:space="preserve">When a persona's average grade slips below the customer's bar, the fix loop is:</w:t>
+      </w:r>
+    </w:p>
+    <w:p>
+      <w:pPr>
+        <w:pStyle w:val="ListParagraph"/>
+        <w:numPr>
+          <w:ilvl w:val="0"/>
+          <w:numId w:val="3"/>
+        </w:numPr>
+        <w:spacing w:after="80"/>
+      </w:pPr>
+      <w:r>
+        <w:t xml:space="preserve">Look at the JSON output. The grader's rationale + specific_concerns fields name exactly what was missing or hallucinated.</w:t>
+      </w:r>
+    </w:p>
+    <w:p>
+      <w:pPr>
+        <w:pStyle w:val="ListParagraph"/>
+        <w:numPr>
+          <w:ilvl w:val="0"/>
+          <w:numId w:val="3"/>
+        </w:numPr>
+        <w:spacing w:after="80"/>
+      </w:pPr>
+      <w:r>
+        <w:t xml:space="preserve">Map to a root cause — usually one of: wrong KPI weight in bootstrap_weights_config.json, missing signal channel in the customer overlay, stale Wizard C calibration, or a playbook template that doesn't fit the customer's vertical.</w:t>
+      </w:r>
+    </w:p>
+    <w:p>
+      <w:pPr>
+        <w:pStyle w:val="ListParagraph"/>
+        <w:numPr>
+          <w:ilvl w:val="0"/>
+          <w:numId w:val="3"/>
+        </w:numPr>
+        <w:spacing w:after="80"/>
+      </w:pPr>
+      <w:r>
+        <w:t xml:space="preserve">Make the smallest possible overlay change. Most regressions are weight or signal-channel issues, not code.</w:t>
+      </w:r>
+    </w:p>
+    <w:p>
+      <w:pPr>
+        <w:pStyle w:val="ListParagraph"/>
+        <w:numPr>
+          <w:ilvl w:val="0"/>
+          <w:numId w:val="3"/>
+        </w:numPr>
+        <w:spacing w:after="80"/>
+      </w:pPr>
+      <w:r>
+        <w:t xml:space="preserve">Re-run with --shots 3 on the affected persona only. The JSON diff between runs tells you whether the change moved the needle or rolled the LLM.</w:t>
+      </w:r>
+    </w:p>
+    <w:p>
+      <w:pPr>
+        <w:pStyle w:val="ListParagraph"/>
+        <w:numPr>
+          <w:ilvl w:val="0"/>
+          <w:numId w:val="3"/>
+        </w:numPr>
+        <w:spacing w:after="80"/>
+      </w:pPr>
+      <w:r>
+        <w:t xml:space="preserve">Cap at 5 calibration cycles. If you cannot reach the bar in 5, file a base-dev ticket — the issue is deeper than a weight.</w:t>
+      </w:r>
+    </w:p>
+    <w:p>
+      <w:pPr>
+        <w:pStyle w:val="Heading2"/>
+        <w:spacing w:after="140" w:before="240"/>
+      </w:pPr>
+      <w:r>
+        <w:t xml:space="preserve">5.6 HTTP verify scripts — the deterministic gate</w:t>
+      </w:r>
+    </w:p>
+    <w:p>
+      <w:pPr>
+        <w:spacing w:after="120"/>
+      </w:pPr>
+      <w:r>
+        <w:t xml:space="preserve">Before grading, every deploy runs the HTTP verify scripts. These are deterministic — same inputs, same outputs — so they pin invariants (right tile, right number shape, right source label, right period transform) without an LLM in the loop. Run each script post-rehydrate; they exit non-zero on regression.</w:t>
+      </w:r>
+    </w:p>
+    <w:tbl>
+      <w:tblPr>
+        <w:tblW w:type="dxa" w:w="9600"/>
+        <w:tblBorders>
+          <w:top w:val="single" w:color="auto" w:sz="4"/>
+          <w:left w:val="single" w:color="auto" w:sz="4"/>
+          <w:bottom w:val="single" w:color="auto" w:sz="4"/>
+          <w:right w:val="single" w:color="auto" w:sz="4"/>
+          <w:insideH w:val="single" w:color="auto" w:sz="4"/>
+          <w:insideV w:val="single" w:color="auto" w:sz="4"/>
+        </w:tblBorders>
+      </w:tblPr>
+      <w:tblGrid>
+        <w:gridCol w:w="3600"/>
+        <w:gridCol w:w="6000"/>
+      </w:tblGrid>
+      <w:tr>
+        <w:trPr>
+          <w:tblHeader/>
+        </w:trPr>
+        <w:tc>
+          <w:tcPr>
+            <w:tcW w:type="dxa" w:w="3600"/>
+            <w:tcBorders>
+              <w:top w:val="single" w:color="B8B8B8" w:sz="4"/>
+              <w:left w:val="single" w:color="B8B8B8" w:sz="4"/>
+              <w:bottom w:val="single" w:color="B8B8B8" w:sz="4"/>
+              <w:right w:val="single" w:color="B8B8B8" w:sz="4"/>
+            </w:tcBorders>
+            <w:shd w:fill="1F3A5F" w:color="auto" w:val="clear"/>
+            <w:tcMar>
+              <w:top w:type="dxa" w:w="100"/>
+              <w:left w:type="dxa" w:w="140"/>
+              <w:bottom w:type="dxa" w:w="100"/>
+              <w:right w:type="dxa" w:w="140"/>
+            </w:tcMar>
+          </w:tcPr>
+          <w:p>
+            <w:r>
+              <w:rPr>
+                <w:b/>
+                <w:bCs/>
+                <w:color w:val="FFFFFF"/>
+                <w:sz w:val="20"/>
+                <w:szCs w:val="20"/>
+              </w:rPr>
+              <w:t xml:space="preserve">Script</w:t>
+            </w:r>
+          </w:p>
+        </w:tc>
+        <w:tc>
+          <w:tcPr>
+            <w:tcW w:type="dxa" w:w="6000"/>
+            <w:tcBorders>
+              <w:top w:val="single" w:color="B8B8B8" w:sz="4"/>
+              <w:left w:val="single" w:color="B8B8B8" w:sz="4"/>
+              <w:bottom w:val="single" w:color="B8B8B8" w:sz="4"/>
+              <w:right w:val="single" w:color="B8B8B8" w:sz="4"/>
+            </w:tcBorders>
+            <w:shd w:fill="1F3A5F" w:color="auto" w:val="clear"/>
+            <w:tcMar>
+              <w:top w:type="dxa" w:w="100"/>
+              <w:left w:type="dxa" w:w="140"/>
+              <w:bottom w:type="dxa" w:w="100"/>
+              <w:right w:type="dxa" w:w="140"/>
+            </w:tcMar>
+          </w:tcPr>
+          <w:p>
+            <w:r>
+              <w:rPr>
+                <w:b/>
+                <w:bCs/>
+                <w:color w:val="FFFFFF"/>
+                <w:sz w:val="20"/>
+                <w:szCs w:val="20"/>
+              </w:rPr>
+              <w:t xml:space="preserve">What it pins</w:t>
             </w:r>
           </w:p>
         </w:tc>
@@ -4537,88 +5248,59 @@
         </w:trPr>
         <w:tc>
           <w:tcPr>
-            <w:tcW w:type="dxa" w:w="1600"/>
-            <w:tcBorders>
-              <w:top w:val="single" w:color="B8B8B8" w:sz="4"/>
-              <w:left w:val="single" w:color="B8B8B8" w:sz="4"/>
-              <w:bottom w:val="single" w:color="B8B8B8" w:sz="4"/>
-              <w:right w:val="single" w:color="B8B8B8" w:sz="4"/>
-            </w:tcBorders>
-            <w:tcMar>
-              <w:top w:type="dxa" w:w="100"/>
-              <w:left w:type="dxa" w:w="140"/>
-              <w:bottom w:type="dxa" w:w="100"/>
-              <w:right w:type="dxa" w:w="140"/>
-            </w:tcMar>
-          </w:tcPr>
-          <w:p>
-            <w:r>
-              <w:rPr>
-                <w:b w:val="false"/>
-                <w:bCs w:val="false"/>
-                <w:color w:val="000000"/>
-                <w:sz w:val="20"/>
-                <w:szCs w:val="20"/>
-              </w:rPr>
-              <w:t xml:space="preserve">CEO</w:t>
-            </w:r>
-          </w:p>
-        </w:tc>
-        <w:tc>
-          <w:tcPr>
-            <w:tcW w:type="dxa" w:w="4800"/>
-            <w:tcBorders>
-              <w:top w:val="single" w:color="B8B8B8" w:sz="4"/>
-              <w:left w:val="single" w:color="B8B8B8" w:sz="4"/>
-              <w:bottom w:val="single" w:color="B8B8B8" w:sz="4"/>
-              <w:right w:val="single" w:color="B8B8B8" w:sz="4"/>
-            </w:tcBorders>
-            <w:tcMar>
-              <w:top w:type="dxa" w:w="100"/>
-              <w:left w:type="dxa" w:w="140"/>
-              <w:bottom w:type="dxa" w:w="100"/>
-              <w:right w:type="dxa" w:w="140"/>
-            </w:tcMar>
-          </w:tcPr>
-          <w:p>
-            <w:r>
-              <w:rPr>
-                <w:b w:val="false"/>
-                <w:bCs w:val="false"/>
-                <w:color w:val="000000"/>
-                <w:sz w:val="20"/>
-                <w:szCs w:val="20"/>
-              </w:rPr>
-              <w:t xml:space="preserve">Portfolio rollup, board-ready summary numbers, cross-customer comparison if PE/portfolio mode is on.</w:t>
-            </w:r>
-          </w:p>
-        </w:tc>
-        <w:tc>
-          <w:tcPr>
-            <w:tcW w:type="dxa" w:w="3200"/>
-            <w:tcBorders>
-              <w:top w:val="single" w:color="B8B8B8" w:sz="4"/>
-              <w:left w:val="single" w:color="B8B8B8" w:sz="4"/>
-              <w:bottom w:val="single" w:color="B8B8B8" w:sz="4"/>
-              <w:right w:val="single" w:color="B8B8B8" w:sz="4"/>
-            </w:tcBorders>
-            <w:tcMar>
-              <w:top w:type="dxa" w:w="100"/>
-              <w:left w:type="dxa" w:w="140"/>
-              <w:bottom w:type="dxa" w:w="100"/>
-              <w:right w:type="dxa" w:w="140"/>
-            </w:tcMar>
-          </w:tcPr>
-          <w:p>
-            <w:r>
-              <w:rPr>
-                <w:b w:val="false"/>
-                <w:bCs w:val="false"/>
-                <w:color w:val="000000"/>
-                <w:sz w:val="20"/>
-                <w:szCs w:val="20"/>
-              </w:rPr>
-              <w:t xml:space="preserve">16/20</w:t>
+            <w:tcW w:type="dxa" w:w="3600"/>
+            <w:tcBorders>
+              <w:top w:val="single" w:color="B8B8B8" w:sz="4"/>
+              <w:left w:val="single" w:color="B8B8B8" w:sz="4"/>
+              <w:bottom w:val="single" w:color="B8B8B8" w:sz="4"/>
+              <w:right w:val="single" w:color="B8B8B8" w:sz="4"/>
+            </w:tcBorders>
+            <w:tcMar>
+              <w:top w:type="dxa" w:w="100"/>
+              <w:left w:type="dxa" w:w="140"/>
+              <w:bottom w:type="dxa" w:w="100"/>
+              <w:right w:type="dxa" w:w="140"/>
+            </w:tcMar>
+          </w:tcPr>
+          <w:p>
+            <w:r>
+              <w:rPr>
+                <w:b w:val="false"/>
+                <w:bCs w:val="false"/>
+                <w:color w:val="000000"/>
+                <w:sz w:val="20"/>
+                <w:szCs w:val="20"/>
+              </w:rPr>
+              <w:t xml:space="preserve">scripts/verify_cfo_phases_ec2.py</w:t>
+            </w:r>
+          </w:p>
+        </w:tc>
+        <w:tc>
+          <w:tcPr>
+            <w:tcW w:type="dxa" w:w="6000"/>
+            <w:tcBorders>
+              <w:top w:val="single" w:color="B8B8B8" w:sz="4"/>
+              <w:left w:val="single" w:color="B8B8B8" w:sz="4"/>
+              <w:bottom w:val="single" w:color="B8B8B8" w:sz="4"/>
+              <w:right w:val="single" w:color="B8B8B8" w:sz="4"/>
+            </w:tcBorders>
+            <w:tcMar>
+              <w:top w:type="dxa" w:w="100"/>
+              <w:left w:type="dxa" w:w="140"/>
+              <w:bottom w:type="dxa" w:w="100"/>
+              <w:right w:type="dxa" w:w="140"/>
+            </w:tcMar>
+          </w:tcPr>
+          <w:p>
+            <w:r>
+              <w:rPr>
+                <w:b w:val="false"/>
+                <w:bCs w:val="false"/>
+                <w:color w:val="000000"/>
+                <w:sz w:val="20"/>
+                <w:szCs w:val="20"/>
+              </w:rPr>
+              <w:t xml:space="preserve">CFO dashboard Phases 0–5: source labels, context-graph parity with CRO, period_meta echo, ARR exposure, proof-data tile.</w:t>
             </w:r>
           </w:p>
         </w:tc>
@@ -4629,7 +5311,7 @@
         </w:trPr>
         <w:tc>
           <w:tcPr>
-            <w:tcW w:type="dxa" w:w="1600"/>
+            <w:tcW w:type="dxa" w:w="3600"/>
             <w:tcBorders>
               <w:top w:val="single" w:color="B8B8B8" w:sz="4"/>
               <w:left w:val="single" w:color="B8B8B8" w:sz="4"/>
@@ -4653,13 +5335,13 @@
                 <w:sz w:val="20"/>
                 <w:szCs w:val="20"/>
               </w:rPr>
-              <w:t xml:space="preserve">VP CS</w:t>
-            </w:r>
-          </w:p>
-        </w:tc>
-        <w:tc>
-          <w:tcPr>
-            <w:tcW w:type="dxa" w:w="4800"/>
+              <w:t xml:space="preserve">scripts/verify_cfo_phase1_ec2.py</w:t>
+            </w:r>
+          </w:p>
+        </w:tc>
+        <w:tc>
+          <w:tcPr>
+            <w:tcW w:type="dxa" w:w="6000"/>
             <w:tcBorders>
               <w:top w:val="single" w:color="B8B8B8" w:sz="4"/>
               <w:left w:val="single" w:color="B8B8B8" w:sz="4"/>
@@ -4683,37 +5365,7 @@
                 <w:sz w:val="20"/>
                 <w:szCs w:val="20"/>
               </w:rPr>
-              <w:t xml:space="preserve">Team capacity, CSM ranking, playbook execution rates, weekly business review readiness.</w:t>
-            </w:r>
-          </w:p>
-        </w:tc>
-        <w:tc>
-          <w:tcPr>
-            <w:tcW w:type="dxa" w:w="3200"/>
-            <w:tcBorders>
-              <w:top w:val="single" w:color="B8B8B8" w:sz="4"/>
-              <w:left w:val="single" w:color="B8B8B8" w:sz="4"/>
-              <w:bottom w:val="single" w:color="B8B8B8" w:sz="4"/>
-              <w:right w:val="single" w:color="B8B8B8" w:sz="4"/>
-            </w:tcBorders>
-            <w:shd w:fill="F2F2F2" w:color="auto" w:val="clear"/>
-            <w:tcMar>
-              <w:top w:type="dxa" w:w="100"/>
-              <w:left w:type="dxa" w:w="140"/>
-              <w:bottom w:type="dxa" w:w="100"/>
-              <w:right w:type="dxa" w:w="140"/>
-            </w:tcMar>
-          </w:tcPr>
-          <w:p>
-            <w:r>
-              <w:rPr>
-                <w:b w:val="false"/>
-                <w:bCs w:val="false"/>
-                <w:color w:val="000000"/>
-                <w:sz w:val="20"/>
-                <w:szCs w:val="20"/>
-              </w:rPr>
-              <w:t xml:space="preserve">16/20</w:t>
+              <w:t xml:space="preserve">Narrower CFO Phase 1 subset (context-graph $ parity only). Useful when iterating on just Phase 1 changes.</w:t>
             </w:r>
           </w:p>
         </w:tc>
@@ -4724,88 +5376,187 @@
         </w:trPr>
         <w:tc>
           <w:tcPr>
-            <w:tcW w:type="dxa" w:w="1600"/>
-            <w:tcBorders>
-              <w:top w:val="single" w:color="B8B8B8" w:sz="4"/>
-              <w:left w:val="single" w:color="B8B8B8" w:sz="4"/>
-              <w:bottom w:val="single" w:color="B8B8B8" w:sz="4"/>
-              <w:right w:val="single" w:color="B8B8B8" w:sz="4"/>
-            </w:tcBorders>
-            <w:tcMar>
-              <w:top w:type="dxa" w:w="100"/>
-              <w:left w:type="dxa" w:w="140"/>
-              <w:bottom w:type="dxa" w:w="100"/>
-              <w:right w:type="dxa" w:w="140"/>
-            </w:tcMar>
-          </w:tcPr>
-          <w:p>
-            <w:r>
-              <w:rPr>
-                <w:b w:val="false"/>
-                <w:bCs w:val="false"/>
-                <w:color w:val="000000"/>
-                <w:sz w:val="20"/>
-                <w:szCs w:val="20"/>
-              </w:rPr>
-              <w:t xml:space="preserve">CSM</w:t>
-            </w:r>
-          </w:p>
-        </w:tc>
-        <w:tc>
-          <w:tcPr>
-            <w:tcW w:type="dxa" w:w="4800"/>
-            <w:tcBorders>
-              <w:top w:val="single" w:color="B8B8B8" w:sz="4"/>
-              <w:left w:val="single" w:color="B8B8B8" w:sz="4"/>
-              <w:bottom w:val="single" w:color="B8B8B8" w:sz="4"/>
-              <w:right w:val="single" w:color="B8B8B8" w:sz="4"/>
-            </w:tcBorders>
-            <w:tcMar>
-              <w:top w:type="dxa" w:w="100"/>
-              <w:left w:type="dxa" w:w="140"/>
-              <w:bottom w:type="dxa" w:w="100"/>
-              <w:right w:type="dxa" w:w="140"/>
-            </w:tcMar>
-          </w:tcPr>
-          <w:p>
-            <w:r>
-              <w:rPr>
-                <w:b w:val="false"/>
-                <w:bCs w:val="false"/>
-                <w:color w:val="000000"/>
-                <w:sz w:val="20"/>
-                <w:szCs w:val="20"/>
-              </w:rPr>
-              <w:t xml:space="preserve">Daily Kanban (FIRE / THIS WEEK / OPPORTUNITIES), per-account action recommendations, signal triage, time-to-next-action.</w:t>
-            </w:r>
-          </w:p>
-        </w:tc>
-        <w:tc>
-          <w:tcPr>
-            <w:tcW w:type="dxa" w:w="3200"/>
-            <w:tcBorders>
-              <w:top w:val="single" w:color="B8B8B8" w:sz="4"/>
-              <w:left w:val="single" w:color="B8B8B8" w:sz="4"/>
-              <w:bottom w:val="single" w:color="B8B8B8" w:sz="4"/>
-              <w:right w:val="single" w:color="B8B8B8" w:sz="4"/>
-            </w:tcBorders>
-            <w:tcMar>
-              <w:top w:type="dxa" w:w="100"/>
-              <w:left w:type="dxa" w:w="140"/>
-              <w:bottom w:type="dxa" w:w="100"/>
-              <w:right w:type="dxa" w:w="140"/>
-            </w:tcMar>
-          </w:tcPr>
-          <w:p>
-            <w:r>
-              <w:rPr>
-                <w:b w:val="false"/>
-                <w:bCs w:val="false"/>
-                <w:color w:val="000000"/>
-                <w:sz w:val="20"/>
-                <w:szCs w:val="20"/>
-              </w:rPr>
-              <w:t xml:space="preserve">16/20</w:t>
+            <w:tcW w:type="dxa" w:w="3600"/>
+            <w:tcBorders>
+              <w:top w:val="single" w:color="B8B8B8" w:sz="4"/>
+              <w:left w:val="single" w:color="B8B8B8" w:sz="4"/>
+              <w:bottom w:val="single" w:color="B8B8B8" w:sz="4"/>
+              <w:right w:val="single" w:color="B8B8B8" w:sz="4"/>
+            </w:tcBorders>
+            <w:tcMar>
+              <w:top w:type="dxa" w:w="100"/>
+              <w:left w:type="dxa" w:w="140"/>
+              <w:bottom w:type="dxa" w:w="100"/>
+              <w:right w:type="dxa" w:w="140"/>
+            </w:tcMar>
+          </w:tcPr>
+          <w:p>
+            <w:r>
+              <w:rPr>
+                <w:b w:val="false"/>
+                <w:bCs w:val="false"/>
+                <w:color w:val="000000"/>
+                <w:sz w:val="20"/>
+                <w:szCs w:val="20"/>
+              </w:rPr>
+              <w:t xml:space="preserve">scripts/verify_cro_phases_ec2.py</w:t>
+            </w:r>
+          </w:p>
+        </w:tc>
+        <w:tc>
+          <w:tcPr>
+            <w:tcW w:type="dxa" w:w="6000"/>
+            <w:tcBorders>
+              <w:top w:val="single" w:color="B8B8B8" w:sz="4"/>
+              <w:left w:val="single" w:color="B8B8B8" w:sz="4"/>
+              <w:bottom w:val="single" w:color="B8B8B8" w:sz="4"/>
+              <w:right w:val="single" w:color="B8B8B8" w:sz="4"/>
+            </w:tcBorders>
+            <w:tcMar>
+              <w:top w:type="dxa" w:w="100"/>
+              <w:left w:type="dxa" w:w="140"/>
+              <w:bottom w:type="dxa" w:w="100"/>
+              <w:right w:type="dxa" w:w="140"/>
+            </w:tcMar>
+          </w:tcPr>
+          <w:p>
+            <w:r>
+              <w:rPr>
+                <w:b w:val="false"/>
+                <w:bCs w:val="false"/>
+                <w:color w:val="000000"/>
+                <w:sz w:val="20"/>
+                <w:szCs w:val="20"/>
+              </w:rPr>
+              <w:t xml:space="preserve">CRO dashboard Phases 0–5: metric guide, context-graph strip, pre-proof banner, ARR exposure footnote, period_meta, Phase 5 proof path.</w:t>
+            </w:r>
+          </w:p>
+        </w:tc>
+      </w:tr>
+      <w:tr>
+        <w:trPr>
+          <w:tblHeader w:val="false"/>
+        </w:trPr>
+        <w:tc>
+          <w:tcPr>
+            <w:tcW w:type="dxa" w:w="3600"/>
+            <w:tcBorders>
+              <w:top w:val="single" w:color="B8B8B8" w:sz="4"/>
+              <w:left w:val="single" w:color="B8B8B8" w:sz="4"/>
+              <w:bottom w:val="single" w:color="B8B8B8" w:sz="4"/>
+              <w:right w:val="single" w:color="B8B8B8" w:sz="4"/>
+            </w:tcBorders>
+            <w:shd w:fill="F2F2F2" w:color="auto" w:val="clear"/>
+            <w:tcMar>
+              <w:top w:type="dxa" w:w="100"/>
+              <w:left w:type="dxa" w:w="140"/>
+              <w:bottom w:type="dxa" w:w="100"/>
+              <w:right w:type="dxa" w:w="140"/>
+            </w:tcMar>
+          </w:tcPr>
+          <w:p>
+            <w:r>
+              <w:rPr>
+                <w:b w:val="false"/>
+                <w:bCs w:val="false"/>
+                <w:color w:val="000000"/>
+                <w:sz w:val="20"/>
+                <w:szCs w:val="20"/>
+              </w:rPr>
+              <w:t xml:space="preserve">scripts/verify_vpcs_phases_ec2.py</w:t>
+            </w:r>
+          </w:p>
+        </w:tc>
+        <w:tc>
+          <w:tcPr>
+            <w:tcW w:type="dxa" w:w="6000"/>
+            <w:tcBorders>
+              <w:top w:val="single" w:color="B8B8B8" w:sz="4"/>
+              <w:left w:val="single" w:color="B8B8B8" w:sz="4"/>
+              <w:bottom w:val="single" w:color="B8B8B8" w:sz="4"/>
+              <w:right w:val="single" w:color="B8B8B8" w:sz="4"/>
+            </w:tcBorders>
+            <w:shd w:fill="F2F2F2" w:color="auto" w:val="clear"/>
+            <w:tcMar>
+              <w:top w:type="dxa" w:w="100"/>
+              <w:left w:type="dxa" w:w="140"/>
+              <w:bottom w:type="dxa" w:w="100"/>
+              <w:right w:type="dxa" w:w="140"/>
+            </w:tcMar>
+          </w:tcPr>
+          <w:p>
+            <w:r>
+              <w:rPr>
+                <w:b w:val="false"/>
+                <w:bCs w:val="false"/>
+                <w:color w:val="000000"/>
+                <w:sz w:val="20"/>
+                <w:szCs w:val="20"/>
+              </w:rPr>
+              <w:t xml:space="preserve">VPCS dashboard: capacity tile, top performers, scorecard auditability.</w:t>
+            </w:r>
+          </w:p>
+        </w:tc>
+      </w:tr>
+      <w:tr>
+        <w:trPr>
+          <w:tblHeader w:val="false"/>
+        </w:trPr>
+        <w:tc>
+          <w:tcPr>
+            <w:tcW w:type="dxa" w:w="3600"/>
+            <w:tcBorders>
+              <w:top w:val="single" w:color="B8B8B8" w:sz="4"/>
+              <w:left w:val="single" w:color="B8B8B8" w:sz="4"/>
+              <w:bottom w:val="single" w:color="B8B8B8" w:sz="4"/>
+              <w:right w:val="single" w:color="B8B8B8" w:sz="4"/>
+            </w:tcBorders>
+            <w:tcMar>
+              <w:top w:type="dxa" w:w="100"/>
+              <w:left w:type="dxa" w:w="140"/>
+              <w:bottom w:type="dxa" w:w="100"/>
+              <w:right w:type="dxa" w:w="140"/>
+            </w:tcMar>
+          </w:tcPr>
+          <w:p>
+            <w:r>
+              <w:rPr>
+                <w:b w:val="false"/>
+                <w:bCs w:val="false"/>
+                <w:color w:val="000000"/>
+                <w:sz w:val="20"/>
+                <w:szCs w:val="20"/>
+              </w:rPr>
+              <w:t xml:space="preserve">scripts/sanity_check_cust333.py</w:t>
+            </w:r>
+          </w:p>
+        </w:tc>
+        <w:tc>
+          <w:tcPr>
+            <w:tcW w:type="dxa" w:w="6000"/>
+            <w:tcBorders>
+              <w:top w:val="single" w:color="B8B8B8" w:sz="4"/>
+              <w:left w:val="single" w:color="B8B8B8" w:sz="4"/>
+              <w:bottom w:val="single" w:color="B8B8B8" w:sz="4"/>
+              <w:right w:val="single" w:color="B8B8B8" w:sz="4"/>
+            </w:tcBorders>
+            <w:tcMar>
+              <w:top w:type="dxa" w:w="100"/>
+              <w:left w:type="dxa" w:w="140"/>
+              <w:bottom w:type="dxa" w:w="100"/>
+              <w:right w:type="dxa" w:w="140"/>
+            </w:tcMar>
+          </w:tcPr>
+          <w:p>
+            <w:r>
+              <w:rPr>
+                <w:b w:val="false"/>
+                <w:bCs w:val="false"/>
+                <w:color w:val="000000"/>
+                <w:sz w:val="20"/>
+                <w:szCs w:val="20"/>
+              </w:rPr>
+              <w:t xml:space="preserve">Numeric snapshot harness for cust 333 (legacy). API + 2 Ask-AI probes. NOT a persona matrix — use only as a pre/post deploy delta check on numeric tiles.</w:t>
             </w:r>
           </w:p>
         </w:tc>
@@ -4813,76 +5564,27 @@
     </w:tbl>
     <w:p>
       <w:pPr>
+        <w:spacing w:after="120"/>
+      </w:pPr>
+      <w:r>
+        <w:t xml:space="preserve">The recommended pattern: each persona-facing PR ships its own verify_*.py in the same shape (login → hit endpoints → assert known invariants → exit non-zero on regression). The May 17 batch added the first three; the VPCS one followed in the 904184fed batch. Keep adding them — they're cheap regression insurance.</w:t>
+      </w:r>
+    </w:p>
+    <w:p>
+      <w:pPr>
         <w:pStyle w:val="Heading2"/>
         <w:spacing w:after="140" w:before="240"/>
       </w:pPr>
       <w:r>
-        <w:t xml:space="preserve">5.2 Question categories per persona</w:t>
-      </w:r>
-    </w:p>
-    <w:p>
-      <w:pPr>
-        <w:pStyle w:val="ListParagraph"/>
-        <w:numPr>
-          <w:ilvl w:val="0"/>
-          <w:numId w:val="2"/>
-        </w:numPr>
-        <w:spacing w:after="80"/>
-      </w:pPr>
-      <w:r>
-        <w:t xml:space="preserve">Numbers (2 questions): Are the headline numbers on the persona's dashboard correct and reconcile-able to a source?</w:t>
-      </w:r>
-    </w:p>
-    <w:p>
-      <w:pPr>
-        <w:pStyle w:val="ListParagraph"/>
-        <w:numPr>
-          <w:ilvl w:val="0"/>
-          <w:numId w:val="2"/>
-        </w:numPr>
-        <w:spacing w:after="80"/>
-      </w:pPr>
-      <w:r>
-        <w:t xml:space="preserve">Explainability (2 questions): When the persona clicks into a number, do they get an answer they can defend in a meeting?</w:t>
-      </w:r>
-    </w:p>
-    <w:p>
-      <w:pPr>
-        <w:pStyle w:val="ListParagraph"/>
-        <w:numPr>
-          <w:ilvl w:val="0"/>
-          <w:numId w:val="2"/>
-        </w:numPr>
-        <w:spacing w:after="80"/>
-      </w:pPr>
-      <w:r>
-        <w:t xml:space="preserve">Actionability (2 questions): Does the dashboard tell them what to do next?</w:t>
-      </w:r>
-    </w:p>
-    <w:p>
-      <w:pPr>
-        <w:pStyle w:val="ListParagraph"/>
-        <w:numPr>
-          <w:ilvl w:val="0"/>
-          <w:numId w:val="2"/>
-        </w:numPr>
-        <w:spacing w:after="80"/>
-      </w:pPr>
-      <w:r>
-        <w:t xml:space="preserve">Trust (2 questions): Is the confidence interval / governance disclosure visible where it matters?</w:t>
-      </w:r>
-    </w:p>
-    <w:p>
-      <w:pPr>
-        <w:pStyle w:val="ListParagraph"/>
-        <w:numPr>
-          <w:ilvl w:val="0"/>
-          <w:numId w:val="2"/>
-        </w:numPr>
-        <w:spacing w:after="80"/>
-      </w:pPr>
-      <w:r>
-        <w:t xml:space="preserve">Workflow (2 questions): Does the surface fit the persona's actual cadence (CSM = daily, CFO = monthly, CEO = quarterly)?</w:t>
+        <w:t xml:space="preserve">5.7 Acceptance harness (planned)</w:t>
+      </w:r>
+    </w:p>
+    <w:p>
+      <w:pPr>
+        <w:spacing w:after="120"/>
+      </w:pPr>
+      <w:r>
+        <w:t xml:space="preserve">A run_acceptance_ec2.sh wrapper to orchestrate the HTTP suites + optional persona grading from one invocation is on the roadmap. Until it lands, run each verify script directly post-rehydrate and run the persona grader manually before customer acceptance. The wrapper would expose ACCEPTANCE_RUN_PERSONA=1 to opt into LLM grading and ACCEPTANCE_SEED_VPCS=1 to refresh renewal/playbook attribution before the run. If your engagement needs this orchestrator before the wrapper lands, write a thin shell script that runs verify_*.py in sequence — do not rebuild the persona grader.</w:t>
       </w:r>
     </w:p>
     <w:p>
@@ -4891,7 +5593,7 @@
         <w:spacing w:after="140" w:before="240"/>
       </w:pPr>
       <w:r>
-        <w:t xml:space="preserve">5.3 The practical instrument: MCP replay</w:t>
+        <w:t xml:space="preserve">5.8 Golden-file maintenance</w:t>
       </w:r>
     </w:p>
     <w:p>
@@ -4899,137 +5601,7 @@
         <w:spacing w:after="120"/>
       </w:pPr>
       <w:r>
-        <w:t xml:space="preserve">The rubric is the conceptual framework. The instrument you actually run is MCP replay.</w:t>
-      </w:r>
-    </w:p>
-    <w:p>
-      <w:pPr>
-        <w:spacing w:after="120"/>
-      </w:pPr>
-      <w:r>
-        <w:t xml:space="preserve">Each persona has a fixed prompt-set (10 prompts, matching the 10 rubric questions). You run them through Ask AI against the customer's tenant. The script captures the answer and diffs it against a golden JSON in results/sanity/.</w:t>
-      </w:r>
-    </w:p>
-    <w:p>
-      <w:pPr>
-        <w:shd w:fill="F5F5F5" w:color="auto" w:val="clear"/>
-        <w:spacing w:after="80"/>
-        <w:ind w:left="360"/>
-      </w:pPr>
-      <w:r>
-        <w:rPr>
-          <w:rFonts w:ascii="Courier New" w:cs="Courier New" w:eastAsia="Courier New" w:hAnsi="Courier New"/>
-          <w:sz w:val="20"/>
-          <w:szCs w:val="20"/>
-        </w:rPr>
-        <w:t xml:space="preserve">./scripts/sanity_check_cust{N}.py --persona cro --persona cfo --persona ceo --persona vpcs --persona csm</w:t>
-      </w:r>
-    </w:p>
-    <w:p>
-      <w:pPr>
-        <w:spacing w:after="120"/>
-      </w:pPr>
-      <w:r>
-        <w:t xml:space="preserve">The script emits a per-persona scorecard: pass / fail per question, total per persona, and a portfolio rollup. The golden JSON is checked into the customer overlay so future runs are reproducible.</w:t>
-      </w:r>
-    </w:p>
-    <w:p>
-      <w:pPr>
-        <w:pStyle w:val="Heading2"/>
-        <w:spacing w:after="140" w:before="240"/>
-      </w:pPr>
-      <w:r>
-        <w:t xml:space="preserve">5.4 Calibration loop</w:t>
-      </w:r>
-    </w:p>
-    <w:p>
-      <w:pPr>
-        <w:spacing w:after="120"/>
-      </w:pPr>
-      <w:r>
-        <w:t xml:space="preserve">When a persona scores below threshold, the fix loop is:</w:t>
-      </w:r>
-    </w:p>
-    <w:p>
-      <w:pPr>
-        <w:pStyle w:val="ListParagraph"/>
-        <w:numPr>
-          <w:ilvl w:val="0"/>
-          <w:numId w:val="3"/>
-        </w:numPr>
-        <w:spacing w:after="80"/>
-      </w:pPr>
-      <w:r>
-        <w:t xml:space="preserve">Identify which question failed (the script tells you).</w:t>
-      </w:r>
-    </w:p>
-    <w:p>
-      <w:pPr>
-        <w:pStyle w:val="ListParagraph"/>
-        <w:numPr>
-          <w:ilvl w:val="0"/>
-          <w:numId w:val="3"/>
-        </w:numPr>
-        <w:spacing w:after="80"/>
-      </w:pPr>
-      <w:r>
-        <w:t xml:space="preserve">Map the question to a root cause: wrong KPI weight, missing signal source, wrong pillar weight, stale Wizard C calibration, or a playbook gap.</w:t>
-      </w:r>
-    </w:p>
-    <w:p>
-      <w:pPr>
-        <w:pStyle w:val="ListParagraph"/>
-        <w:numPr>
-          <w:ilvl w:val="0"/>
-          <w:numId w:val="3"/>
-        </w:numPr>
-        <w:spacing w:after="80"/>
-      </w:pPr>
-      <w:r>
-        <w:t xml:space="preserve">Make the smallest possible change in the customer overlay — usually a weight adjustment in bootstrap_weights_config.json or a new signal channel.</w:t>
-      </w:r>
-    </w:p>
-    <w:p>
-      <w:pPr>
-        <w:pStyle w:val="ListParagraph"/>
-        <w:numPr>
-          <w:ilvl w:val="0"/>
-          <w:numId w:val="3"/>
-        </w:numPr>
-        <w:spacing w:after="80"/>
-      </w:pPr>
-      <w:r>
-        <w:t xml:space="preserve">Re-run the persona's eval. The script will show which questions moved and by how much.</w:t>
-      </w:r>
-    </w:p>
-    <w:p>
-      <w:pPr>
-        <w:pStyle w:val="ListParagraph"/>
-        <w:numPr>
-          <w:ilvl w:val="0"/>
-          <w:numId w:val="3"/>
-        </w:numPr>
-        <w:spacing w:after="80"/>
-      </w:pPr>
-      <w:r>
-        <w:t xml:space="preserve">Repeat until threshold is crossed. Cap at 5 calibration cycles. If you cannot close the gap in 5, file a base-dev ticket — the issue is likely deeper than a weight.</w:t>
-      </w:r>
-    </w:p>
-    <w:p>
-      <w:pPr>
-        <w:pStyle w:val="Heading2"/>
-        <w:spacing w:after="140" w:before="240"/>
-      </w:pPr>
-      <w:r>
-        <w:t xml:space="preserve">5.5 Golden-file maintenance</w:t>
-      </w:r>
-    </w:p>
-    <w:p>
-      <w:pPr>
-        <w:spacing w:after="120"/>
-      </w:pPr>
-      <w:r>
-        <w:t xml:space="preserve">Once a persona passes, snapshot the answers into results/sanity/golden_{persona}.json. That becomes the regression baseline for every future image upgrade for this customer. Re-running the script after a deploy is how you prove the upgrade did not silently drift the numbers.</w:t>
+        <w:t xml:space="preserve">Persona grader JSON outputs (with prompts, responses, grades, rationale) go in /app/scripts/datasets/ inside the container. Pull them out to the customer's overlay folder as the regression baseline. Re-running after a deploy is how you prove the upgrade did not silently drift the AI surface.</w:t>
       </w:r>
     </w:p>
     <w:p>
@@ -5647,7 +6219,7 @@
         <w:spacing w:after="120"/>
       </w:pPr>
       <w:r>
-        <w:t xml:space="preserve">Use the platform's onboarding wizard from the admin UI, or the MCP create_customer tool if you are scripting. Pick the vertical (DC2_S, SaaS, Healthcare). Pick the KPI tier (Starter 9, Predictive 11 — default, Full 43).</w:t>
+        <w:t xml:space="preserve">Use the platform's onboarding wizard from the admin UI, or the MCP create_customer tool if you are scripting. Two first-class verticals today: dc2_s (data center) and saas_premium. Other industry labels (healthcare, etc.) flow in as account firmographic data, not as separate vertical modules — do not promise the customer a 'Healthcare vertical' surface that exists like dc2_s. Pick the KPI tier (Starter 9, Predictive 11 — default, Full 43).</w:t>
       </w:r>
     </w:p>
     <w:p>
@@ -5785,7 +6357,7 @@
                 <w:sz w:val="20"/>
                 <w:szCs w:val="20"/>
               </w:rPr>
-              <w:t xml:space="preserve">accounts.csv</w:t>
+              <w:t xml:space="preserve">account_details.csv (preferred) or accounts.csv (fallback)</w:t>
             </w:r>
           </w:p>
         </w:tc>
@@ -5814,7 +6386,7 @@
                 <w:sz w:val="20"/>
                 <w:szCs w:val="20"/>
               </w:rPr>
-              <w:t xml:space="preserve">Account records with products, champion contacts, contract details, firmographic data.</w:t>
+              <w:t xml:space="preserve">Account records with products, champion contacts, contract details, firmographic data. The loader prefers account_details.csv when both are present.</w:t>
             </w:r>
           </w:p>
         </w:tc>
@@ -5913,7 +6485,7 @@
                 <w:sz w:val="20"/>
                 <w:szCs w:val="20"/>
               </w:rPr>
-              <w:t xml:space="preserve">enhanced_qualitative_signals.csv</w:t>
+              <w:t xml:space="preserve">enhanced_qualitative_signals.csv (preferred) or qualitative_signals.csv (fallback)</w:t>
             </w:r>
           </w:p>
         </w:tc>
@@ -5942,7 +6514,7 @@
                 <w:sz w:val="20"/>
                 <w:szCs w:val="20"/>
               </w:rPr>
-              <w:t xml:space="preserve">Signal feed (NPS, escalations, champion changes, executive feedback).</w:t>
+              <w:t xml:space="preserve">Signal feed (NPS, escalations, champion changes, executive feedback). The enhanced_ variant carries additional columns; the loader accepts either.</w:t>
             </w:r>
           </w:p>
         </w:tc>
@@ -6018,16 +6590,7 @@
         <w:spacing w:after="120"/>
       </w:pPr>
       <w:r>
-        <w:t xml:space="preserve">Upload via the admin UI or the MCP upload_csv tool. After all four are uploaded, call process_data. Wizard A and Wizard B auto-run. Wizard C does NOT auto-fire — that is a deliberate policy decision. Wizard C runs only on an outcome-count threshold (≥10 new closed outcomes) or an explicit admin trigger. Do not change this.</w:t>
-      </w:r>
-    </w:p>
-    <w:p>
-      <w:pPr>
-        <w:pStyle w:val="Heading2"/>
-        <w:spacing w:after="140" w:before="240"/>
-      </w:pPr>
-      <w:r>
-        <w:t xml:space="preserve">7.4 Step 4 — First sanity check</w:t>
+        <w:t xml:space="preserve">Upload via the admin UI or the MCP upload_csv tool. After all four are uploaded, call process_data. Wizard A (causal-graph) and Wizard B (counterfactual NRR) auto-run as part of process_data. Wizard C (KPI weight calibration) and Wizard D (predictor recalibration) DO NOT auto-fire from process_data.</w:t>
       </w:r>
     </w:p>
     <w:p>
@@ -6035,7 +6598,7 @@
         <w:spacing w:after="120"/>
       </w:pPr>
       <w:r>
-        <w:t xml:space="preserve">Run the sanity script against the new tenant. Confirm the dashboards render and the numbers are non-zero. Common first-day issues:</w:t>
+        <w:t xml:space="preserve">Specifically on the wizard policy — what is actually true today:</w:t>
       </w:r>
     </w:p>
     <w:p>
@@ -6048,7 +6611,7 @@
         <w:spacing w:after="80"/>
       </w:pPr>
       <w:r>
-        <w:t xml:space="preserve">Revenue Protected $0: post-load attribution did not run. Trigger it from the admin endpoint.</w:t>
+        <w:t xml:space="preserve">Wizard C: explicit-only. Run via the MCP tool trigger_wizard('c') or the admin endpoint. The intended policy is 'auto-fire on ≥10 new closed outcomes or admin trigger,' but the auto-threshold is NOT enforced in code today — treat C as admin-trigger-only until base dev confirms the threshold is wired.</w:t>
       </w:r>
     </w:p>
     <w:p>
@@ -6061,7 +6624,24 @@
         <w:spacing w:after="80"/>
       </w:pPr>
       <w:r>
-        <w:t xml:space="preserve">NRR forecast 0%: Wizard D did not converge. Check the Wizard D log; refit manually if needed.</w:t>
+        <w:t xml:space="preserve">Wizard D: explicit, post-load. After process_data lands and outcomes are present, run trigger_wizard('d') (or the equivalent admin call) so the predictor refits to this tenant. Skipping this leaves the tenant on the previous calibration — symptoms: NRR forecast looks plausible but doesn't move with the tenant's actual KPI trajectory.</w:t>
+      </w:r>
+    </w:p>
+    <w:p>
+      <w:pPr>
+        <w:pStyle w:val="Heading2"/>
+        <w:spacing w:after="140" w:before="240"/>
+      </w:pPr>
+      <w:r>
+        <w:t xml:space="preserve">7.4 Step 4 — First sanity check</w:t>
+      </w:r>
+    </w:p>
+    <w:p>
+      <w:pPr>
+        <w:spacing w:after="120"/>
+      </w:pPr>
+      <w:r>
+        <w:t xml:space="preserve">Run the HTTP verify scripts (§5.6) against the new tenant. They confirm tile shapes and source labels deterministically. Then visually walk all 5 dashboards and confirm the numbers are non-zero. Common first-day issues:</w:t>
       </w:r>
     </w:p>
     <w:p>
@@ -6074,7 +6654,46 @@
         <w:spacing w:after="80"/>
       </w:pPr>
       <w:r>
+        <w:t xml:space="preserve">Revenue Protected $0: post-load attribution did not run. Trigger it from the admin endpoint.</w:t>
+      </w:r>
+    </w:p>
+    <w:p>
+      <w:pPr>
+        <w:pStyle w:val="ListParagraph"/>
+        <w:numPr>
+          <w:ilvl w:val="0"/>
+          <w:numId w:val="2"/>
+        </w:numPr>
+        <w:spacing w:after="80"/>
+      </w:pPr>
+      <w:r>
+        <w:t xml:space="preserve">NRR forecast 0% or unchanged from a previous tenant: Wizard D was not refit (see §7.3 wizard policy). Run trigger_wizard('d') manually.</w:t>
+      </w:r>
+    </w:p>
+    <w:p>
+      <w:pPr>
+        <w:pStyle w:val="ListParagraph"/>
+        <w:numPr>
+          <w:ilvl w:val="0"/>
+          <w:numId w:val="2"/>
+        </w:numPr>
+        <w:spacing w:after="80"/>
+      </w:pPr>
+      <w:r>
         <w:t xml:space="preserve">Ask AI says "I don't know" to dashboard questions: a tool was not wired into the customer's enabled set. Check entitlements.</w:t>
+      </w:r>
+    </w:p>
+    <w:p>
+      <w:pPr>
+        <w:pStyle w:val="ListParagraph"/>
+        <w:numPr>
+          <w:ilvl w:val="0"/>
+          <w:numId w:val="2"/>
+        </w:numPr>
+        <w:spacing w:after="80"/>
+      </w:pPr>
+      <w:r>
+        <w:t xml:space="preserve">Dashboard tile shows context-graph $ but CRO and CFO numbers don't match: PR #38 parity regression — re-run scripts/verify_cfo_phase1_ec2.py to localize.</w:t>
       </w:r>
     </w:p>
     <w:p>
@@ -6083,7 +6702,7 @@
         <w:spacing w:after="140" w:before="240"/>
       </w:pPr>
       <w:r>
-        <w:t xml:space="preserve">7.5 Step 5 — Run the first persona-eval</w:t>
+        <w:t xml:space="preserve">7.5 Step 5 — Run the first persona-grading pass</w:t>
       </w:r>
     </w:p>
     <w:p>
@@ -6091,7 +6710,7 @@
         <w:spacing w:after="120"/>
       </w:pPr>
       <w:r>
-        <w:t xml:space="preserve">Once the dashboards render, run the persona-eval matrix (Section 5). Expect at least one persona to score below threshold on day one. The discovery workbook answers are the calibration starting point — adjust the weights, re-run, repeat. Target: all five personas at threshold within the first week.</w:t>
+        <w:t xml:space="preserve">Once §7.4 is green, run the persona grader (§5.3) for all 5 personas at --shots 3 to get a confident baseline. Expect at least one persona to grade below the customer's bar on day one — usually CSM (cold-start tenant has no closed-loop revenue attribution yet) or CFO (no realized defensive ROI until playbooks resolve). The discovery workbook answers are the calibration starting point — follow the loop in §5.5. Target: all 5 personas at the customer's bar (typically B+ or higher) within the first week.</w:t>
       </w:r>
     </w:p>
     <w:p>
@@ -7256,7 +7875,7 @@
                 <w:sz w:val="20"/>
                 <w:szCs w:val="20"/>
               </w:rPr>
-              <w:t xml:space="preserve">backend/verticals/dc2_s/kpi_definitions.py</w:t>
+              <w:t xml:space="preserve">backend/verticals/dc2_s/kpi_definitions.py (and verticals/saas_premium/ equivalent)</w:t>
             </w:r>
           </w:p>
         </w:tc>
@@ -7355,7 +7974,7 @@
                 <w:sz w:val="20"/>
                 <w:szCs w:val="20"/>
               </w:rPr>
-              <w:t xml:space="preserve">Sanity script</w:t>
+              <w:t xml:space="preserve">Persona grader runner</w:t>
             </w:r>
           </w:p>
         </w:tc>
@@ -7384,7 +8003,7 @@
                 <w:sz w:val="20"/>
                 <w:szCs w:val="20"/>
               </w:rPr>
-              <w:t xml:space="preserve">scripts/sanity_check_cust{N}.py</w:t>
+              <w:t xml:space="preserve">kpi-dashboard/backend/tests/persona_grading/runner.py (invoke via python3 -m tests.persona_grading.runner)</w:t>
             </w:r>
           </w:p>
         </w:tc>
@@ -7419,7 +8038,7 @@
                 <w:sz w:val="20"/>
                 <w:szCs w:val="20"/>
               </w:rPr>
-              <w:t xml:space="preserve">Sanity snapshots + golden files</w:t>
+              <w:t xml:space="preserve">HTTP verify scripts</w:t>
             </w:r>
           </w:p>
         </w:tc>
@@ -7449,7 +8068,7 @@
                 <w:sz w:val="20"/>
                 <w:szCs w:val="20"/>
               </w:rPr>
-              <w:t xml:space="preserve">results/sanity/</w:t>
+              <w:t xml:space="preserve">scripts/verify_cfo_phases_ec2.py, verify_cro_phases_ec2.py, verify_vpcs_phases_ec2.py, verify_cfo_phase1_ec2.py</w:t>
             </w:r>
           </w:p>
         </w:tc>
@@ -7483,7 +8102,7 @@
                 <w:sz w:val="20"/>
                 <w:szCs w:val="20"/>
               </w:rPr>
-              <w:t xml:space="preserve">Deploy script</w:t>
+              <w:t xml:space="preserve">Legacy numeric-snapshot harness (cust 333 only, NOT persona)</w:t>
             </w:r>
           </w:p>
         </w:tc>
@@ -7512,7 +8131,7 @@
                 <w:sz w:val="20"/>
                 <w:szCs w:val="20"/>
               </w:rPr>
-              <w:t xml:space="preserve">scripts/rehydrate-ec2-ecr.sh</w:t>
+              <w:t xml:space="preserve">scripts/sanity_check_cust333.py</w:t>
             </w:r>
           </w:p>
         </w:tc>
@@ -7547,7 +8166,7 @@
                 <w:sz w:val="20"/>
                 <w:szCs w:val="20"/>
               </w:rPr>
-              <w:t xml:space="preserve">Docker compose (local)</w:t>
+              <w:t xml:space="preserve">Deploy scripts</w:t>
             </w:r>
           </w:p>
         </w:tc>
@@ -7577,7 +8196,7 @@
                 <w:sz w:val="20"/>
                 <w:szCs w:val="20"/>
               </w:rPr>
-              <w:t xml:space="preserve">docker-compose.cspulse.yml</w:t>
+              <w:t xml:space="preserve">scripts/deploy-ec2-git-pull.sh (primary), scripts/rehydrate-ec2-ecr.sh (ECR tag-based)</w:t>
             </w:r>
           </w:p>
         </w:tc>
@@ -7611,7 +8230,7 @@
                 <w:sz w:val="20"/>
                 <w:szCs w:val="20"/>
               </w:rPr>
-              <w:t xml:space="preserve">MCP tool catalog (51 tools)</w:t>
+              <w:t xml:space="preserve">Docker compose (local)</w:t>
             </w:r>
           </w:p>
         </w:tc>
@@ -7640,7 +8259,7 @@
                 <w:sz w:val="20"/>
                 <w:szCs w:val="20"/>
               </w:rPr>
-              <w:t xml:space="preserve">kpi-dashboard/backend/mcp_server/</w:t>
+              <w:t xml:space="preserve">docker-compose.cspulse.yml</w:t>
             </w:r>
           </w:p>
         </w:tc>
@@ -7675,6 +8294,70 @@
                 <w:sz w:val="20"/>
                 <w:szCs w:val="20"/>
               </w:rPr>
+              <w:t xml:space="preserve">MCP tool catalog (~52 @mcp.tool decorators today)</w:t>
+            </w:r>
+          </w:p>
+        </w:tc>
+        <w:tc>
+          <w:tcPr>
+            <w:tcW w:type="dxa" w:w="4800"/>
+            <w:tcBorders>
+              <w:top w:val="single" w:color="B8B8B8" w:sz="4"/>
+              <w:left w:val="single" w:color="B8B8B8" w:sz="4"/>
+              <w:bottom w:val="single" w:color="B8B8B8" w:sz="4"/>
+              <w:right w:val="single" w:color="B8B8B8" w:sz="4"/>
+            </w:tcBorders>
+            <w:shd w:fill="F2F2F2" w:color="auto" w:val="clear"/>
+            <w:tcMar>
+              <w:top w:type="dxa" w:w="100"/>
+              <w:left w:type="dxa" w:w="140"/>
+              <w:bottom w:type="dxa" w:w="100"/>
+              <w:right w:type="dxa" w:w="140"/>
+            </w:tcMar>
+          </w:tcPr>
+          <w:p>
+            <w:r>
+              <w:rPr>
+                <w:b w:val="false"/>
+                <w:bCs w:val="false"/>
+                <w:color w:val="000000"/>
+                <w:sz w:val="20"/>
+                <w:szCs w:val="20"/>
+              </w:rPr>
+              <w:t xml:space="preserve">kpi-dashboard/backend/mcp_server/cs_pulse_*.py</w:t>
+            </w:r>
+          </w:p>
+        </w:tc>
+      </w:tr>
+      <w:tr>
+        <w:trPr>
+          <w:tblHeader w:val="false"/>
+        </w:trPr>
+        <w:tc>
+          <w:tcPr>
+            <w:tcW w:type="dxa" w:w="4800"/>
+            <w:tcBorders>
+              <w:top w:val="single" w:color="B8B8B8" w:sz="4"/>
+              <w:left w:val="single" w:color="B8B8B8" w:sz="4"/>
+              <w:bottom w:val="single" w:color="B8B8B8" w:sz="4"/>
+              <w:right w:val="single" w:color="B8B8B8" w:sz="4"/>
+            </w:tcBorders>
+            <w:tcMar>
+              <w:top w:type="dxa" w:w="100"/>
+              <w:left w:type="dxa" w:w="140"/>
+              <w:bottom w:type="dxa" w:w="100"/>
+              <w:right w:type="dxa" w:w="140"/>
+            </w:tcMar>
+          </w:tcPr>
+          <w:p>
+            <w:r>
+              <w:rPr>
+                <w:b w:val="false"/>
+                <w:bCs w:val="false"/>
+                <w:color w:val="000000"/>
+                <w:sz w:val="20"/>
+                <w:szCs w:val="20"/>
+              </w:rPr>
               <w:t xml:space="preserve">Discovery workbook (this engagement)</w:t>
             </w:r>
           </w:p>
@@ -7688,7 +8371,6 @@
               <w:bottom w:val="single" w:color="B8B8B8" w:sz="4"/>
               <w:right w:val="single" w:color="B8B8B8" w:sz="4"/>
             </w:tcBorders>
-            <w:shd w:fill="F2F2F2" w:color="auto" w:val="clear"/>
             <w:tcMar>
               <w:top w:type="dxa" w:w="100"/>
               <w:left w:type="dxa" w:w="140"/>
@@ -7717,7 +8399,7 @@
         <w:spacing w:after="140" w:before="240"/>
       </w:pPr>
       <w:r>
-        <w:t xml:space="preserve">8.3 The 51 MCP tools (by capability area)</w:t>
+        <w:t xml:space="preserve">8.3 MCP tool inventory (by capability area)</w:t>
       </w:r>
     </w:p>
     <w:p>
@@ -7725,7 +8407,7 @@
         <w:spacing w:after="120"/>
       </w:pPr>
       <w:r>
-        <w:t xml:space="preserve">You will call these via Ask AI or directly through the MCP server. You may NOT add new ones — those go through base dev.</w:t>
+        <w:t xml:space="preserve">The platform exposes ~52 @mcp.tool-decorated callables today, spread across kpi-dashboard/backend/mcp_server/cs_pulse_*.py. The list below is curated and groups them by capability — it is NOT generated from code, so do not treat the count as authoritative; before quoting a number to a customer, grep mcp_server/ for @mcp.tool and count the live decorations. You may NOT add new tools — those go through base dev.</w:t>
       </w:r>
     </w:p>
     <w:p>

--- a/gtm-decks/fde-kt/CSPulse_FDE_Playbook.docx
+++ b/gtm-decks/fde-kt/CSPulse_FDE_Playbook.docx
@@ -3196,6 +3196,1535 @@
     </w:p>
     <w:p>
       <w:pPr>
+        <w:pStyle w:val="Heading2"/>
+        <w:spacing w:after="140" w:before="240"/>
+      </w:pPr>
+      <w:r>
+        <w:t xml:space="preserve">2.4 Signal path — CSV default vs. live signal engine</w:t>
+      </w:r>
+    </w:p>
+    <w:p>
+      <w:pPr>
+        <w:spacing w:after="120"/>
+      </w:pPr>
+      <w:r>
+        <w:t xml:space="preserve">Qualitative signals reach the platform through one of two channels. Most pilots run Channel 1 only. Channel 2 (live ingest) is opt-in per tenant after DPA + admin enablement.</w:t>
+      </w:r>
+    </w:p>
+    <w:tbl>
+      <w:tblPr>
+        <w:tblW w:type="dxa" w:w="9600"/>
+        <w:tblBorders>
+          <w:top w:val="single" w:color="auto" w:sz="4"/>
+          <w:left w:val="single" w:color="auto" w:sz="4"/>
+          <w:bottom w:val="single" w:color="auto" w:sz="4"/>
+          <w:right w:val="single" w:color="auto" w:sz="4"/>
+          <w:insideH w:val="single" w:color="auto" w:sz="4"/>
+          <w:insideV w:val="single" w:color="auto" w:sz="4"/>
+        </w:tblBorders>
+      </w:tblPr>
+      <w:tblGrid>
+        <w:gridCol w:w="1800"/>
+        <w:gridCol w:w="4200"/>
+        <w:gridCol w:w="3600"/>
+      </w:tblGrid>
+      <w:tr>
+        <w:trPr>
+          <w:tblHeader/>
+        </w:trPr>
+        <w:tc>
+          <w:tcPr>
+            <w:tcW w:type="dxa" w:w="1800"/>
+            <w:tcBorders>
+              <w:top w:val="single" w:color="B8B8B8" w:sz="4"/>
+              <w:left w:val="single" w:color="B8B8B8" w:sz="4"/>
+              <w:bottom w:val="single" w:color="B8B8B8" w:sz="4"/>
+              <w:right w:val="single" w:color="B8B8B8" w:sz="4"/>
+            </w:tcBorders>
+            <w:shd w:fill="1F3A5F" w:color="auto" w:val="clear"/>
+            <w:tcMar>
+              <w:top w:type="dxa" w:w="100"/>
+              <w:left w:type="dxa" w:w="140"/>
+              <w:bottom w:type="dxa" w:w="100"/>
+              <w:right w:type="dxa" w:w="140"/>
+            </w:tcMar>
+          </w:tcPr>
+          <w:p>
+            <w:r>
+              <w:rPr>
+                <w:b/>
+                <w:bCs/>
+                <w:color w:val="FFFFFF"/>
+                <w:sz w:val="20"/>
+                <w:szCs w:val="20"/>
+              </w:rPr>
+              <w:t xml:space="preserve">Channel</w:t>
+            </w:r>
+          </w:p>
+        </w:tc>
+        <w:tc>
+          <w:tcPr>
+            <w:tcW w:type="dxa" w:w="4200"/>
+            <w:tcBorders>
+              <w:top w:val="single" w:color="B8B8B8" w:sz="4"/>
+              <w:left w:val="single" w:color="B8B8B8" w:sz="4"/>
+              <w:bottom w:val="single" w:color="B8B8B8" w:sz="4"/>
+              <w:right w:val="single" w:color="B8B8B8" w:sz="4"/>
+            </w:tcBorders>
+            <w:shd w:fill="1F3A5F" w:color="auto" w:val="clear"/>
+            <w:tcMar>
+              <w:top w:type="dxa" w:w="100"/>
+              <w:left w:type="dxa" w:w="140"/>
+              <w:bottom w:type="dxa" w:w="100"/>
+              <w:right w:type="dxa" w:w="140"/>
+            </w:tcMar>
+          </w:tcPr>
+          <w:p>
+            <w:r>
+              <w:rPr>
+                <w:b/>
+                <w:bCs/>
+                <w:color w:val="FFFFFF"/>
+                <w:sz w:val="20"/>
+                <w:szCs w:val="20"/>
+              </w:rPr>
+              <w:t xml:space="preserve">What it is</w:t>
+            </w:r>
+          </w:p>
+        </w:tc>
+        <w:tc>
+          <w:tcPr>
+            <w:tcW w:type="dxa" w:w="3600"/>
+            <w:tcBorders>
+              <w:top w:val="single" w:color="B8B8B8" w:sz="4"/>
+              <w:left w:val="single" w:color="B8B8B8" w:sz="4"/>
+              <w:bottom w:val="single" w:color="B8B8B8" w:sz="4"/>
+              <w:right w:val="single" w:color="B8B8B8" w:sz="4"/>
+            </w:tcBorders>
+            <w:shd w:fill="1F3A5F" w:color="auto" w:val="clear"/>
+            <w:tcMar>
+              <w:top w:type="dxa" w:w="100"/>
+              <w:left w:type="dxa" w:w="140"/>
+              <w:bottom w:type="dxa" w:w="100"/>
+              <w:right w:type="dxa" w:w="140"/>
+            </w:tcMar>
+          </w:tcPr>
+          <w:p>
+            <w:r>
+              <w:rPr>
+                <w:b/>
+                <w:bCs/>
+                <w:color w:val="FFFFFF"/>
+                <w:sz w:val="20"/>
+                <w:szCs w:val="20"/>
+              </w:rPr>
+              <w:t xml:space="preserve">Default state</w:t>
+            </w:r>
+          </w:p>
+        </w:tc>
+      </w:tr>
+      <w:tr>
+        <w:trPr>
+          <w:tblHeader w:val="false"/>
+        </w:trPr>
+        <w:tc>
+          <w:tcPr>
+            <w:tcW w:type="dxa" w:w="1800"/>
+            <w:tcBorders>
+              <w:top w:val="single" w:color="B8B8B8" w:sz="4"/>
+              <w:left w:val="single" w:color="B8B8B8" w:sz="4"/>
+              <w:bottom w:val="single" w:color="B8B8B8" w:sz="4"/>
+              <w:right w:val="single" w:color="B8B8B8" w:sz="4"/>
+            </w:tcBorders>
+            <w:tcMar>
+              <w:top w:type="dxa" w:w="100"/>
+              <w:left w:type="dxa" w:w="140"/>
+              <w:bottom w:type="dxa" w:w="100"/>
+              <w:right w:type="dxa" w:w="140"/>
+            </w:tcMar>
+          </w:tcPr>
+          <w:p>
+            <w:r>
+              <w:rPr>
+                <w:b w:val="false"/>
+                <w:bCs w:val="false"/>
+                <w:color w:val="000000"/>
+                <w:sz w:val="20"/>
+                <w:szCs w:val="20"/>
+              </w:rPr>
+              <w:t xml:space="preserve">1 — CSV</w:t>
+            </w:r>
+          </w:p>
+        </w:tc>
+        <w:tc>
+          <w:tcPr>
+            <w:tcW w:type="dxa" w:w="4200"/>
+            <w:tcBorders>
+              <w:top w:val="single" w:color="B8B8B8" w:sz="4"/>
+              <w:left w:val="single" w:color="B8B8B8" w:sz="4"/>
+              <w:bottom w:val="single" w:color="B8B8B8" w:sz="4"/>
+              <w:right w:val="single" w:color="B8B8B8" w:sz="4"/>
+            </w:tcBorders>
+            <w:tcMar>
+              <w:top w:type="dxa" w:w="100"/>
+              <w:left w:type="dxa" w:w="140"/>
+              <w:bottom w:type="dxa" w:w="100"/>
+              <w:right w:type="dxa" w:w="140"/>
+            </w:tcMar>
+          </w:tcPr>
+          <w:p>
+            <w:r>
+              <w:rPr>
+                <w:b w:val="false"/>
+                <w:bCs w:val="false"/>
+                <w:color w:val="000000"/>
+                <w:sz w:val="20"/>
+                <w:szCs w:val="20"/>
+              </w:rPr>
+              <w:t xml:space="preserve">qualitative_signals.csv or enhanced_qualitative_signals.csv shipped as part of the 4-CSV onboarding (see §7.3). Signals land directly in the DB + context graph during process_data.</w:t>
+            </w:r>
+          </w:p>
+        </w:tc>
+        <w:tc>
+          <w:tcPr>
+            <w:tcW w:type="dxa" w:w="3600"/>
+            <w:tcBorders>
+              <w:top w:val="single" w:color="B8B8B8" w:sz="4"/>
+              <w:left w:val="single" w:color="B8B8B8" w:sz="4"/>
+              <w:bottom w:val="single" w:color="B8B8B8" w:sz="4"/>
+              <w:right w:val="single" w:color="B8B8B8" w:sz="4"/>
+            </w:tcBorders>
+            <w:tcMar>
+              <w:top w:type="dxa" w:w="100"/>
+              <w:left w:type="dxa" w:w="140"/>
+              <w:bottom w:type="dxa" w:w="100"/>
+              <w:right w:type="dxa" w:w="140"/>
+            </w:tcMar>
+          </w:tcPr>
+          <w:p>
+            <w:r>
+              <w:rPr>
+                <w:b w:val="false"/>
+                <w:bCs w:val="false"/>
+                <w:color w:val="000000"/>
+                <w:sz w:val="20"/>
+                <w:szCs w:val="20"/>
+              </w:rPr>
+              <w:t xml:space="preserve">ON. The default onboarding path.</w:t>
+            </w:r>
+          </w:p>
+        </w:tc>
+      </w:tr>
+      <w:tr>
+        <w:trPr>
+          <w:tblHeader w:val="false"/>
+        </w:trPr>
+        <w:tc>
+          <w:tcPr>
+            <w:tcW w:type="dxa" w:w="1800"/>
+            <w:tcBorders>
+              <w:top w:val="single" w:color="B8B8B8" w:sz="4"/>
+              <w:left w:val="single" w:color="B8B8B8" w:sz="4"/>
+              <w:bottom w:val="single" w:color="B8B8B8" w:sz="4"/>
+              <w:right w:val="single" w:color="B8B8B8" w:sz="4"/>
+            </w:tcBorders>
+            <w:shd w:fill="F2F2F2" w:color="auto" w:val="clear"/>
+            <w:tcMar>
+              <w:top w:type="dxa" w:w="100"/>
+              <w:left w:type="dxa" w:w="140"/>
+              <w:bottom w:type="dxa" w:w="100"/>
+              <w:right w:type="dxa" w:w="140"/>
+            </w:tcMar>
+          </w:tcPr>
+          <w:p>
+            <w:r>
+              <w:rPr>
+                <w:b w:val="false"/>
+                <w:bCs w:val="false"/>
+                <w:color w:val="000000"/>
+                <w:sz w:val="20"/>
+                <w:szCs w:val="20"/>
+              </w:rPr>
+              <w:t xml:space="preserve">2 — Live ingest</w:t>
+            </w:r>
+          </w:p>
+        </w:tc>
+        <w:tc>
+          <w:tcPr>
+            <w:tcW w:type="dxa" w:w="4200"/>
+            <w:tcBorders>
+              <w:top w:val="single" w:color="B8B8B8" w:sz="4"/>
+              <w:left w:val="single" w:color="B8B8B8" w:sz="4"/>
+              <w:bottom w:val="single" w:color="B8B8B8" w:sz="4"/>
+              <w:right w:val="single" w:color="B8B8B8" w:sz="4"/>
+            </w:tcBorders>
+            <w:shd w:fill="F2F2F2" w:color="auto" w:val="clear"/>
+            <w:tcMar>
+              <w:top w:type="dxa" w:w="100"/>
+              <w:left w:type="dxa" w:w="140"/>
+              <w:bottom w:type="dxa" w:w="100"/>
+              <w:right w:type="dxa" w:w="140"/>
+            </w:tcMar>
+          </w:tcPr>
+          <w:p>
+            <w:r>
+              <w:rPr>
+                <w:b w:val="false"/>
+                <w:bCs w:val="false"/>
+                <w:color w:val="000000"/>
+                <w:sz w:val="20"/>
+                <w:szCs w:val="20"/>
+              </w:rPr>
+              <w:t xml:space="preserve">Email forwarding (SendGrid inbound), Slack/Teams webhooks (signal_engine/slack_events.py, signal_engine/ingest_api.py), transcript uploads, MCP submit_signal. Worker enriches + writes QualitativeSignal + context graph + fires the proactive scan.</w:t>
+            </w:r>
+          </w:p>
+        </w:tc>
+        <w:tc>
+          <w:tcPr>
+            <w:tcW w:type="dxa" w:w="3600"/>
+            <w:tcBorders>
+              <w:top w:val="single" w:color="B8B8B8" w:sz="4"/>
+              <w:left w:val="single" w:color="B8B8B8" w:sz="4"/>
+              <w:bottom w:val="single" w:color="B8B8B8" w:sz="4"/>
+              <w:right w:val="single" w:color="B8B8B8" w:sz="4"/>
+            </w:tcBorders>
+            <w:shd w:fill="F2F2F2" w:color="auto" w:val="clear"/>
+            <w:tcMar>
+              <w:top w:type="dxa" w:w="100"/>
+              <w:left w:type="dxa" w:w="140"/>
+              <w:bottom w:type="dxa" w:w="100"/>
+              <w:right w:type="dxa" w:w="140"/>
+            </w:tcMar>
+          </w:tcPr>
+          <w:p>
+            <w:r>
+              <w:rPr>
+                <w:b w:val="false"/>
+                <w:bCs w:val="false"/>
+                <w:color w:val="000000"/>
+                <w:sz w:val="20"/>
+                <w:szCs w:val="20"/>
+              </w:rPr>
+              <w:t xml:space="preserve">OFF per tenant until DPA + admin enablement. Platform-level FEATURE_SIGNAL_ENGINE=true is typically already set in compose/EC2 — this just gates the API surface, not per-tenant ingest.</w:t>
+            </w:r>
+          </w:p>
+        </w:tc>
+      </w:tr>
+    </w:tbl>
+    <w:p>
+      <w:pPr>
+        <w:spacing w:after="120"/>
+      </w:pPr>
+      <w:r>
+        <w:t xml:space="preserve">FDE decision tree:</w:t>
+      </w:r>
+    </w:p>
+    <w:p>
+      <w:pPr>
+        <w:pStyle w:val="ListParagraph"/>
+        <w:numPr>
+          <w:ilvl w:val="0"/>
+          <w:numId w:val="2"/>
+        </w:numPr>
+        <w:spacing w:after="80"/>
+      </w:pPr>
+      <w:r>
+        <w:t xml:space="preserve">Did the customer supply qualitative_signals.csv (or enhanced_) in the 4-CSV? → Leave live ingest OFF for pilot. Verify process_data loaded the rows. signal_analyst will use health-score deltas plus the CSV-derived signals.</w:t>
+      </w:r>
+    </w:p>
+    <w:p>
+      <w:pPr>
+        <w:pStyle w:val="ListParagraph"/>
+        <w:numPr>
+          <w:ilvl w:val="0"/>
+          <w:numId w:val="2"/>
+        </w:numPr>
+        <w:spacing w:after="80"/>
+      </w:pPr>
+      <w:r>
+        <w:t xml:space="preserve">Customer wants live email / Slack / transcript ingest? → Confirm DPA is signed. Enable the per-tenant feature toggle. Wire the channels you need (email forwarder, Slack webhook, etc.). Configure verticals/customer{N}-{vertical}/config/signal_channels.json. Confirm the worker is running. Use the MCP submit_signal tool for a smoke test before pointing live channels at it.</w:t>
+      </w:r>
+    </w:p>
+    <w:p>
+      <w:pPr>
+        <w:pStyle w:val="ListParagraph"/>
+        <w:numPr>
+          <w:ilvl w:val="0"/>
+          <w:numId w:val="2"/>
+        </w:numPr>
+        <w:spacing w:after="80"/>
+      </w:pPr>
+      <w:r>
+        <w:t xml:space="preserve">Customer wants BOTH (CSV historical + live going forward)? → Common for established tenants. Land the CSV first, run process_data, then enable live ingest. Watch for collision dedup — two channels feeding the same signal should fuse via signal_engine/collision.py, not double-count.</w:t>
+      </w:r>
+    </w:p>
+    <w:p>
+      <w:pPr>
+        <w:spacing w:after="120"/>
+      </w:pPr>
+      <w:r>
+        <w:t xml:space="preserve">Signal engine modules you should NOT edit in an overlay: enrichment.py, fusion.py, urgency.py, collision.py. They are the shared signal-processing pipeline. If a customer needs a bespoke enrichment rule, that is a base-dev request.</w:t>
+      </w:r>
+    </w:p>
+    <w:p>
+      <w:pPr>
+        <w:pStyle w:val="Heading2"/>
+        <w:spacing w:after="140" w:before="240"/>
+      </w:pPr>
+      <w:r>
+        <w:t xml:space="preserve">2.5 Playbook execution model — choose one spine per customer</w:t>
+      </w:r>
+    </w:p>
+    <w:p>
+      <w:pPr>
+        <w:spacing w:after="120"/>
+      </w:pPr>
+      <w:r>
+        <w:t xml:space="preserve">Playbooks have two halves: the catalog (what playbooks exist) and the execution spine (how they actually run). Four different mechanisms touch playbooks today; the FDE picks ONE execution spine per customer and documents it in the engagement notes.</w:t>
+      </w:r>
+    </w:p>
+    <w:tbl>
+      <w:tblPr>
+        <w:tblW w:type="dxa" w:w="10000"/>
+        <w:tblBorders>
+          <w:top w:val="single" w:color="auto" w:sz="4"/>
+          <w:left w:val="single" w:color="auto" w:sz="4"/>
+          <w:bottom w:val="single" w:color="auto" w:sz="4"/>
+          <w:right w:val="single" w:color="auto" w:sz="4"/>
+          <w:insideH w:val="single" w:color="auto" w:sz="4"/>
+          <w:insideV w:val="single" w:color="auto" w:sz="4"/>
+        </w:tblBorders>
+      </w:tblPr>
+      <w:tblGrid>
+        <w:gridCol w:w="2000"/>
+        <w:gridCol w:w="4800"/>
+        <w:gridCol w:w="3200"/>
+      </w:tblGrid>
+      <w:tr>
+        <w:trPr>
+          <w:tblHeader/>
+        </w:trPr>
+        <w:tc>
+          <w:tcPr>
+            <w:tcW w:type="dxa" w:w="2000"/>
+            <w:tcBorders>
+              <w:top w:val="single" w:color="B8B8B8" w:sz="4"/>
+              <w:left w:val="single" w:color="B8B8B8" w:sz="4"/>
+              <w:bottom w:val="single" w:color="B8B8B8" w:sz="4"/>
+              <w:right w:val="single" w:color="B8B8B8" w:sz="4"/>
+            </w:tcBorders>
+            <w:shd w:fill="1F3A5F" w:color="auto" w:val="clear"/>
+            <w:tcMar>
+              <w:top w:type="dxa" w:w="100"/>
+              <w:left w:type="dxa" w:w="140"/>
+              <w:bottom w:type="dxa" w:w="100"/>
+              <w:right w:type="dxa" w:w="140"/>
+            </w:tcMar>
+          </w:tcPr>
+          <w:p>
+            <w:r>
+              <w:rPr>
+                <w:b/>
+                <w:bCs/>
+                <w:color w:val="FFFFFF"/>
+                <w:sz w:val="20"/>
+                <w:szCs w:val="20"/>
+              </w:rPr>
+              <w:t xml:space="preserve">Mechanism</w:t>
+            </w:r>
+          </w:p>
+        </w:tc>
+        <w:tc>
+          <w:tcPr>
+            <w:tcW w:type="dxa" w:w="4800"/>
+            <w:tcBorders>
+              <w:top w:val="single" w:color="B8B8B8" w:sz="4"/>
+              <w:left w:val="single" w:color="B8B8B8" w:sz="4"/>
+              <w:bottom w:val="single" w:color="B8B8B8" w:sz="4"/>
+              <w:right w:val="single" w:color="B8B8B8" w:sz="4"/>
+            </w:tcBorders>
+            <w:shd w:fill="1F3A5F" w:color="auto" w:val="clear"/>
+            <w:tcMar>
+              <w:top w:type="dxa" w:w="100"/>
+              <w:left w:type="dxa" w:w="140"/>
+              <w:bottom w:type="dxa" w:w="100"/>
+              <w:right w:type="dxa" w:w="140"/>
+            </w:tcMar>
+          </w:tcPr>
+          <w:p>
+            <w:r>
+              <w:rPr>
+                <w:b/>
+                <w:bCs/>
+                <w:color w:val="FFFFFF"/>
+                <w:sz w:val="20"/>
+                <w:szCs w:val="20"/>
+              </w:rPr>
+              <w:t xml:space="preserve">What it does</w:t>
+            </w:r>
+          </w:p>
+        </w:tc>
+        <w:tc>
+          <w:tcPr>
+            <w:tcW w:type="dxa" w:w="3200"/>
+            <w:tcBorders>
+              <w:top w:val="single" w:color="B8B8B8" w:sz="4"/>
+              <w:left w:val="single" w:color="B8B8B8" w:sz="4"/>
+              <w:bottom w:val="single" w:color="B8B8B8" w:sz="4"/>
+              <w:right w:val="single" w:color="B8B8B8" w:sz="4"/>
+            </w:tcBorders>
+            <w:shd w:fill="1F3A5F" w:color="auto" w:val="clear"/>
+            <w:tcMar>
+              <w:top w:type="dxa" w:w="100"/>
+              <w:left w:type="dxa" w:w="140"/>
+              <w:bottom w:type="dxa" w:w="100"/>
+              <w:right w:type="dxa" w:w="140"/>
+            </w:tcMar>
+          </w:tcPr>
+          <w:p>
+            <w:r>
+              <w:rPr>
+                <w:b/>
+                <w:bCs/>
+                <w:color w:val="FFFFFF"/>
+                <w:sz w:val="20"/>
+                <w:szCs w:val="20"/>
+              </w:rPr>
+              <w:t xml:space="preserve">Who edits</w:t>
+            </w:r>
+          </w:p>
+        </w:tc>
+      </w:tr>
+      <w:tr>
+        <w:trPr>
+          <w:tblHeader w:val="false"/>
+        </w:trPr>
+        <w:tc>
+          <w:tcPr>
+            <w:tcW w:type="dxa" w:w="2000"/>
+            <w:tcBorders>
+              <w:top w:val="single" w:color="B8B8B8" w:sz="4"/>
+              <w:left w:val="single" w:color="B8B8B8" w:sz="4"/>
+              <w:bottom w:val="single" w:color="B8B8B8" w:sz="4"/>
+              <w:right w:val="single" w:color="B8B8B8" w:sz="4"/>
+            </w:tcBorders>
+            <w:tcMar>
+              <w:top w:type="dxa" w:w="100"/>
+              <w:left w:type="dxa" w:w="140"/>
+              <w:bottom w:type="dxa" w:w="100"/>
+              <w:right w:type="dxa" w:w="140"/>
+            </w:tcMar>
+          </w:tcPr>
+          <w:p>
+            <w:r>
+              <w:rPr>
+                <w:b w:val="false"/>
+                <w:bCs w:val="false"/>
+                <w:color w:val="000000"/>
+                <w:sz w:val="20"/>
+                <w:szCs w:val="20"/>
+              </w:rPr>
+              <w:t xml:space="preserve">Catalog (UI definitions)</w:t>
+            </w:r>
+          </w:p>
+        </w:tc>
+        <w:tc>
+          <w:tcPr>
+            <w:tcW w:type="dxa" w:w="4800"/>
+            <w:tcBorders>
+              <w:top w:val="single" w:color="B8B8B8" w:sz="4"/>
+              <w:left w:val="single" w:color="B8B8B8" w:sz="4"/>
+              <w:bottom w:val="single" w:color="B8B8B8" w:sz="4"/>
+              <w:right w:val="single" w:color="B8B8B8" w:sz="4"/>
+            </w:tcBorders>
+            <w:tcMar>
+              <w:top w:type="dxa" w:w="100"/>
+              <w:left w:type="dxa" w:w="140"/>
+              <w:bottom w:type="dxa" w:w="100"/>
+              <w:right w:type="dxa" w:w="140"/>
+            </w:tcMar>
+          </w:tcPr>
+          <w:p>
+            <w:r>
+              <w:rPr>
+                <w:b w:val="false"/>
+                <w:bCs w:val="false"/>
+                <w:color w:val="000000"/>
+                <w:sz w:val="20"/>
+                <w:szCs w:val="20"/>
+              </w:rPr>
+              <w:t xml:space="preserve">kpi-dashboard/src/lib/playbooks.ts — built-in playbook cards rendered in the CSM kanban + recommendation panels (e.g. PB-01 Activation Blitz, PB-02 VoC Sprint, PB-04 Renewal Safeguard).</w:t>
+            </w:r>
+          </w:p>
+        </w:tc>
+        <w:tc>
+          <w:tcPr>
+            <w:tcW w:type="dxa" w:w="3200"/>
+            <w:tcBorders>
+              <w:top w:val="single" w:color="B8B8B8" w:sz="4"/>
+              <w:left w:val="single" w:color="B8B8B8" w:sz="4"/>
+              <w:bottom w:val="single" w:color="B8B8B8" w:sz="4"/>
+              <w:right w:val="single" w:color="B8B8B8" w:sz="4"/>
+            </w:tcBorders>
+            <w:tcMar>
+              <w:top w:type="dxa" w:w="100"/>
+              <w:left w:type="dxa" w:w="140"/>
+              <w:bottom w:type="dxa" w:w="100"/>
+              <w:right w:type="dxa" w:w="140"/>
+            </w:tcMar>
+          </w:tcPr>
+          <w:p>
+            <w:r>
+              <w:rPr>
+                <w:b w:val="false"/>
+                <w:bCs w:val="false"/>
+                <w:color w:val="000000"/>
+                <w:sz w:val="20"/>
+                <w:szCs w:val="20"/>
+              </w:rPr>
+              <w:t xml:space="preserve">Base dev. Do NOT edit in a customer overlay.</w:t>
+            </w:r>
+          </w:p>
+        </w:tc>
+      </w:tr>
+      <w:tr>
+        <w:trPr>
+          <w:tblHeader w:val="false"/>
+        </w:trPr>
+        <w:tc>
+          <w:tcPr>
+            <w:tcW w:type="dxa" w:w="2000"/>
+            <w:tcBorders>
+              <w:top w:val="single" w:color="B8B8B8" w:sz="4"/>
+              <w:left w:val="single" w:color="B8B8B8" w:sz="4"/>
+              <w:bottom w:val="single" w:color="B8B8B8" w:sz="4"/>
+              <w:right w:val="single" w:color="B8B8B8" w:sz="4"/>
+            </w:tcBorders>
+            <w:shd w:fill="F2F2F2" w:color="auto" w:val="clear"/>
+            <w:tcMar>
+              <w:top w:type="dxa" w:w="100"/>
+              <w:left w:type="dxa" w:w="140"/>
+              <w:bottom w:type="dxa" w:w="100"/>
+              <w:right w:type="dxa" w:w="140"/>
+            </w:tcMar>
+          </w:tcPr>
+          <w:p>
+            <w:r>
+              <w:rPr>
+                <w:b w:val="false"/>
+                <w:bCs w:val="false"/>
+                <w:color w:val="000000"/>
+                <w:sz w:val="20"/>
+                <w:szCs w:val="20"/>
+              </w:rPr>
+              <w:t xml:space="preserve">Per-tenant customizations</w:t>
+            </w:r>
+          </w:p>
+        </w:tc>
+        <w:tc>
+          <w:tcPr>
+            <w:tcW w:type="dxa" w:w="4800"/>
+            <w:tcBorders>
+              <w:top w:val="single" w:color="B8B8B8" w:sz="4"/>
+              <w:left w:val="single" w:color="B8B8B8" w:sz="4"/>
+              <w:bottom w:val="single" w:color="B8B8B8" w:sz="4"/>
+              <w:right w:val="single" w:color="B8B8B8" w:sz="4"/>
+            </w:tcBorders>
+            <w:shd w:fill="F2F2F2" w:color="auto" w:val="clear"/>
+            <w:tcMar>
+              <w:top w:type="dxa" w:w="100"/>
+              <w:left w:type="dxa" w:w="140"/>
+              <w:bottom w:type="dxa" w:w="100"/>
+              <w:right w:type="dxa" w:w="140"/>
+            </w:tcMar>
+          </w:tcPr>
+          <w:p>
+            <w:r>
+              <w:rPr>
+                <w:b w:val="false"/>
+                <w:bCs w:val="false"/>
+                <w:color w:val="000000"/>
+                <w:sz w:val="20"/>
+                <w:szCs w:val="20"/>
+              </w:rPr>
+              <w:t xml:space="preserve">customer_playbooks DB table, managed via /api/playbooks/library + /api/playbooks/* in customer_playbook_api.py. Per-tenant variants, custom playbooks, parameter overrides.</w:t>
+            </w:r>
+          </w:p>
+        </w:tc>
+        <w:tc>
+          <w:tcPr>
+            <w:tcW w:type="dxa" w:w="3200"/>
+            <w:tcBorders>
+              <w:top w:val="single" w:color="B8B8B8" w:sz="4"/>
+              <w:left w:val="single" w:color="B8B8B8" w:sz="4"/>
+              <w:bottom w:val="single" w:color="B8B8B8" w:sz="4"/>
+              <w:right w:val="single" w:color="B8B8B8" w:sz="4"/>
+            </w:tcBorders>
+            <w:shd w:fill="F2F2F2" w:color="auto" w:val="clear"/>
+            <w:tcMar>
+              <w:top w:type="dxa" w:w="100"/>
+              <w:left w:type="dxa" w:w="140"/>
+              <w:bottom w:type="dxa" w:w="100"/>
+              <w:right w:type="dxa" w:w="140"/>
+            </w:tcMar>
+          </w:tcPr>
+          <w:p>
+            <w:r>
+              <w:rPr>
+                <w:b w:val="false"/>
+                <w:bCs w:val="false"/>
+                <w:color w:val="000000"/>
+                <w:sz w:val="20"/>
+                <w:szCs w:val="20"/>
+              </w:rPr>
+              <w:t xml:space="preserve">FDE via admin UI or MCP — this is where tenant-specific playbook tailoring lives.</w:t>
+            </w:r>
+          </w:p>
+        </w:tc>
+      </w:tr>
+      <w:tr>
+        <w:trPr>
+          <w:tblHeader w:val="false"/>
+        </w:trPr>
+        <w:tc>
+          <w:tcPr>
+            <w:tcW w:type="dxa" w:w="2000"/>
+            <w:tcBorders>
+              <w:top w:val="single" w:color="B8B8B8" w:sz="4"/>
+              <w:left w:val="single" w:color="B8B8B8" w:sz="4"/>
+              <w:bottom w:val="single" w:color="B8B8B8" w:sz="4"/>
+              <w:right w:val="single" w:color="B8B8B8" w:sz="4"/>
+            </w:tcBorders>
+            <w:tcMar>
+              <w:top w:type="dxa" w:w="100"/>
+              <w:left w:type="dxa" w:w="140"/>
+              <w:bottom w:type="dxa" w:w="100"/>
+              <w:right w:type="dxa" w:w="140"/>
+            </w:tcMar>
+          </w:tcPr>
+          <w:p>
+            <w:r>
+              <w:rPr>
+                <w:b w:val="false"/>
+                <w:bCs w:val="false"/>
+                <w:color w:val="000000"/>
+                <w:sz w:val="20"/>
+                <w:szCs w:val="20"/>
+              </w:rPr>
+              <w:t xml:space="preserve">Claude skills (.md)</w:t>
+            </w:r>
+          </w:p>
+        </w:tc>
+        <w:tc>
+          <w:tcPr>
+            <w:tcW w:type="dxa" w:w="4800"/>
+            <w:tcBorders>
+              <w:top w:val="single" w:color="B8B8B8" w:sz="4"/>
+              <w:left w:val="single" w:color="B8B8B8" w:sz="4"/>
+              <w:bottom w:val="single" w:color="B8B8B8" w:sz="4"/>
+              <w:right w:val="single" w:color="B8B8B8" w:sz="4"/>
+            </w:tcBorders>
+            <w:tcMar>
+              <w:top w:type="dxa" w:w="100"/>
+              <w:left w:type="dxa" w:w="140"/>
+              <w:bottom w:type="dxa" w:w="100"/>
+              <w:right w:type="dxa" w:w="140"/>
+            </w:tcMar>
+          </w:tcPr>
+          <w:p>
+            <w:r>
+              <w:rPr>
+                <w:b w:val="false"/>
+                <w:bCs w:val="false"/>
+                <w:color w:val="000000"/>
+                <w:sz w:val="20"/>
+                <w:szCs w:val="20"/>
+              </w:rPr>
+              <w:t xml:space="preserve">kpi-dashboard/backend/skills/*.md — multi-step playbook runbooks for Claude.ai / Ask AI. One ships today: pb-champion-recovery.md. Used for power-user paths where the playbook is mostly conversational analysis.</w:t>
+            </w:r>
+          </w:p>
+        </w:tc>
+        <w:tc>
+          <w:tcPr>
+            <w:tcW w:type="dxa" w:w="3200"/>
+            <w:tcBorders>
+              <w:top w:val="single" w:color="B8B8B8" w:sz="4"/>
+              <w:left w:val="single" w:color="B8B8B8" w:sz="4"/>
+              <w:bottom w:val="single" w:color="B8B8B8" w:sz="4"/>
+              <w:right w:val="single" w:color="B8B8B8" w:sz="4"/>
+            </w:tcBorders>
+            <w:tcMar>
+              <w:top w:type="dxa" w:w="100"/>
+              <w:left w:type="dxa" w:w="140"/>
+              <w:bottom w:type="dxa" w:w="100"/>
+              <w:right w:type="dxa" w:w="140"/>
+            </w:tcMar>
+          </w:tcPr>
+          <w:p>
+            <w:r>
+              <w:rPr>
+                <w:b w:val="false"/>
+                <w:bCs w:val="false"/>
+                <w:color w:val="000000"/>
+                <w:sz w:val="20"/>
+                <w:szCs w:val="20"/>
+              </w:rPr>
+              <w:t xml:space="preserve">FDE can author new .md skills with base-dev sign-off.</w:t>
+            </w:r>
+          </w:p>
+        </w:tc>
+      </w:tr>
+      <w:tr>
+        <w:trPr>
+          <w:tblHeader w:val="false"/>
+        </w:trPr>
+        <w:tc>
+          <w:tcPr>
+            <w:tcW w:type="dxa" w:w="2000"/>
+            <w:tcBorders>
+              <w:top w:val="single" w:color="B8B8B8" w:sz="4"/>
+              <w:left w:val="single" w:color="B8B8B8" w:sz="4"/>
+              <w:bottom w:val="single" w:color="B8B8B8" w:sz="4"/>
+              <w:right w:val="single" w:color="B8B8B8" w:sz="4"/>
+            </w:tcBorders>
+            <w:shd w:fill="F2F2F2" w:color="auto" w:val="clear"/>
+            <w:tcMar>
+              <w:top w:type="dxa" w:w="100"/>
+              <w:left w:type="dxa" w:w="140"/>
+              <w:bottom w:type="dxa" w:w="100"/>
+              <w:right w:type="dxa" w:w="140"/>
+            </w:tcMar>
+          </w:tcPr>
+          <w:p>
+            <w:r>
+              <w:rPr>
+                <w:b w:val="false"/>
+                <w:bCs w:val="false"/>
+                <w:color w:val="000000"/>
+                <w:sz w:val="20"/>
+                <w:szCs w:val="20"/>
+              </w:rPr>
+              <w:t xml:space="preserve">n8n workflows</w:t>
+            </w:r>
+          </w:p>
+        </w:tc>
+        <w:tc>
+          <w:tcPr>
+            <w:tcW w:type="dxa" w:w="4800"/>
+            <w:tcBorders>
+              <w:top w:val="single" w:color="B8B8B8" w:sz="4"/>
+              <w:left w:val="single" w:color="B8B8B8" w:sz="4"/>
+              <w:bottom w:val="single" w:color="B8B8B8" w:sz="4"/>
+              <w:right w:val="single" w:color="B8B8B8" w:sz="4"/>
+            </w:tcBorders>
+            <w:shd w:fill="F2F2F2" w:color="auto" w:val="clear"/>
+            <w:tcMar>
+              <w:top w:type="dxa" w:w="100"/>
+              <w:left w:type="dxa" w:w="140"/>
+              <w:bottom w:type="dxa" w:w="100"/>
+              <w:right w:type="dxa" w:w="140"/>
+            </w:tcMar>
+          </w:tcPr>
+          <w:p>
+            <w:r>
+              <w:rPr>
+                <w:b w:val="false"/>
+                <w:bCs w:val="false"/>
+                <w:color w:val="000000"/>
+                <w:sz w:val="20"/>
+                <w:szCs w:val="20"/>
+              </w:rPr>
+              <w:t xml:space="preserve">External orchestration. n8n-workflows/templates/playbook-actions/ has Slack alert + Jira issue templates. Triggered via integration_api / action_interface_api webhooks; callbacks update PlaybookExecutionV2.</w:t>
+            </w:r>
+          </w:p>
+        </w:tc>
+        <w:tc>
+          <w:tcPr>
+            <w:tcW w:type="dxa" w:w="3200"/>
+            <w:tcBorders>
+              <w:top w:val="single" w:color="B8B8B8" w:sz="4"/>
+              <w:left w:val="single" w:color="B8B8B8" w:sz="4"/>
+              <w:bottom w:val="single" w:color="B8B8B8" w:sz="4"/>
+              <w:right w:val="single" w:color="B8B8B8" w:sz="4"/>
+            </w:tcBorders>
+            <w:shd w:fill="F2F2F2" w:color="auto" w:val="clear"/>
+            <w:tcMar>
+              <w:top w:type="dxa" w:w="100"/>
+              <w:left w:type="dxa" w:w="140"/>
+              <w:bottom w:type="dxa" w:w="100"/>
+              <w:right w:type="dxa" w:w="140"/>
+            </w:tcMar>
+          </w:tcPr>
+          <w:p>
+            <w:r>
+              <w:rPr>
+                <w:b w:val="false"/>
+                <w:bCs w:val="false"/>
+                <w:color w:val="000000"/>
+                <w:sz w:val="20"/>
+                <w:szCs w:val="20"/>
+              </w:rPr>
+              <w:t xml:space="preserve">FDE designs the n8n graph; base dev owns the callback contract.</w:t>
+            </w:r>
+          </w:p>
+        </w:tc>
+      </w:tr>
+    </w:tbl>
+    <w:p>
+      <w:pPr>
+        <w:spacing w:after="120"/>
+      </w:pPr>
+      <w:r>
+        <w:t xml:space="preserve">Execution spine — pick ONE per customer (you can mix later, but start with one):</w:t>
+      </w:r>
+    </w:p>
+    <w:p>
+      <w:pPr>
+        <w:pStyle w:val="ListParagraph"/>
+        <w:numPr>
+          <w:ilvl w:val="0"/>
+          <w:numId w:val="2"/>
+        </w:numPr>
+        <w:spacing w:after="80"/>
+      </w:pPr>
+      <w:r>
+        <w:t xml:space="preserve">(A) Platform-only. CSM clicks 'Launch' in the kanban → MCP execute_playbook → PlaybookExecutionV2 row → CSM logs progress → close_playbook → realized ROI snapshot. Simplest. Best when the customer is using CS Pulse as the system of record for CS work.</w:t>
+      </w:r>
+    </w:p>
+    <w:p>
+      <w:pPr>
+        <w:pStyle w:val="ListParagraph"/>
+        <w:numPr>
+          <w:ilvl w:val="0"/>
+          <w:numId w:val="2"/>
+        </w:numPr>
+        <w:spacing w:after="80"/>
+      </w:pPr>
+      <w:r>
+        <w:t xml:space="preserve">(B) n8n. execute_playbook fires a webhook → n8n graph runs external steps (Slack messages, Jira ticket creation, sheet updates, etc.) → callback to /api/.../execution updates PlaybookExecutionV2 with the outcome. Best when the customer already has automation in n8n / Zapier / etc. and wants CS Pulse to be the trigger and the system of record but not the actor.</w:t>
+      </w:r>
+    </w:p>
+    <w:p>
+      <w:pPr>
+        <w:pStyle w:val="ListParagraph"/>
+        <w:numPr>
+          <w:ilvl w:val="0"/>
+          <w:numId w:val="2"/>
+        </w:numPr>
+        <w:spacing w:after="80"/>
+      </w:pPr>
+      <w:r>
+        <w:t xml:space="preserve">(C) Claude skill. The playbook is documented as a .md file that Claude.ai (with MCP) reads and walks through with the user. Best for advisory playbooks (champion recovery analysis) where the value is in the prompted workflow more than in side-effects.</w:t>
+      </w:r>
+    </w:p>
+    <w:p>
+      <w:pPr>
+        <w:spacing w:after="120"/>
+      </w:pPr>
+      <w:r>
+        <w:t xml:space="preserve">Hard rules: (1) Advisory playbooks (CSM recommendations, ROI story narration) are platform + Ask AI tools — not 'playbook execution' in the (A)/(B)/(C) sense. (2) The admin UI does NOT support customer-self-service playbook authoring today. Do not promise it. (3) Mapping playbook_id → n8n URL per customer is not fully shipped — confirm with base dev before promising the (B) spine in production.</w:t>
+      </w:r>
+    </w:p>
+    <w:p>
+      <w:pPr>
+        <w:pStyle w:val="Heading2"/>
+        <w:spacing w:after="140" w:before="240"/>
+      </w:pPr>
+      <w:r>
+        <w:t xml:space="preserve">2.6 Knowledge base (RAG) — Qdrant signal index + KPI RAG APIs</w:t>
+      </w:r>
+    </w:p>
+    <w:p>
+      <w:pPr>
+        <w:spacing w:after="120"/>
+      </w:pPr>
+      <w:r>
+        <w:t xml:space="preserve">The platform has retrieval surfaces that the FDE playbook v1.0 omitted. They are not modules in §2's table — they're spread across the codebase and serve different jobs.</w:t>
+      </w:r>
+    </w:p>
+    <w:tbl>
+      <w:tblPr>
+        <w:tblW w:type="dxa" w:w="9600"/>
+        <w:tblBorders>
+          <w:top w:val="single" w:color="auto" w:sz="4"/>
+          <w:left w:val="single" w:color="auto" w:sz="4"/>
+          <w:bottom w:val="single" w:color="auto" w:sz="4"/>
+          <w:right w:val="single" w:color="auto" w:sz="4"/>
+          <w:insideH w:val="single" w:color="auto" w:sz="4"/>
+          <w:insideV w:val="single" w:color="auto" w:sz="4"/>
+        </w:tblBorders>
+      </w:tblPr>
+      <w:tblGrid>
+        <w:gridCol w:w="2400"/>
+        <w:gridCol w:w="4800"/>
+        <w:gridCol w:w="2400"/>
+      </w:tblGrid>
+      <w:tr>
+        <w:trPr>
+          <w:tblHeader/>
+        </w:trPr>
+        <w:tc>
+          <w:tcPr>
+            <w:tcW w:type="dxa" w:w="2400"/>
+            <w:tcBorders>
+              <w:top w:val="single" w:color="B8B8B8" w:sz="4"/>
+              <w:left w:val="single" w:color="B8B8B8" w:sz="4"/>
+              <w:bottom w:val="single" w:color="B8B8B8" w:sz="4"/>
+              <w:right w:val="single" w:color="B8B8B8" w:sz="4"/>
+            </w:tcBorders>
+            <w:shd w:fill="1F3A5F" w:color="auto" w:val="clear"/>
+            <w:tcMar>
+              <w:top w:type="dxa" w:w="100"/>
+              <w:left w:type="dxa" w:w="140"/>
+              <w:bottom w:type="dxa" w:w="100"/>
+              <w:right w:type="dxa" w:w="140"/>
+            </w:tcMar>
+          </w:tcPr>
+          <w:p>
+            <w:r>
+              <w:rPr>
+                <w:b/>
+                <w:bCs/>
+                <w:color w:val="FFFFFF"/>
+                <w:sz w:val="20"/>
+                <w:szCs w:val="20"/>
+              </w:rPr>
+              <w:t xml:space="preserve">Surface</w:t>
+            </w:r>
+          </w:p>
+        </w:tc>
+        <w:tc>
+          <w:tcPr>
+            <w:tcW w:type="dxa" w:w="4800"/>
+            <w:tcBorders>
+              <w:top w:val="single" w:color="B8B8B8" w:sz="4"/>
+              <w:left w:val="single" w:color="B8B8B8" w:sz="4"/>
+              <w:bottom w:val="single" w:color="B8B8B8" w:sz="4"/>
+              <w:right w:val="single" w:color="B8B8B8" w:sz="4"/>
+            </w:tcBorders>
+            <w:shd w:fill="1F3A5F" w:color="auto" w:val="clear"/>
+            <w:tcMar>
+              <w:top w:type="dxa" w:w="100"/>
+              <w:left w:type="dxa" w:w="140"/>
+              <w:bottom w:type="dxa" w:w="100"/>
+              <w:right w:type="dxa" w:w="140"/>
+            </w:tcMar>
+          </w:tcPr>
+          <w:p>
+            <w:r>
+              <w:rPr>
+                <w:b/>
+                <w:bCs/>
+                <w:color w:val="FFFFFF"/>
+                <w:sz w:val="20"/>
+                <w:szCs w:val="20"/>
+              </w:rPr>
+              <w:t xml:space="preserve">Purpose</w:t>
+            </w:r>
+          </w:p>
+        </w:tc>
+        <w:tc>
+          <w:tcPr>
+            <w:tcW w:type="dxa" w:w="2400"/>
+            <w:tcBorders>
+              <w:top w:val="single" w:color="B8B8B8" w:sz="4"/>
+              <w:left w:val="single" w:color="B8B8B8" w:sz="4"/>
+              <w:bottom w:val="single" w:color="B8B8B8" w:sz="4"/>
+              <w:right w:val="single" w:color="B8B8B8" w:sz="4"/>
+            </w:tcBorders>
+            <w:shd w:fill="1F3A5F" w:color="auto" w:val="clear"/>
+            <w:tcMar>
+              <w:top w:type="dxa" w:w="100"/>
+              <w:left w:type="dxa" w:w="140"/>
+              <w:bottom w:type="dxa" w:w="100"/>
+              <w:right w:type="dxa" w:w="140"/>
+            </w:tcMar>
+          </w:tcPr>
+          <w:p>
+            <w:r>
+              <w:rPr>
+                <w:b/>
+                <w:bCs/>
+                <w:color w:val="FFFFFF"/>
+                <w:sz w:val="20"/>
+                <w:szCs w:val="20"/>
+              </w:rPr>
+              <w:t xml:space="preserve">When it runs</w:t>
+            </w:r>
+          </w:p>
+        </w:tc>
+      </w:tr>
+      <w:tr>
+        <w:trPr>
+          <w:tblHeader w:val="false"/>
+        </w:trPr>
+        <w:tc>
+          <w:tcPr>
+            <w:tcW w:type="dxa" w:w="2400"/>
+            <w:tcBorders>
+              <w:top w:val="single" w:color="B8B8B8" w:sz="4"/>
+              <w:left w:val="single" w:color="B8B8B8" w:sz="4"/>
+              <w:bottom w:val="single" w:color="B8B8B8" w:sz="4"/>
+              <w:right w:val="single" w:color="B8B8B8" w:sz="4"/>
+            </w:tcBorders>
+            <w:tcMar>
+              <w:top w:type="dxa" w:w="100"/>
+              <w:left w:type="dxa" w:w="140"/>
+              <w:bottom w:type="dxa" w:w="100"/>
+              <w:right w:type="dxa" w:w="140"/>
+            </w:tcMar>
+          </w:tcPr>
+          <w:p>
+            <w:r>
+              <w:rPr>
+                <w:b w:val="false"/>
+                <w:bCs w:val="false"/>
+                <w:color w:val="000000"/>
+                <w:sz w:val="20"/>
+                <w:szCs w:val="20"/>
+              </w:rPr>
+              <w:t xml:space="preserve">Qdrant signal index</w:t>
+            </w:r>
+          </w:p>
+        </w:tc>
+        <w:tc>
+          <w:tcPr>
+            <w:tcW w:type="dxa" w:w="4800"/>
+            <w:tcBorders>
+              <w:top w:val="single" w:color="B8B8B8" w:sz="4"/>
+              <w:left w:val="single" w:color="B8B8B8" w:sz="4"/>
+              <w:bottom w:val="single" w:color="B8B8B8" w:sz="4"/>
+              <w:right w:val="single" w:color="B8B8B8" w:sz="4"/>
+            </w:tcBorders>
+            <w:tcMar>
+              <w:top w:type="dxa" w:w="100"/>
+              <w:left w:type="dxa" w:w="140"/>
+              <w:bottom w:type="dxa" w:w="100"/>
+              <w:right w:type="dxa" w:w="140"/>
+            </w:tcMar>
+          </w:tcPr>
+          <w:p>
+            <w:r>
+              <w:rPr>
+                <w:b w:val="false"/>
+                <w:bCs w:val="false"/>
+                <w:color w:val="000000"/>
+                <w:sz w:val="20"/>
+                <w:szCs w:val="20"/>
+              </w:rPr>
+              <w:t xml:space="preserve">Semantic search over qualitative signals. SignalVectorStore (utils/qdrant_signal_search.py) embeds and stores; signal_engine/enrichment.py and utils/signal_analyst.py read it. Powers the search_signals MCP tool.</w:t>
+            </w:r>
+          </w:p>
+        </w:tc>
+        <w:tc>
+          <w:tcPr>
+            <w:tcW w:type="dxa" w:w="2400"/>
+            <w:tcBorders>
+              <w:top w:val="single" w:color="B8B8B8" w:sz="4"/>
+              <w:left w:val="single" w:color="B8B8B8" w:sz="4"/>
+              <w:bottom w:val="single" w:color="B8B8B8" w:sz="4"/>
+              <w:right w:val="single" w:color="B8B8B8" w:sz="4"/>
+            </w:tcBorders>
+            <w:tcMar>
+              <w:top w:type="dxa" w:w="100"/>
+              <w:left w:type="dxa" w:w="140"/>
+              <w:bottom w:type="dxa" w:w="100"/>
+              <w:right w:type="dxa" w:w="140"/>
+            </w:tcMar>
+          </w:tcPr>
+          <w:p>
+            <w:r>
+              <w:rPr>
+                <w:b w:val="false"/>
+                <w:bCs w:val="false"/>
+                <w:color w:val="000000"/>
+                <w:sz w:val="20"/>
+                <w:szCs w:val="20"/>
+              </w:rPr>
+              <w:t xml:space="preserve">On every signal write when QDRANT_URL + QDRANT_API_KEY are set on EC2. If env vars are missing the system runs without semantic search and falls back to keyword matching.</w:t>
+            </w:r>
+          </w:p>
+        </w:tc>
+      </w:tr>
+      <w:tr>
+        <w:trPr>
+          <w:tblHeader w:val="false"/>
+        </w:trPr>
+        <w:tc>
+          <w:tcPr>
+            <w:tcW w:type="dxa" w:w="2400"/>
+            <w:tcBorders>
+              <w:top w:val="single" w:color="B8B8B8" w:sz="4"/>
+              <w:left w:val="single" w:color="B8B8B8" w:sz="4"/>
+              <w:bottom w:val="single" w:color="B8B8B8" w:sz="4"/>
+              <w:right w:val="single" w:color="B8B8B8" w:sz="4"/>
+            </w:tcBorders>
+            <w:shd w:fill="F2F2F2" w:color="auto" w:val="clear"/>
+            <w:tcMar>
+              <w:top w:type="dxa" w:w="100"/>
+              <w:left w:type="dxa" w:w="140"/>
+              <w:bottom w:type="dxa" w:w="100"/>
+              <w:right w:type="dxa" w:w="140"/>
+            </w:tcMar>
+          </w:tcPr>
+          <w:p>
+            <w:r>
+              <w:rPr>
+                <w:b w:val="false"/>
+                <w:bCs w:val="false"/>
+                <w:color w:val="000000"/>
+                <w:sz w:val="20"/>
+                <w:szCs w:val="20"/>
+              </w:rPr>
+              <w:t xml:space="preserve">direct_rag_api</w:t>
+            </w:r>
+          </w:p>
+        </w:tc>
+        <w:tc>
+          <w:tcPr>
+            <w:tcW w:type="dxa" w:w="4800"/>
+            <w:tcBorders>
+              <w:top w:val="single" w:color="B8B8B8" w:sz="4"/>
+              <w:left w:val="single" w:color="B8B8B8" w:sz="4"/>
+              <w:bottom w:val="single" w:color="B8B8B8" w:sz="4"/>
+              <w:right w:val="single" w:color="B8B8B8" w:sz="4"/>
+            </w:tcBorders>
+            <w:shd w:fill="F2F2F2" w:color="auto" w:val="clear"/>
+            <w:tcMar>
+              <w:top w:type="dxa" w:w="100"/>
+              <w:left w:type="dxa" w:w="140"/>
+              <w:bottom w:type="dxa" w:w="100"/>
+              <w:right w:type="dxa" w:w="140"/>
+            </w:tcMar>
+          </w:tcPr>
+          <w:p>
+            <w:r>
+              <w:rPr>
+                <w:b w:val="false"/>
+                <w:bCs w:val="false"/>
+                <w:color w:val="000000"/>
+                <w:sz w:val="20"/>
+                <w:szCs w:val="20"/>
+              </w:rPr>
+              <w:t xml:space="preserve">Legacy 'working RAG' path — KPI + account knowledge base, rebuild on CSV upload events.</w:t>
+            </w:r>
+          </w:p>
+        </w:tc>
+        <w:tc>
+          <w:tcPr>
+            <w:tcW w:type="dxa" w:w="2400"/>
+            <w:tcBorders>
+              <w:top w:val="single" w:color="B8B8B8" w:sz="4"/>
+              <w:left w:val="single" w:color="B8B8B8" w:sz="4"/>
+              <w:bottom w:val="single" w:color="B8B8B8" w:sz="4"/>
+              <w:right w:val="single" w:color="B8B8B8" w:sz="4"/>
+            </w:tcBorders>
+            <w:shd w:fill="F2F2F2" w:color="auto" w:val="clear"/>
+            <w:tcMar>
+              <w:top w:type="dxa" w:w="100"/>
+              <w:left w:type="dxa" w:w="140"/>
+              <w:bottom w:type="dxa" w:w="100"/>
+              <w:right w:type="dxa" w:w="140"/>
+            </w:tcMar>
+          </w:tcPr>
+          <w:p>
+            <w:r>
+              <w:rPr>
+                <w:b w:val="false"/>
+                <w:bCs w:val="false"/>
+                <w:color w:val="000000"/>
+                <w:sz w:val="20"/>
+                <w:szCs w:val="20"/>
+              </w:rPr>
+              <w:t xml:space="preserve">Registered as a blueprint; rebuild fires from enhanced_upload_api after material data changes.</w:t>
+            </w:r>
+          </w:p>
+        </w:tc>
+      </w:tr>
+      <w:tr>
+        <w:trPr>
+          <w:tblHeader w:val="false"/>
+        </w:trPr>
+        <w:tc>
+          <w:tcPr>
+            <w:tcW w:type="dxa" w:w="2400"/>
+            <w:tcBorders>
+              <w:top w:val="single" w:color="B8B8B8" w:sz="4"/>
+              <w:left w:val="single" w:color="B8B8B8" w:sz="4"/>
+              <w:bottom w:val="single" w:color="B8B8B8" w:sz="4"/>
+              <w:right w:val="single" w:color="B8B8B8" w:sz="4"/>
+            </w:tcBorders>
+            <w:tcMar>
+              <w:top w:type="dxa" w:w="100"/>
+              <w:left w:type="dxa" w:w="140"/>
+              <w:bottom w:type="dxa" w:w="100"/>
+              <w:right w:type="dxa" w:w="140"/>
+            </w:tcMar>
+          </w:tcPr>
+          <w:p>
+            <w:r>
+              <w:rPr>
+                <w:b w:val="false"/>
+                <w:bCs w:val="false"/>
+                <w:color w:val="000000"/>
+                <w:sz w:val="20"/>
+                <w:szCs w:val="20"/>
+              </w:rPr>
+              <w:t xml:space="preserve">enhanced_rag_* (temporal / openai / qdrant variants)</w:t>
+            </w:r>
+          </w:p>
+        </w:tc>
+        <w:tc>
+          <w:tcPr>
+            <w:tcW w:type="dxa" w:w="4800"/>
+            <w:tcBorders>
+              <w:top w:val="single" w:color="B8B8B8" w:sz="4"/>
+              <w:left w:val="single" w:color="B8B8B8" w:sz="4"/>
+              <w:bottom w:val="single" w:color="B8B8B8" w:sz="4"/>
+              <w:right w:val="single" w:color="B8B8B8" w:sz="4"/>
+            </w:tcBorders>
+            <w:tcMar>
+              <w:top w:type="dxa" w:w="100"/>
+              <w:left w:type="dxa" w:w="140"/>
+              <w:bottom w:type="dxa" w:w="100"/>
+              <w:right w:type="dxa" w:w="140"/>
+            </w:tcMar>
+          </w:tcPr>
+          <w:p>
+            <w:r>
+              <w:rPr>
+                <w:b w:val="false"/>
+                <w:bCs w:val="false"/>
+                <w:color w:val="000000"/>
+                <w:sz w:val="20"/>
+                <w:szCs w:val="20"/>
+              </w:rPr>
+              <w:t xml:space="preserve">Newer experimental RAG paths — temporal context, OpenAI embeddings, Qdrant-backed. Admin/upload flows; not on the critical path for all tenants.</w:t>
+            </w:r>
+          </w:p>
+        </w:tc>
+        <w:tc>
+          <w:tcPr>
+            <w:tcW w:type="dxa" w:w="2400"/>
+            <w:tcBorders>
+              <w:top w:val="single" w:color="B8B8B8" w:sz="4"/>
+              <w:left w:val="single" w:color="B8B8B8" w:sz="4"/>
+              <w:bottom w:val="single" w:color="B8B8B8" w:sz="4"/>
+              <w:right w:val="single" w:color="B8B8B8" w:sz="4"/>
+            </w:tcBorders>
+            <w:tcMar>
+              <w:top w:type="dxa" w:w="100"/>
+              <w:left w:type="dxa" w:w="140"/>
+              <w:bottom w:type="dxa" w:w="100"/>
+              <w:right w:type="dxa" w:w="140"/>
+            </w:tcMar>
+          </w:tcPr>
+          <w:p>
+            <w:r>
+              <w:rPr>
+                <w:b w:val="false"/>
+                <w:bCs w:val="false"/>
+                <w:color w:val="000000"/>
+                <w:sz w:val="20"/>
+                <w:szCs w:val="20"/>
+              </w:rPr>
+              <w:t xml:space="preserve">Registered blueprints; on-demand.</w:t>
+            </w:r>
+          </w:p>
+        </w:tc>
+      </w:tr>
+      <w:tr>
+        <w:trPr>
+          <w:tblHeader w:val="false"/>
+        </w:trPr>
+        <w:tc>
+          <w:tcPr>
+            <w:tcW w:type="dxa" w:w="2400"/>
+            <w:tcBorders>
+              <w:top w:val="single" w:color="B8B8B8" w:sz="4"/>
+              <w:left w:val="single" w:color="B8B8B8" w:sz="4"/>
+              <w:bottom w:val="single" w:color="B8B8B8" w:sz="4"/>
+              <w:right w:val="single" w:color="B8B8B8" w:sz="4"/>
+            </w:tcBorders>
+            <w:shd w:fill="F2F2F2" w:color="auto" w:val="clear"/>
+            <w:tcMar>
+              <w:top w:type="dxa" w:w="100"/>
+              <w:left w:type="dxa" w:w="140"/>
+              <w:bottom w:type="dxa" w:w="100"/>
+              <w:right w:type="dxa" w:w="140"/>
+            </w:tcMar>
+          </w:tcPr>
+          <w:p>
+            <w:r>
+              <w:rPr>
+                <w:b w:val="false"/>
+                <w:bCs w:val="false"/>
+                <w:color w:val="000000"/>
+                <w:sz w:val="20"/>
+                <w:szCs w:val="20"/>
+              </w:rPr>
+              <w:t xml:space="preserve">governance_rag_api</w:t>
+            </w:r>
+          </w:p>
+        </w:tc>
+        <w:tc>
+          <w:tcPr>
+            <w:tcW w:type="dxa" w:w="4800"/>
+            <w:tcBorders>
+              <w:top w:val="single" w:color="B8B8B8" w:sz="4"/>
+              <w:left w:val="single" w:color="B8B8B8" w:sz="4"/>
+              <w:bottom w:val="single" w:color="B8B8B8" w:sz="4"/>
+              <w:right w:val="single" w:color="B8B8B8" w:sz="4"/>
+            </w:tcBorders>
+            <w:shd w:fill="F2F2F2" w:color="auto" w:val="clear"/>
+            <w:tcMar>
+              <w:top w:type="dxa" w:w="100"/>
+              <w:left w:type="dxa" w:w="140"/>
+              <w:bottom w:type="dxa" w:w="100"/>
+              <w:right w:type="dxa" w:w="140"/>
+            </w:tcMar>
+          </w:tcPr>
+          <w:p>
+            <w:r>
+              <w:rPr>
+                <w:b w:val="false"/>
+                <w:bCs w:val="false"/>
+                <w:color w:val="000000"/>
+                <w:sz w:val="20"/>
+                <w:szCs w:val="20"/>
+              </w:rPr>
+              <w:t xml:space="preserve">Governance doc search (policies, model cards, AI-DD responses).</w:t>
+            </w:r>
+          </w:p>
+        </w:tc>
+        <w:tc>
+          <w:tcPr>
+            <w:tcW w:type="dxa" w:w="2400"/>
+            <w:tcBorders>
+              <w:top w:val="single" w:color="B8B8B8" w:sz="4"/>
+              <w:left w:val="single" w:color="B8B8B8" w:sz="4"/>
+              <w:bottom w:val="single" w:color="B8B8B8" w:sz="4"/>
+              <w:right w:val="single" w:color="B8B8B8" w:sz="4"/>
+            </w:tcBorders>
+            <w:shd w:fill="F2F2F2" w:color="auto" w:val="clear"/>
+            <w:tcMar>
+              <w:top w:type="dxa" w:w="100"/>
+              <w:left w:type="dxa" w:w="140"/>
+              <w:bottom w:type="dxa" w:w="100"/>
+              <w:right w:type="dxa" w:w="140"/>
+            </w:tcMar>
+          </w:tcPr>
+          <w:p>
+            <w:r>
+              <w:rPr>
+                <w:b w:val="false"/>
+                <w:bCs w:val="false"/>
+                <w:color w:val="000000"/>
+                <w:sz w:val="20"/>
+                <w:szCs w:val="20"/>
+              </w:rPr>
+              <w:t xml:space="preserve">Optional blueprint.</w:t>
+            </w:r>
+          </w:p>
+        </w:tc>
+      </w:tr>
+    </w:tbl>
+    <w:p>
+      <w:pPr>
+        <w:spacing w:after="120"/>
+      </w:pPr>
+      <w:r>
+        <w:t xml:space="preserve">What RAG is FOR (and what it isn't):</w:t>
+      </w:r>
+    </w:p>
+    <w:p>
+      <w:pPr>
+        <w:pStyle w:val="ListParagraph"/>
+        <w:numPr>
+          <w:ilvl w:val="0"/>
+          <w:numId w:val="2"/>
+        </w:numPr>
+        <w:spacing w:after="80"/>
+      </w:pPr>
+      <w:r>
+        <w:t xml:space="preserve">RAG is for: semantic signal lookup (search_signals), legacy product/KPI Q&amp;A in Ask AI fallback paths.</w:t>
+      </w:r>
+    </w:p>
+    <w:p>
+      <w:pPr>
+        <w:pStyle w:val="ListParagraph"/>
+        <w:numPr>
+          <w:ilvl w:val="0"/>
+          <w:numId w:val="2"/>
+        </w:numPr>
+        <w:spacing w:after="80"/>
+      </w:pPr>
+      <w:r>
+        <w:t xml:space="preserve">RAG is NOT for: CFO/CRO dashboard tile numbers. Those are SQL + context graph, not retrieval. If a tile is wrong, do not look at Qdrant — look at the underlying API call's data path.</w:t>
+      </w:r>
+    </w:p>
+    <w:p>
+      <w:pPr>
+        <w:pStyle w:val="ListParagraph"/>
+        <w:numPr>
+          <w:ilvl w:val="0"/>
+          <w:numId w:val="2"/>
+        </w:numPr>
+        <w:spacing w:after="80"/>
+      </w:pPr>
+      <w:r>
+        <w:t xml:space="preserve">Persona grading (§5.3) tests tool use, not RAG retrieval. A persona grade of A- doesn't say anything about whether the Qdrant index is healthy.</w:t>
+      </w:r>
+    </w:p>
+    <w:p>
+      <w:pPr>
+        <w:spacing w:after="120"/>
+      </w:pPr>
+      <w:r>
+        <w:t xml:space="preserve">FDE responsibilities around RAG:</w:t>
+      </w:r>
+    </w:p>
+    <w:p>
+      <w:pPr>
+        <w:pStyle w:val="ListParagraph"/>
+        <w:numPr>
+          <w:ilvl w:val="0"/>
+          <w:numId w:val="2"/>
+        </w:numPr>
+        <w:spacing w:after="80"/>
+      </w:pPr>
+      <w:r>
+        <w:t xml:space="preserve">Confirm QDRANT_URL + QDRANT_API_KEY on EC2 if the customer's overlay expects semantic search. Without them, search_signals will keyword-match only.</w:t>
+      </w:r>
+    </w:p>
+    <w:p>
+      <w:pPr>
+        <w:pStyle w:val="ListParagraph"/>
+        <w:numPr>
+          <w:ilvl w:val="0"/>
+          <w:numId w:val="2"/>
+        </w:numPr>
+        <w:spacing w:after="80"/>
+      </w:pPr>
+      <w:r>
+        <w:t xml:space="preserve">After a material data change (signals CSV refresh, new signal batch), trigger a rebuild via enhanced_upload_api or by re-running process_data so the index reflects new content.</w:t>
+      </w:r>
+    </w:p>
+    <w:p>
+      <w:pPr>
+        <w:pStyle w:val="ListParagraph"/>
+        <w:numPr>
+          <w:ilvl w:val="0"/>
+          <w:numId w:val="2"/>
+        </w:numPr>
+        <w:spacing w:after="80"/>
+      </w:pPr>
+      <w:r>
+        <w:t xml:space="preserve">Regression-test the KB with load-driver scenario 2b (50-account RAG queries) before customer acceptance. The HTTP verify scripts (§5.6) do not cover RAG.</w:t>
+      </w:r>
+    </w:p>
+    <w:p>
+      <w:pPr>
         <w:pStyle w:val="Heading1"/>
         <w:pageBreakBefore/>
         <w:spacing w:after="200" w:before="360"/>
@@ -6694,6 +8223,53 @@
       </w:pPr>
       <w:r>
         <w:t xml:space="preserve">Dashboard tile shows context-graph $ but CRO and CFO numbers don't match: PR #38 parity regression — re-run scripts/verify_cfo_phase1_ec2.py to localize.</w:t>
+      </w:r>
+    </w:p>
+    <w:p>
+      <w:pPr>
+        <w:spacing w:after="120"/>
+      </w:pPr>
+      <w:r>
+        <w:t xml:space="preserve">Capability-level day-one checks (cross-references to §2.4–2.6):</w:t>
+      </w:r>
+    </w:p>
+    <w:p>
+      <w:pPr>
+        <w:pStyle w:val="ListParagraph"/>
+        <w:numPr>
+          <w:ilvl w:val="0"/>
+          <w:numId w:val="2"/>
+        </w:numPr>
+        <w:spacing w:after="80"/>
+      </w:pPr>
+      <w:r>
+        <w:t xml:space="preserve">Signal path (§2.4): If the customer shipped qualitative_signals.csv → confirm rows landed (count via search_signals or DB probe). If they want live ingest → confirm per-tenant feature_signal_engine toggle is ON, signal_channels.json is wired, worker is running, and an MCP submit_signal smoke test produced a fresh QualitativeSignal + context node.</w:t>
+      </w:r>
+    </w:p>
+    <w:p>
+      <w:pPr>
+        <w:pStyle w:val="ListParagraph"/>
+        <w:numPr>
+          <w:ilvl w:val="0"/>
+          <w:numId w:val="2"/>
+        </w:numPr>
+        <w:spacing w:after="80"/>
+      </w:pPr>
+      <w:r>
+        <w:t xml:space="preserve">Playbook execution spine (§2.5): Confirm the one chosen spine end-to-end. (A) Platform: launch a low-stakes playbook from the CSM kanban → see PlaybookExecutionV2 row → close_playbook → realized ROI snapshot non-zero. (B) n8n: trigger a test playbook → confirm the webhook fired and the callback updated PlaybookExecutionV2. (C) Claude skill: walk the .md once with the customer's stakeholder to validate the prompts.</w:t>
+      </w:r>
+    </w:p>
+    <w:p>
+      <w:pPr>
+        <w:pStyle w:val="ListParagraph"/>
+        <w:numPr>
+          <w:ilvl w:val="0"/>
+          <w:numId w:val="2"/>
+        </w:numPr>
+        <w:spacing w:after="80"/>
+      </w:pPr>
+      <w:r>
+        <w:t xml:space="preserve">Knowledge base (§2.6): If QDRANT_URL is set, run a search_signals query with a paraphrased keyword and confirm semantic match (not just substring). If the customer expects KPI Q&amp;A in Ask AI fallback, fire load-driver scenario 2b before sign-off. Do NOT confuse RAG health with dashboard-tile correctness.</w:t>
       </w:r>
     </w:p>
     <w:p>

--- a/gtm-decks/fde-kt/CSPulse_FDE_Playbook.docx
+++ b/gtm-decks/fde-kt/CSPulse_FDE_Playbook.docx
@@ -6800,7 +6800,7 @@
                 <w:sz w:val="20"/>
                 <w:szCs w:val="20"/>
               </w:rPr>
-              <w:t xml:space="preserve">scripts/verify_cfo_phases_ec2.py</w:t>
+              <w:t xml:space="preserve">scripts/verify_executive_phases_ec2.py</w:t>
             </w:r>
           </w:p>
         </w:tc>
@@ -6829,7 +6829,7 @@
                 <w:sz w:val="20"/>
                 <w:szCs w:val="20"/>
               </w:rPr>
-              <w:t xml:space="preserve">CFO dashboard Phases 0–5: source labels, context-graph parity with CRO, period_meta echo, ARR exposure, proof-data tile.</w:t>
+              <w:t xml:space="preserve">Env-driven multi-suite runner. --suite all|cfo|cro|vpcs|cfo-phase1. Reads CS_PULSE_BASE_URL + creds from scripts/.env.acceptance. This is the script run_acceptance_ec2.sh (§5.7) calls under the hood — use this directly when you need to localize a failure.</w:t>
             </w:r>
           </w:p>
         </w:tc>
@@ -6864,7 +6864,7 @@
                 <w:sz w:val="20"/>
                 <w:szCs w:val="20"/>
               </w:rPr>
-              <w:t xml:space="preserve">scripts/verify_cfo_phase1_ec2.py</w:t>
+              <w:t xml:space="preserve">scripts/verify_cfo_phases_ec2.py</w:t>
             </w:r>
           </w:p>
         </w:tc>
@@ -6894,7 +6894,7 @@
                 <w:sz w:val="20"/>
                 <w:szCs w:val="20"/>
               </w:rPr>
-              <w:t xml:space="preserve">Narrower CFO Phase 1 subset (context-graph $ parity only). Useful when iterating on just Phase 1 changes.</w:t>
+              <w:t xml:space="preserve">Single-PR-style CFO Phases 0–5 script: source labels, context-graph parity with CRO, period_meta echo, ARR exposure, proof-data tile. Predates the env-driven runner — kept for narrow re-runs.</w:t>
             </w:r>
           </w:p>
         </w:tc>
@@ -6928,7 +6928,7 @@
                 <w:sz w:val="20"/>
                 <w:szCs w:val="20"/>
               </w:rPr>
-              <w:t xml:space="preserve">scripts/verify_cro_phases_ec2.py</w:t>
+              <w:t xml:space="preserve">scripts/verify_cfo_phase1_ec2.py</w:t>
             </w:r>
           </w:p>
         </w:tc>
@@ -6957,7 +6957,7 @@
                 <w:sz w:val="20"/>
                 <w:szCs w:val="20"/>
               </w:rPr>
-              <w:t xml:space="preserve">CRO dashboard Phases 0–5: metric guide, context-graph strip, pre-proof banner, ARR exposure footnote, period_meta, Phase 5 proof path.</w:t>
+              <w:t xml:space="preserve">Narrower CFO Phase 1 subset (context-graph $ parity only). Useful when iterating on just Phase 1 changes.</w:t>
             </w:r>
           </w:p>
         </w:tc>
@@ -6992,7 +6992,7 @@
                 <w:sz w:val="20"/>
                 <w:szCs w:val="20"/>
               </w:rPr>
-              <w:t xml:space="preserve">scripts/verify_vpcs_phases_ec2.py</w:t>
+              <w:t xml:space="preserve">scripts/verify_cro_phases_ec2.py</w:t>
             </w:r>
           </w:p>
         </w:tc>
@@ -7022,7 +7022,7 @@
                 <w:sz w:val="20"/>
                 <w:szCs w:val="20"/>
               </w:rPr>
-              <w:t xml:space="preserve">VPCS dashboard: capacity tile, top performers, scorecard auditability.</w:t>
+              <w:t xml:space="preserve">CRO Phases 0–5 single-PR script: metric guide, context-graph strip, pre-proof banner, ARR exposure footnote, period_meta, Phase 5 proof path.</w:t>
             </w:r>
           </w:p>
         </w:tc>
@@ -7056,6 +7056,70 @@
                 <w:sz w:val="20"/>
                 <w:szCs w:val="20"/>
               </w:rPr>
+              <w:t xml:space="preserve">scripts/verify_vpcs_phases_ec2.py</w:t>
+            </w:r>
+          </w:p>
+        </w:tc>
+        <w:tc>
+          <w:tcPr>
+            <w:tcW w:type="dxa" w:w="6000"/>
+            <w:tcBorders>
+              <w:top w:val="single" w:color="B8B8B8" w:sz="4"/>
+              <w:left w:val="single" w:color="B8B8B8" w:sz="4"/>
+              <w:bottom w:val="single" w:color="B8B8B8" w:sz="4"/>
+              <w:right w:val="single" w:color="B8B8B8" w:sz="4"/>
+            </w:tcBorders>
+            <w:tcMar>
+              <w:top w:type="dxa" w:w="100"/>
+              <w:left w:type="dxa" w:w="140"/>
+              <w:bottom w:type="dxa" w:w="100"/>
+              <w:right w:type="dxa" w:w="140"/>
+            </w:tcMar>
+          </w:tcPr>
+          <w:p>
+            <w:r>
+              <w:rPr>
+                <w:b w:val="false"/>
+                <w:bCs w:val="false"/>
+                <w:color w:val="000000"/>
+                <w:sz w:val="20"/>
+                <w:szCs w:val="20"/>
+              </w:rPr>
+              <w:t xml:space="preserve">VPCS dashboard: capacity tile, top performers, scorecard auditability.</w:t>
+            </w:r>
+          </w:p>
+        </w:tc>
+      </w:tr>
+      <w:tr>
+        <w:trPr>
+          <w:tblHeader w:val="false"/>
+        </w:trPr>
+        <w:tc>
+          <w:tcPr>
+            <w:tcW w:type="dxa" w:w="3600"/>
+            <w:tcBorders>
+              <w:top w:val="single" w:color="B8B8B8" w:sz="4"/>
+              <w:left w:val="single" w:color="B8B8B8" w:sz="4"/>
+              <w:bottom w:val="single" w:color="B8B8B8" w:sz="4"/>
+              <w:right w:val="single" w:color="B8B8B8" w:sz="4"/>
+            </w:tcBorders>
+            <w:shd w:fill="F2F2F2" w:color="auto" w:val="clear"/>
+            <w:tcMar>
+              <w:top w:type="dxa" w:w="100"/>
+              <w:left w:type="dxa" w:w="140"/>
+              <w:bottom w:type="dxa" w:w="100"/>
+              <w:right w:type="dxa" w:w="140"/>
+            </w:tcMar>
+          </w:tcPr>
+          <w:p>
+            <w:r>
+              <w:rPr>
+                <w:b w:val="false"/>
+                <w:bCs w:val="false"/>
+                <w:color w:val="000000"/>
+                <w:sz w:val="20"/>
+                <w:szCs w:val="20"/>
+              </w:rPr>
               <w:t xml:space="preserve">scripts/sanity_check_cust333.py</w:t>
             </w:r>
           </w:p>
@@ -7069,6 +7133,7 @@
               <w:bottom w:val="single" w:color="B8B8B8" w:sz="4"/>
               <w:right w:val="single" w:color="B8B8B8" w:sz="4"/>
             </w:tcBorders>
+            <w:shd w:fill="F2F2F2" w:color="auto" w:val="clear"/>
             <w:tcMar>
               <w:top w:type="dxa" w:w="100"/>
               <w:left w:type="dxa" w:w="140"/>
@@ -7096,7 +7161,15 @@
         <w:spacing w:after="120"/>
       </w:pPr>
       <w:r>
-        <w:t xml:space="preserve">The recommended pattern: each persona-facing PR ships its own verify_*.py in the same shape (login → hit endpoints → assert known invariants → exit non-zero on regression). The May 17 batch added the first three; the VPCS one followed in the 904184fed batch. Keep adding them — they're cheap regression insurance.</w:t>
+        <w:t xml:space="preserve">Pick verify_executive_phases_ec2.py for routine acceptance (or just call run_acceptance_ec2.sh in §5.7, which wraps it). The per-PR scripts (verify_cfo_phases_ec2.py etc.) are kept for surgical re-runs when you want to bisect a specific suite without booting the full harness.</w:t>
+      </w:r>
+    </w:p>
+    <w:p>
+      <w:pPr>
+        <w:spacing w:after="120"/>
+      </w:pPr>
+      <w:r>
+        <w:t xml:space="preserve">Pattern for new persona-facing PRs: extend scripts/ec2_acceptance/checks.py with the new invariants and add a new --suite name in verify_executive_phases_ec2.py. Do NOT add another standalone verify_*.py — the per-PR scripts predate the env-driven runner and should not multiply.</w:t>
       </w:r>
     </w:p>
     <w:p>
@@ -7105,7 +7178,7 @@
         <w:spacing w:after="140" w:before="240"/>
       </w:pPr>
       <w:r>
-        <w:t xml:space="preserve">5.7 Acceptance harness (planned)</w:t>
+        <w:t xml:space="preserve">5.7 Acceptance harness — one-command post-deploy</w:t>
       </w:r>
     </w:p>
     <w:p>
@@ -7113,7 +7186,1159 @@
         <w:spacing w:after="120"/>
       </w:pPr>
       <w:r>
-        <w:t xml:space="preserve">A run_acceptance_ec2.sh wrapper to orchestrate the HTTP suites + optional persona grading from one invocation is on the roadmap. Until it lands, run each verify script directly post-rehydrate and run the persona grader manually before customer acceptance. The wrapper would expose ACCEPTANCE_RUN_PERSONA=1 to opt into LLM grading and ACCEPTANCE_SEED_VPCS=1 to refresh renewal/playbook attribution before the run. If your engagement needs this orchestrator before the wrapper lands, write a thin shell script that runs verify_*.py in sequence — do not rebuild the persona grader.</w:t>
+        <w:t xml:space="preserve">scripts/run_acceptance_ec2.sh is the canonical 'step 7' post-deploy harness. It runs the HTTP suites and, optionally, persona grading inside the platform container. Use this instead of running verify scripts one at a time.</w:t>
+      </w:r>
+    </w:p>
+    <w:p>
+      <w:pPr>
+        <w:spacing w:after="120"/>
+      </w:pPr>
+      <w:r>
+        <w:t xml:space="preserve">Quick start:</w:t>
+      </w:r>
+    </w:p>
+    <w:p>
+      <w:pPr>
+        <w:shd w:fill="F5F5F5" w:color="auto" w:val="clear"/>
+        <w:spacing w:after="80"/>
+        <w:ind w:left="360"/>
+      </w:pPr>
+      <w:r>
+        <w:rPr>
+          <w:rFonts w:ascii="Courier New" w:cs="Courier New" w:eastAsia="Courier New" w:hAnsi="Courier New"/>
+          <w:sz w:val="20"/>
+          <w:szCs w:val="20"/>
+        </w:rPr>
+        <w:t xml:space="preserve">cp scripts/.env.acceptance.example scripts/.env.acceptance
+# edit CS_PULSE_BASE_URL, credentials, ANTHROPIC_API_KEY
+./scripts/run_acceptance_ec2.sh</w:t>
+      </w:r>
+    </w:p>
+    <w:p>
+      <w:pPr>
+        <w:spacing w:after="120"/>
+      </w:pPr>
+      <w:r>
+        <w:t xml:space="preserve">The wrapper sources scripts/.env.acceptance (or whatever ACCEPTANCE_ENV_FILE points to), then orchestrates two stages: (1) HTTP acceptance via scripts/verify_executive_phases_ec2.py (env-driven, --suite-aware — runs CFO/CRO/VPCS suites against the live host); (2) optional persona grading via docker exec into the platform container.</w:t>
+      </w:r>
+    </w:p>
+    <w:p>
+      <w:pPr>
+        <w:spacing w:after="120"/>
+      </w:pPr>
+      <w:r>
+        <w:t xml:space="preserve">Environment knobs (see scripts/.env.acceptance.example for the full list):</w:t>
+      </w:r>
+    </w:p>
+    <w:tbl>
+      <w:tblPr>
+        <w:tblW w:type="dxa" w:w="9200"/>
+        <w:tblBorders>
+          <w:top w:val="single" w:color="auto" w:sz="4"/>
+          <w:left w:val="single" w:color="auto" w:sz="4"/>
+          <w:bottom w:val="single" w:color="auto" w:sz="4"/>
+          <w:right w:val="single" w:color="auto" w:sz="4"/>
+          <w:insideH w:val="single" w:color="auto" w:sz="4"/>
+          <w:insideV w:val="single" w:color="auto" w:sz="4"/>
+        </w:tblBorders>
+      </w:tblPr>
+      <w:tblGrid>
+        <w:gridCol w:w="2800"/>
+        <w:gridCol w:w="2000"/>
+        <w:gridCol w:w="4400"/>
+      </w:tblGrid>
+      <w:tr>
+        <w:trPr>
+          <w:tblHeader/>
+        </w:trPr>
+        <w:tc>
+          <w:tcPr>
+            <w:tcW w:type="dxa" w:w="2800"/>
+            <w:tcBorders>
+              <w:top w:val="single" w:color="B8B8B8" w:sz="4"/>
+              <w:left w:val="single" w:color="B8B8B8" w:sz="4"/>
+              <w:bottom w:val="single" w:color="B8B8B8" w:sz="4"/>
+              <w:right w:val="single" w:color="B8B8B8" w:sz="4"/>
+            </w:tcBorders>
+            <w:shd w:fill="1F3A5F" w:color="auto" w:val="clear"/>
+            <w:tcMar>
+              <w:top w:type="dxa" w:w="100"/>
+              <w:left w:type="dxa" w:w="140"/>
+              <w:bottom w:type="dxa" w:w="100"/>
+              <w:right w:type="dxa" w:w="140"/>
+            </w:tcMar>
+          </w:tcPr>
+          <w:p>
+            <w:r>
+              <w:rPr>
+                <w:b/>
+                <w:bCs/>
+                <w:color w:val="FFFFFF"/>
+                <w:sz w:val="20"/>
+                <w:szCs w:val="20"/>
+              </w:rPr>
+              <w:t xml:space="preserve">Variable</w:t>
+            </w:r>
+          </w:p>
+        </w:tc>
+        <w:tc>
+          <w:tcPr>
+            <w:tcW w:type="dxa" w:w="2000"/>
+            <w:tcBorders>
+              <w:top w:val="single" w:color="B8B8B8" w:sz="4"/>
+              <w:left w:val="single" w:color="B8B8B8" w:sz="4"/>
+              <w:bottom w:val="single" w:color="B8B8B8" w:sz="4"/>
+              <w:right w:val="single" w:color="B8B8B8" w:sz="4"/>
+            </w:tcBorders>
+            <w:shd w:fill="1F3A5F" w:color="auto" w:val="clear"/>
+            <w:tcMar>
+              <w:top w:type="dxa" w:w="100"/>
+              <w:left w:type="dxa" w:w="140"/>
+              <w:bottom w:type="dxa" w:w="100"/>
+              <w:right w:type="dxa" w:w="140"/>
+            </w:tcMar>
+          </w:tcPr>
+          <w:p>
+            <w:r>
+              <w:rPr>
+                <w:b/>
+                <w:bCs/>
+                <w:color w:val="FFFFFF"/>
+                <w:sz w:val="20"/>
+                <w:szCs w:val="20"/>
+              </w:rPr>
+              <w:t xml:space="preserve">Default</w:t>
+            </w:r>
+          </w:p>
+        </w:tc>
+        <w:tc>
+          <w:tcPr>
+            <w:tcW w:type="dxa" w:w="4400"/>
+            <w:tcBorders>
+              <w:top w:val="single" w:color="B8B8B8" w:sz="4"/>
+              <w:left w:val="single" w:color="B8B8B8" w:sz="4"/>
+              <w:bottom w:val="single" w:color="B8B8B8" w:sz="4"/>
+              <w:right w:val="single" w:color="B8B8B8" w:sz="4"/>
+            </w:tcBorders>
+            <w:shd w:fill="1F3A5F" w:color="auto" w:val="clear"/>
+            <w:tcMar>
+              <w:top w:type="dxa" w:w="100"/>
+              <w:left w:type="dxa" w:w="140"/>
+              <w:bottom w:type="dxa" w:w="100"/>
+              <w:right w:type="dxa" w:w="140"/>
+            </w:tcMar>
+          </w:tcPr>
+          <w:p>
+            <w:r>
+              <w:rPr>
+                <w:b/>
+                <w:bCs/>
+                <w:color w:val="FFFFFF"/>
+                <w:sz w:val="20"/>
+                <w:szCs w:val="20"/>
+              </w:rPr>
+              <w:t xml:space="preserve">Purpose</w:t>
+            </w:r>
+          </w:p>
+        </w:tc>
+      </w:tr>
+      <w:tr>
+        <w:trPr>
+          <w:tblHeader w:val="false"/>
+        </w:trPr>
+        <w:tc>
+          <w:tcPr>
+            <w:tcW w:type="dxa" w:w="2800"/>
+            <w:tcBorders>
+              <w:top w:val="single" w:color="B8B8B8" w:sz="4"/>
+              <w:left w:val="single" w:color="B8B8B8" w:sz="4"/>
+              <w:bottom w:val="single" w:color="B8B8B8" w:sz="4"/>
+              <w:right w:val="single" w:color="B8B8B8" w:sz="4"/>
+            </w:tcBorders>
+            <w:tcMar>
+              <w:top w:type="dxa" w:w="100"/>
+              <w:left w:type="dxa" w:w="140"/>
+              <w:bottom w:type="dxa" w:w="100"/>
+              <w:right w:type="dxa" w:w="140"/>
+            </w:tcMar>
+          </w:tcPr>
+          <w:p>
+            <w:r>
+              <w:rPr>
+                <w:b w:val="false"/>
+                <w:bCs w:val="false"/>
+                <w:color w:val="000000"/>
+                <w:sz w:val="20"/>
+                <w:szCs w:val="20"/>
+              </w:rPr>
+              <w:t xml:space="preserve">CS_PULSE_BASE_URL</w:t>
+            </w:r>
+          </w:p>
+        </w:tc>
+        <w:tc>
+          <w:tcPr>
+            <w:tcW w:type="dxa" w:w="2000"/>
+            <w:tcBorders>
+              <w:top w:val="single" w:color="B8B8B8" w:sz="4"/>
+              <w:left w:val="single" w:color="B8B8B8" w:sz="4"/>
+              <w:bottom w:val="single" w:color="B8B8B8" w:sz="4"/>
+              <w:right w:val="single" w:color="B8B8B8" w:sz="4"/>
+            </w:tcBorders>
+            <w:tcMar>
+              <w:top w:type="dxa" w:w="100"/>
+              <w:left w:type="dxa" w:w="140"/>
+              <w:bottom w:type="dxa" w:w="100"/>
+              <w:right w:type="dxa" w:w="140"/>
+            </w:tcMar>
+          </w:tcPr>
+          <w:p>
+            <w:r>
+              <w:rPr>
+                <w:b w:val="false"/>
+                <w:bCs w:val="false"/>
+                <w:color w:val="000000"/>
+                <w:sz w:val="20"/>
+                <w:szCs w:val="20"/>
+              </w:rPr>
+              <w:t xml:space="preserve">http://3.94.106.197</w:t>
+            </w:r>
+          </w:p>
+        </w:tc>
+        <w:tc>
+          <w:tcPr>
+            <w:tcW w:type="dxa" w:w="4400"/>
+            <w:tcBorders>
+              <w:top w:val="single" w:color="B8B8B8" w:sz="4"/>
+              <w:left w:val="single" w:color="B8B8B8" w:sz="4"/>
+              <w:bottom w:val="single" w:color="B8B8B8" w:sz="4"/>
+              <w:right w:val="single" w:color="B8B8B8" w:sz="4"/>
+            </w:tcBorders>
+            <w:tcMar>
+              <w:top w:type="dxa" w:w="100"/>
+              <w:left w:type="dxa" w:w="140"/>
+              <w:bottom w:type="dxa" w:w="100"/>
+              <w:right w:type="dxa" w:w="140"/>
+            </w:tcMar>
+          </w:tcPr>
+          <w:p>
+            <w:r>
+              <w:rPr>
+                <w:b w:val="false"/>
+                <w:bCs w:val="false"/>
+                <w:color w:val="000000"/>
+                <w:sz w:val="20"/>
+                <w:szCs w:val="20"/>
+              </w:rPr>
+              <w:t xml:space="preserve">Target host (local stack, EC2 IP, or CloudFront).</w:t>
+            </w:r>
+          </w:p>
+        </w:tc>
+      </w:tr>
+      <w:tr>
+        <w:trPr>
+          <w:tblHeader w:val="false"/>
+        </w:trPr>
+        <w:tc>
+          <w:tcPr>
+            <w:tcW w:type="dxa" w:w="2800"/>
+            <w:tcBorders>
+              <w:top w:val="single" w:color="B8B8B8" w:sz="4"/>
+              <w:left w:val="single" w:color="B8B8B8" w:sz="4"/>
+              <w:bottom w:val="single" w:color="B8B8B8" w:sz="4"/>
+              <w:right w:val="single" w:color="B8B8B8" w:sz="4"/>
+            </w:tcBorders>
+            <w:shd w:fill="F2F2F2" w:color="auto" w:val="clear"/>
+            <w:tcMar>
+              <w:top w:type="dxa" w:w="100"/>
+              <w:left w:type="dxa" w:w="140"/>
+              <w:bottom w:type="dxa" w:w="100"/>
+              <w:right w:type="dxa" w:w="140"/>
+            </w:tcMar>
+          </w:tcPr>
+          <w:p>
+            <w:r>
+              <w:rPr>
+                <w:b w:val="false"/>
+                <w:bCs w:val="false"/>
+                <w:color w:val="000000"/>
+                <w:sz w:val="20"/>
+                <w:szCs w:val="20"/>
+              </w:rPr>
+              <w:t xml:space="preserve">ACCEPTANCE_CUSTOMER_ID</w:t>
+            </w:r>
+          </w:p>
+        </w:tc>
+        <w:tc>
+          <w:tcPr>
+            <w:tcW w:type="dxa" w:w="2000"/>
+            <w:tcBorders>
+              <w:top w:val="single" w:color="B8B8B8" w:sz="4"/>
+              <w:left w:val="single" w:color="B8B8B8" w:sz="4"/>
+              <w:bottom w:val="single" w:color="B8B8B8" w:sz="4"/>
+              <w:right w:val="single" w:color="B8B8B8" w:sz="4"/>
+            </w:tcBorders>
+            <w:shd w:fill="F2F2F2" w:color="auto" w:val="clear"/>
+            <w:tcMar>
+              <w:top w:type="dxa" w:w="100"/>
+              <w:left w:type="dxa" w:w="140"/>
+              <w:bottom w:type="dxa" w:w="100"/>
+              <w:right w:type="dxa" w:w="140"/>
+            </w:tcMar>
+          </w:tcPr>
+          <w:p>
+            <w:r>
+              <w:rPr>
+                <w:b w:val="false"/>
+                <w:bCs w:val="false"/>
+                <w:color w:val="000000"/>
+                <w:sz w:val="20"/>
+                <w:szCs w:val="20"/>
+              </w:rPr>
+              <w:t xml:space="preserve">334</w:t>
+            </w:r>
+          </w:p>
+        </w:tc>
+        <w:tc>
+          <w:tcPr>
+            <w:tcW w:type="dxa" w:w="4400"/>
+            <w:tcBorders>
+              <w:top w:val="single" w:color="B8B8B8" w:sz="4"/>
+              <w:left w:val="single" w:color="B8B8B8" w:sz="4"/>
+              <w:bottom w:val="single" w:color="B8B8B8" w:sz="4"/>
+              <w:right w:val="single" w:color="B8B8B8" w:sz="4"/>
+            </w:tcBorders>
+            <w:shd w:fill="F2F2F2" w:color="auto" w:val="clear"/>
+            <w:tcMar>
+              <w:top w:type="dxa" w:w="100"/>
+              <w:left w:type="dxa" w:w="140"/>
+              <w:bottom w:type="dxa" w:w="100"/>
+              <w:right w:type="dxa" w:w="140"/>
+            </w:tcMar>
+          </w:tcPr>
+          <w:p>
+            <w:r>
+              <w:rPr>
+                <w:b w:val="false"/>
+                <w:bCs w:val="false"/>
+                <w:color w:val="000000"/>
+                <w:sz w:val="20"/>
+                <w:szCs w:val="20"/>
+              </w:rPr>
+              <w:t xml:space="preserve">Tenant the acceptance run targets.</w:t>
+            </w:r>
+          </w:p>
+        </w:tc>
+      </w:tr>
+      <w:tr>
+        <w:trPr>
+          <w:tblHeader w:val="false"/>
+        </w:trPr>
+        <w:tc>
+          <w:tcPr>
+            <w:tcW w:type="dxa" w:w="2800"/>
+            <w:tcBorders>
+              <w:top w:val="single" w:color="B8B8B8" w:sz="4"/>
+              <w:left w:val="single" w:color="B8B8B8" w:sz="4"/>
+              <w:bottom w:val="single" w:color="B8B8B8" w:sz="4"/>
+              <w:right w:val="single" w:color="B8B8B8" w:sz="4"/>
+            </w:tcBorders>
+            <w:tcMar>
+              <w:top w:type="dxa" w:w="100"/>
+              <w:left w:type="dxa" w:w="140"/>
+              <w:bottom w:type="dxa" w:w="100"/>
+              <w:right w:type="dxa" w:w="140"/>
+            </w:tcMar>
+          </w:tcPr>
+          <w:p>
+            <w:r>
+              <w:rPr>
+                <w:b w:val="false"/>
+                <w:bCs w:val="false"/>
+                <w:color w:val="000000"/>
+                <w:sz w:val="20"/>
+                <w:szCs w:val="20"/>
+              </w:rPr>
+              <w:t xml:space="preserve">ACCEPTANCE_SUITE</w:t>
+            </w:r>
+          </w:p>
+        </w:tc>
+        <w:tc>
+          <w:tcPr>
+            <w:tcW w:type="dxa" w:w="2000"/>
+            <w:tcBorders>
+              <w:top w:val="single" w:color="B8B8B8" w:sz="4"/>
+              <w:left w:val="single" w:color="B8B8B8" w:sz="4"/>
+              <w:bottom w:val="single" w:color="B8B8B8" w:sz="4"/>
+              <w:right w:val="single" w:color="B8B8B8" w:sz="4"/>
+            </w:tcBorders>
+            <w:tcMar>
+              <w:top w:type="dxa" w:w="100"/>
+              <w:left w:type="dxa" w:w="140"/>
+              <w:bottom w:type="dxa" w:w="100"/>
+              <w:right w:type="dxa" w:w="140"/>
+            </w:tcMar>
+          </w:tcPr>
+          <w:p>
+            <w:r>
+              <w:rPr>
+                <w:b w:val="false"/>
+                <w:bCs w:val="false"/>
+                <w:color w:val="000000"/>
+                <w:sz w:val="20"/>
+                <w:szCs w:val="20"/>
+              </w:rPr>
+              <w:t xml:space="preserve">all</w:t>
+            </w:r>
+          </w:p>
+        </w:tc>
+        <w:tc>
+          <w:tcPr>
+            <w:tcW w:type="dxa" w:w="4400"/>
+            <w:tcBorders>
+              <w:top w:val="single" w:color="B8B8B8" w:sz="4"/>
+              <w:left w:val="single" w:color="B8B8B8" w:sz="4"/>
+              <w:bottom w:val="single" w:color="B8B8B8" w:sz="4"/>
+              <w:right w:val="single" w:color="B8B8B8" w:sz="4"/>
+            </w:tcBorders>
+            <w:tcMar>
+              <w:top w:type="dxa" w:w="100"/>
+              <w:left w:type="dxa" w:w="140"/>
+              <w:bottom w:type="dxa" w:w="100"/>
+              <w:right w:type="dxa" w:w="140"/>
+            </w:tcMar>
+          </w:tcPr>
+          <w:p>
+            <w:r>
+              <w:rPr>
+                <w:b w:val="false"/>
+                <w:bCs w:val="false"/>
+                <w:color w:val="000000"/>
+                <w:sz w:val="20"/>
+                <w:szCs w:val="20"/>
+              </w:rPr>
+              <w:t xml:space="preserve">Subset for HTTP stage: cfo | cro | vpcs | cfo-phase1 | all.</w:t>
+            </w:r>
+          </w:p>
+        </w:tc>
+      </w:tr>
+      <w:tr>
+        <w:trPr>
+          <w:tblHeader w:val="false"/>
+        </w:trPr>
+        <w:tc>
+          <w:tcPr>
+            <w:tcW w:type="dxa" w:w="2800"/>
+            <w:tcBorders>
+              <w:top w:val="single" w:color="B8B8B8" w:sz="4"/>
+              <w:left w:val="single" w:color="B8B8B8" w:sz="4"/>
+              <w:bottom w:val="single" w:color="B8B8B8" w:sz="4"/>
+              <w:right w:val="single" w:color="B8B8B8" w:sz="4"/>
+            </w:tcBorders>
+            <w:shd w:fill="F2F2F2" w:color="auto" w:val="clear"/>
+            <w:tcMar>
+              <w:top w:type="dxa" w:w="100"/>
+              <w:left w:type="dxa" w:w="140"/>
+              <w:bottom w:type="dxa" w:w="100"/>
+              <w:right w:type="dxa" w:w="140"/>
+            </w:tcMar>
+          </w:tcPr>
+          <w:p>
+            <w:r>
+              <w:rPr>
+                <w:b w:val="false"/>
+                <w:bCs w:val="false"/>
+                <w:color w:val="000000"/>
+                <w:sz w:val="20"/>
+                <w:szCs w:val="20"/>
+              </w:rPr>
+              <w:t xml:space="preserve">ACCEPTANCE_SKIP_HTTP</w:t>
+            </w:r>
+          </w:p>
+        </w:tc>
+        <w:tc>
+          <w:tcPr>
+            <w:tcW w:type="dxa" w:w="2000"/>
+            <w:tcBorders>
+              <w:top w:val="single" w:color="B8B8B8" w:sz="4"/>
+              <w:left w:val="single" w:color="B8B8B8" w:sz="4"/>
+              <w:bottom w:val="single" w:color="B8B8B8" w:sz="4"/>
+              <w:right w:val="single" w:color="B8B8B8" w:sz="4"/>
+            </w:tcBorders>
+            <w:shd w:fill="F2F2F2" w:color="auto" w:val="clear"/>
+            <w:tcMar>
+              <w:top w:type="dxa" w:w="100"/>
+              <w:left w:type="dxa" w:w="140"/>
+              <w:bottom w:type="dxa" w:w="100"/>
+              <w:right w:type="dxa" w:w="140"/>
+            </w:tcMar>
+          </w:tcPr>
+          <w:p>
+            <w:r>
+              <w:rPr>
+                <w:b w:val="false"/>
+                <w:bCs w:val="false"/>
+                <w:color w:val="000000"/>
+                <w:sz w:val="20"/>
+                <w:szCs w:val="20"/>
+              </w:rPr>
+              <w:t xml:space="preserve">0</w:t>
+            </w:r>
+          </w:p>
+        </w:tc>
+        <w:tc>
+          <w:tcPr>
+            <w:tcW w:type="dxa" w:w="4400"/>
+            <w:tcBorders>
+              <w:top w:val="single" w:color="B8B8B8" w:sz="4"/>
+              <w:left w:val="single" w:color="B8B8B8" w:sz="4"/>
+              <w:bottom w:val="single" w:color="B8B8B8" w:sz="4"/>
+              <w:right w:val="single" w:color="B8B8B8" w:sz="4"/>
+            </w:tcBorders>
+            <w:shd w:fill="F2F2F2" w:color="auto" w:val="clear"/>
+            <w:tcMar>
+              <w:top w:type="dxa" w:w="100"/>
+              <w:left w:type="dxa" w:w="140"/>
+              <w:bottom w:type="dxa" w:w="100"/>
+              <w:right w:type="dxa" w:w="140"/>
+            </w:tcMar>
+          </w:tcPr>
+          <w:p>
+            <w:r>
+              <w:rPr>
+                <w:b w:val="false"/>
+                <w:bCs w:val="false"/>
+                <w:color w:val="000000"/>
+                <w:sz w:val="20"/>
+                <w:szCs w:val="20"/>
+              </w:rPr>
+              <w:t xml:space="preserve">Set 1 to skip HTTP and run persona grading only.</w:t>
+            </w:r>
+          </w:p>
+        </w:tc>
+      </w:tr>
+      <w:tr>
+        <w:trPr>
+          <w:tblHeader w:val="false"/>
+        </w:trPr>
+        <w:tc>
+          <w:tcPr>
+            <w:tcW w:type="dxa" w:w="2800"/>
+            <w:tcBorders>
+              <w:top w:val="single" w:color="B8B8B8" w:sz="4"/>
+              <w:left w:val="single" w:color="B8B8B8" w:sz="4"/>
+              <w:bottom w:val="single" w:color="B8B8B8" w:sz="4"/>
+              <w:right w:val="single" w:color="B8B8B8" w:sz="4"/>
+            </w:tcBorders>
+            <w:tcMar>
+              <w:top w:type="dxa" w:w="100"/>
+              <w:left w:type="dxa" w:w="140"/>
+              <w:bottom w:type="dxa" w:w="100"/>
+              <w:right w:type="dxa" w:w="140"/>
+            </w:tcMar>
+          </w:tcPr>
+          <w:p>
+            <w:r>
+              <w:rPr>
+                <w:b w:val="false"/>
+                <w:bCs w:val="false"/>
+                <w:color w:val="000000"/>
+                <w:sz w:val="20"/>
+                <w:szCs w:val="20"/>
+              </w:rPr>
+              <w:t xml:space="preserve">ACCEPTANCE_RUN_PERSONA</w:t>
+            </w:r>
+          </w:p>
+        </w:tc>
+        <w:tc>
+          <w:tcPr>
+            <w:tcW w:type="dxa" w:w="2000"/>
+            <w:tcBorders>
+              <w:top w:val="single" w:color="B8B8B8" w:sz="4"/>
+              <w:left w:val="single" w:color="B8B8B8" w:sz="4"/>
+              <w:bottom w:val="single" w:color="B8B8B8" w:sz="4"/>
+              <w:right w:val="single" w:color="B8B8B8" w:sz="4"/>
+            </w:tcBorders>
+            <w:tcMar>
+              <w:top w:type="dxa" w:w="100"/>
+              <w:left w:type="dxa" w:w="140"/>
+              <w:bottom w:type="dxa" w:w="100"/>
+              <w:right w:type="dxa" w:w="140"/>
+            </w:tcMar>
+          </w:tcPr>
+          <w:p>
+            <w:r>
+              <w:rPr>
+                <w:b w:val="false"/>
+                <w:bCs w:val="false"/>
+                <w:color w:val="000000"/>
+                <w:sz w:val="20"/>
+                <w:szCs w:val="20"/>
+              </w:rPr>
+              <w:t xml:space="preserve">0</w:t>
+            </w:r>
+          </w:p>
+        </w:tc>
+        <w:tc>
+          <w:tcPr>
+            <w:tcW w:type="dxa" w:w="4400"/>
+            <w:tcBorders>
+              <w:top w:val="single" w:color="B8B8B8" w:sz="4"/>
+              <w:left w:val="single" w:color="B8B8B8" w:sz="4"/>
+              <w:bottom w:val="single" w:color="B8B8B8" w:sz="4"/>
+              <w:right w:val="single" w:color="B8B8B8" w:sz="4"/>
+            </w:tcBorders>
+            <w:tcMar>
+              <w:top w:type="dxa" w:w="100"/>
+              <w:left w:type="dxa" w:w="140"/>
+              <w:bottom w:type="dxa" w:w="100"/>
+              <w:right w:type="dxa" w:w="140"/>
+            </w:tcMar>
+          </w:tcPr>
+          <w:p>
+            <w:r>
+              <w:rPr>
+                <w:b w:val="false"/>
+                <w:bCs w:val="false"/>
+                <w:color w:val="000000"/>
+                <w:sz w:val="20"/>
+                <w:szCs w:val="20"/>
+              </w:rPr>
+              <w:t xml:space="preserve">Set 1 to run persona grading in the container. Requires ANTHROPIC_API_KEY.</w:t>
+            </w:r>
+          </w:p>
+        </w:tc>
+      </w:tr>
+      <w:tr>
+        <w:trPr>
+          <w:tblHeader w:val="false"/>
+        </w:trPr>
+        <w:tc>
+          <w:tcPr>
+            <w:tcW w:type="dxa" w:w="2800"/>
+            <w:tcBorders>
+              <w:top w:val="single" w:color="B8B8B8" w:sz="4"/>
+              <w:left w:val="single" w:color="B8B8B8" w:sz="4"/>
+              <w:bottom w:val="single" w:color="B8B8B8" w:sz="4"/>
+              <w:right w:val="single" w:color="B8B8B8" w:sz="4"/>
+            </w:tcBorders>
+            <w:shd w:fill="F2F2F2" w:color="auto" w:val="clear"/>
+            <w:tcMar>
+              <w:top w:type="dxa" w:w="100"/>
+              <w:left w:type="dxa" w:w="140"/>
+              <w:bottom w:type="dxa" w:w="100"/>
+              <w:right w:type="dxa" w:w="140"/>
+            </w:tcMar>
+          </w:tcPr>
+          <w:p>
+            <w:r>
+              <w:rPr>
+                <w:b w:val="false"/>
+                <w:bCs w:val="false"/>
+                <w:color w:val="000000"/>
+                <w:sz w:val="20"/>
+                <w:szCs w:val="20"/>
+              </w:rPr>
+              <w:t xml:space="preserve">ACCEPTANCE_PERSONAS</w:t>
+            </w:r>
+          </w:p>
+        </w:tc>
+        <w:tc>
+          <w:tcPr>
+            <w:tcW w:type="dxa" w:w="2000"/>
+            <w:tcBorders>
+              <w:top w:val="single" w:color="B8B8B8" w:sz="4"/>
+              <w:left w:val="single" w:color="B8B8B8" w:sz="4"/>
+              <w:bottom w:val="single" w:color="B8B8B8" w:sz="4"/>
+              <w:right w:val="single" w:color="B8B8B8" w:sz="4"/>
+            </w:tcBorders>
+            <w:shd w:fill="F2F2F2" w:color="auto" w:val="clear"/>
+            <w:tcMar>
+              <w:top w:type="dxa" w:w="100"/>
+              <w:left w:type="dxa" w:w="140"/>
+              <w:bottom w:type="dxa" w:w="100"/>
+              <w:right w:type="dxa" w:w="140"/>
+            </w:tcMar>
+          </w:tcPr>
+          <w:p>
+            <w:r>
+              <w:rPr>
+                <w:b w:val="false"/>
+                <w:bCs w:val="false"/>
+                <w:color w:val="000000"/>
+                <w:sz w:val="20"/>
+                <w:szCs w:val="20"/>
+              </w:rPr>
+              <w:t xml:space="preserve">cro,cfo,vpcs</w:t>
+            </w:r>
+          </w:p>
+        </w:tc>
+        <w:tc>
+          <w:tcPr>
+            <w:tcW w:type="dxa" w:w="4400"/>
+            <w:tcBorders>
+              <w:top w:val="single" w:color="B8B8B8" w:sz="4"/>
+              <w:left w:val="single" w:color="B8B8B8" w:sz="4"/>
+              <w:bottom w:val="single" w:color="B8B8B8" w:sz="4"/>
+              <w:right w:val="single" w:color="B8B8B8" w:sz="4"/>
+            </w:tcBorders>
+            <w:shd w:fill="F2F2F2" w:color="auto" w:val="clear"/>
+            <w:tcMar>
+              <w:top w:type="dxa" w:w="100"/>
+              <w:left w:type="dxa" w:w="140"/>
+              <w:bottom w:type="dxa" w:w="100"/>
+              <w:right w:type="dxa" w:w="140"/>
+            </w:tcMar>
+          </w:tcPr>
+          <w:p>
+            <w:r>
+              <w:rPr>
+                <w:b w:val="false"/>
+                <w:bCs w:val="false"/>
+                <w:color w:val="000000"/>
+                <w:sz w:val="20"/>
+                <w:szCs w:val="20"/>
+              </w:rPr>
+              <w:t xml:space="preserve">Subset of personas to grade.</w:t>
+            </w:r>
+          </w:p>
+        </w:tc>
+      </w:tr>
+      <w:tr>
+        <w:trPr>
+          <w:tblHeader w:val="false"/>
+        </w:trPr>
+        <w:tc>
+          <w:tcPr>
+            <w:tcW w:type="dxa" w:w="2800"/>
+            <w:tcBorders>
+              <w:top w:val="single" w:color="B8B8B8" w:sz="4"/>
+              <w:left w:val="single" w:color="B8B8B8" w:sz="4"/>
+              <w:bottom w:val="single" w:color="B8B8B8" w:sz="4"/>
+              <w:right w:val="single" w:color="B8B8B8" w:sz="4"/>
+            </w:tcBorders>
+            <w:tcMar>
+              <w:top w:type="dxa" w:w="100"/>
+              <w:left w:type="dxa" w:w="140"/>
+              <w:bottom w:type="dxa" w:w="100"/>
+              <w:right w:type="dxa" w:w="140"/>
+            </w:tcMar>
+          </w:tcPr>
+          <w:p>
+            <w:r>
+              <w:rPr>
+                <w:b w:val="false"/>
+                <w:bCs w:val="false"/>
+                <w:color w:val="000000"/>
+                <w:sz w:val="20"/>
+                <w:szCs w:val="20"/>
+              </w:rPr>
+              <w:t xml:space="preserve">ACCEPTANCE_PERSONA_SHOTS</w:t>
+            </w:r>
+          </w:p>
+        </w:tc>
+        <w:tc>
+          <w:tcPr>
+            <w:tcW w:type="dxa" w:w="2000"/>
+            <w:tcBorders>
+              <w:top w:val="single" w:color="B8B8B8" w:sz="4"/>
+              <w:left w:val="single" w:color="B8B8B8" w:sz="4"/>
+              <w:bottom w:val="single" w:color="B8B8B8" w:sz="4"/>
+              <w:right w:val="single" w:color="B8B8B8" w:sz="4"/>
+            </w:tcBorders>
+            <w:tcMar>
+              <w:top w:type="dxa" w:w="100"/>
+              <w:left w:type="dxa" w:w="140"/>
+              <w:bottom w:type="dxa" w:w="100"/>
+              <w:right w:type="dxa" w:w="140"/>
+            </w:tcMar>
+          </w:tcPr>
+          <w:p>
+            <w:r>
+              <w:rPr>
+                <w:b w:val="false"/>
+                <w:bCs w:val="false"/>
+                <w:color w:val="000000"/>
+                <w:sz w:val="20"/>
+                <w:szCs w:val="20"/>
+              </w:rPr>
+              <w:t xml:space="preserve">3</w:t>
+            </w:r>
+          </w:p>
+        </w:tc>
+        <w:tc>
+          <w:tcPr>
+            <w:tcW w:type="dxa" w:w="4400"/>
+            <w:tcBorders>
+              <w:top w:val="single" w:color="B8B8B8" w:sz="4"/>
+              <w:left w:val="single" w:color="B8B8B8" w:sz="4"/>
+              <w:bottom w:val="single" w:color="B8B8B8" w:sz="4"/>
+              <w:right w:val="single" w:color="B8B8B8" w:sz="4"/>
+            </w:tcBorders>
+            <w:tcMar>
+              <w:top w:type="dxa" w:w="100"/>
+              <w:left w:type="dxa" w:w="140"/>
+              <w:bottom w:type="dxa" w:w="100"/>
+              <w:right w:type="dxa" w:w="140"/>
+            </w:tcMar>
+          </w:tcPr>
+          <w:p>
+            <w:r>
+              <w:rPr>
+                <w:b w:val="false"/>
+                <w:bCs w:val="false"/>
+                <w:color w:val="000000"/>
+                <w:sz w:val="20"/>
+                <w:szCs w:val="20"/>
+              </w:rPr>
+              <w:t xml:space="preserve">Shots per question (see §5.3).</w:t>
+            </w:r>
+          </w:p>
+        </w:tc>
+      </w:tr>
+      <w:tr>
+        <w:trPr>
+          <w:tblHeader w:val="false"/>
+        </w:trPr>
+        <w:tc>
+          <w:tcPr>
+            <w:tcW w:type="dxa" w:w="2800"/>
+            <w:tcBorders>
+              <w:top w:val="single" w:color="B8B8B8" w:sz="4"/>
+              <w:left w:val="single" w:color="B8B8B8" w:sz="4"/>
+              <w:bottom w:val="single" w:color="B8B8B8" w:sz="4"/>
+              <w:right w:val="single" w:color="B8B8B8" w:sz="4"/>
+            </w:tcBorders>
+            <w:shd w:fill="F2F2F2" w:color="auto" w:val="clear"/>
+            <w:tcMar>
+              <w:top w:type="dxa" w:w="100"/>
+              <w:left w:type="dxa" w:w="140"/>
+              <w:bottom w:type="dxa" w:w="100"/>
+              <w:right w:type="dxa" w:w="140"/>
+            </w:tcMar>
+          </w:tcPr>
+          <w:p>
+            <w:r>
+              <w:rPr>
+                <w:b w:val="false"/>
+                <w:bCs w:val="false"/>
+                <w:color w:val="000000"/>
+                <w:sz w:val="20"/>
+                <w:szCs w:val="20"/>
+              </w:rPr>
+              <w:t xml:space="preserve">ACCEPTANCE_MIN_GRADE_NUMERIC</w:t>
+            </w:r>
+          </w:p>
+        </w:tc>
+        <w:tc>
+          <w:tcPr>
+            <w:tcW w:type="dxa" w:w="2000"/>
+            <w:tcBorders>
+              <w:top w:val="single" w:color="B8B8B8" w:sz="4"/>
+              <w:left w:val="single" w:color="B8B8B8" w:sz="4"/>
+              <w:bottom w:val="single" w:color="B8B8B8" w:sz="4"/>
+              <w:right w:val="single" w:color="B8B8B8" w:sz="4"/>
+            </w:tcBorders>
+            <w:shd w:fill="F2F2F2" w:color="auto" w:val="clear"/>
+            <w:tcMar>
+              <w:top w:type="dxa" w:w="100"/>
+              <w:left w:type="dxa" w:w="140"/>
+              <w:bottom w:type="dxa" w:w="100"/>
+              <w:right w:type="dxa" w:w="140"/>
+            </w:tcMar>
+          </w:tcPr>
+          <w:p>
+            <w:r>
+              <w:rPr>
+                <w:b w:val="false"/>
+                <w:bCs w:val="false"/>
+                <w:color w:val="000000"/>
+                <w:sz w:val="20"/>
+                <w:szCs w:val="20"/>
+              </w:rPr>
+              <w:t xml:space="preserve">0</w:t>
+            </w:r>
+          </w:p>
+        </w:tc>
+        <w:tc>
+          <w:tcPr>
+            <w:tcW w:type="dxa" w:w="4400"/>
+            <w:tcBorders>
+              <w:top w:val="single" w:color="B8B8B8" w:sz="4"/>
+              <w:left w:val="single" w:color="B8B8B8" w:sz="4"/>
+              <w:bottom w:val="single" w:color="B8B8B8" w:sz="4"/>
+              <w:right w:val="single" w:color="B8B8B8" w:sz="4"/>
+            </w:tcBorders>
+            <w:shd w:fill="F2F2F2" w:color="auto" w:val="clear"/>
+            <w:tcMar>
+              <w:top w:type="dxa" w:w="100"/>
+              <w:left w:type="dxa" w:w="140"/>
+              <w:bottom w:type="dxa" w:w="100"/>
+              <w:right w:type="dxa" w:w="140"/>
+            </w:tcMar>
+          </w:tcPr>
+          <w:p>
+            <w:r>
+              <w:rPr>
+                <w:b w:val="false"/>
+                <w:bCs w:val="false"/>
+                <w:color w:val="000000"/>
+                <w:sz w:val="20"/>
+                <w:szCs w:val="20"/>
+              </w:rPr>
+              <w:t xml:space="preserve">Gate. Set e.g. 3.7 to fail the run below A-.</w:t>
+            </w:r>
+          </w:p>
+        </w:tc>
+      </w:tr>
+      <w:tr>
+        <w:trPr>
+          <w:tblHeader w:val="false"/>
+        </w:trPr>
+        <w:tc>
+          <w:tcPr>
+            <w:tcW w:type="dxa" w:w="2800"/>
+            <w:tcBorders>
+              <w:top w:val="single" w:color="B8B8B8" w:sz="4"/>
+              <w:left w:val="single" w:color="B8B8B8" w:sz="4"/>
+              <w:bottom w:val="single" w:color="B8B8B8" w:sz="4"/>
+              <w:right w:val="single" w:color="B8B8B8" w:sz="4"/>
+            </w:tcBorders>
+            <w:tcMar>
+              <w:top w:type="dxa" w:w="100"/>
+              <w:left w:type="dxa" w:w="140"/>
+              <w:bottom w:type="dxa" w:w="100"/>
+              <w:right w:type="dxa" w:w="140"/>
+            </w:tcMar>
+          </w:tcPr>
+          <w:p>
+            <w:r>
+              <w:rPr>
+                <w:b w:val="false"/>
+                <w:bCs w:val="false"/>
+                <w:color w:val="000000"/>
+                <w:sz w:val="20"/>
+                <w:szCs w:val="20"/>
+              </w:rPr>
+              <w:t xml:space="preserve">ACCEPTANCE_SEED_VPCS</w:t>
+            </w:r>
+          </w:p>
+        </w:tc>
+        <w:tc>
+          <w:tcPr>
+            <w:tcW w:type="dxa" w:w="2000"/>
+            <w:tcBorders>
+              <w:top w:val="single" w:color="B8B8B8" w:sz="4"/>
+              <w:left w:val="single" w:color="B8B8B8" w:sz="4"/>
+              <w:bottom w:val="single" w:color="B8B8B8" w:sz="4"/>
+              <w:right w:val="single" w:color="B8B8B8" w:sz="4"/>
+            </w:tcBorders>
+            <w:tcMar>
+              <w:top w:type="dxa" w:w="100"/>
+              <w:left w:type="dxa" w:w="140"/>
+              <w:bottom w:type="dxa" w:w="100"/>
+              <w:right w:type="dxa" w:w="140"/>
+            </w:tcMar>
+          </w:tcPr>
+          <w:p>
+            <w:r>
+              <w:rPr>
+                <w:b w:val="false"/>
+                <w:bCs w:val="false"/>
+                <w:color w:val="000000"/>
+                <w:sz w:val="20"/>
+                <w:szCs w:val="20"/>
+              </w:rPr>
+              <w:t xml:space="preserve">0</w:t>
+            </w:r>
+          </w:p>
+        </w:tc>
+        <w:tc>
+          <w:tcPr>
+            <w:tcW w:type="dxa" w:w="4400"/>
+            <w:tcBorders>
+              <w:top w:val="single" w:color="B8B8B8" w:sz="4"/>
+              <w:left w:val="single" w:color="B8B8B8" w:sz="4"/>
+              <w:bottom w:val="single" w:color="B8B8B8" w:sz="4"/>
+              <w:right w:val="single" w:color="B8B8B8" w:sz="4"/>
+            </w:tcBorders>
+            <w:tcMar>
+              <w:top w:type="dxa" w:w="100"/>
+              <w:left w:type="dxa" w:w="140"/>
+              <w:bottom w:type="dxa" w:w="100"/>
+              <w:right w:type="dxa" w:w="140"/>
+            </w:tcMar>
+          </w:tcPr>
+          <w:p>
+            <w:r>
+              <w:rPr>
+                <w:b w:val="false"/>
+                <w:bCs w:val="false"/>
+                <w:color w:val="000000"/>
+                <w:sz w:val="20"/>
+                <w:szCs w:val="20"/>
+              </w:rPr>
+              <w:t xml:space="preserve">Set 1 to run seed_vpcs_demo_334.py inside the container before checks (refreshes renewal + playbook attribution on cust 334 demos).</w:t>
+            </w:r>
+          </w:p>
+        </w:tc>
+      </w:tr>
+      <w:tr>
+        <w:trPr>
+          <w:tblHeader w:val="false"/>
+        </w:trPr>
+        <w:tc>
+          <w:tcPr>
+            <w:tcW w:type="dxa" w:w="2800"/>
+            <w:tcBorders>
+              <w:top w:val="single" w:color="B8B8B8" w:sz="4"/>
+              <w:left w:val="single" w:color="B8B8B8" w:sz="4"/>
+              <w:bottom w:val="single" w:color="B8B8B8" w:sz="4"/>
+              <w:right w:val="single" w:color="B8B8B8" w:sz="4"/>
+            </w:tcBorders>
+            <w:shd w:fill="F2F2F2" w:color="auto" w:val="clear"/>
+            <w:tcMar>
+              <w:top w:type="dxa" w:w="100"/>
+              <w:left w:type="dxa" w:w="140"/>
+              <w:bottom w:type="dxa" w:w="100"/>
+              <w:right w:type="dxa" w:w="140"/>
+            </w:tcMar>
+          </w:tcPr>
+          <w:p>
+            <w:r>
+              <w:rPr>
+                <w:b w:val="false"/>
+                <w:bCs w:val="false"/>
+                <w:color w:val="000000"/>
+                <w:sz w:val="20"/>
+                <w:szCs w:val="20"/>
+              </w:rPr>
+              <w:t xml:space="preserve">CSPULSE_CONTAINER</w:t>
+            </w:r>
+          </w:p>
+        </w:tc>
+        <w:tc>
+          <w:tcPr>
+            <w:tcW w:type="dxa" w:w="2000"/>
+            <w:tcBorders>
+              <w:top w:val="single" w:color="B8B8B8" w:sz="4"/>
+              <w:left w:val="single" w:color="B8B8B8" w:sz="4"/>
+              <w:bottom w:val="single" w:color="B8B8B8" w:sz="4"/>
+              <w:right w:val="single" w:color="B8B8B8" w:sz="4"/>
+            </w:tcBorders>
+            <w:shd w:fill="F2F2F2" w:color="auto" w:val="clear"/>
+            <w:tcMar>
+              <w:top w:type="dxa" w:w="100"/>
+              <w:left w:type="dxa" w:w="140"/>
+              <w:bottom w:type="dxa" w:w="100"/>
+              <w:right w:type="dxa" w:w="140"/>
+            </w:tcMar>
+          </w:tcPr>
+          <w:p>
+            <w:r>
+              <w:rPr>
+                <w:b w:val="false"/>
+                <w:bCs w:val="false"/>
+                <w:color w:val="000000"/>
+                <w:sz w:val="20"/>
+                <w:szCs w:val="20"/>
+              </w:rPr>
+              <w:t xml:space="preserve">auto-detect</w:t>
+            </w:r>
+          </w:p>
+        </w:tc>
+        <w:tc>
+          <w:tcPr>
+            <w:tcW w:type="dxa" w:w="4400"/>
+            <w:tcBorders>
+              <w:top w:val="single" w:color="B8B8B8" w:sz="4"/>
+              <w:left w:val="single" w:color="B8B8B8" w:sz="4"/>
+              <w:bottom w:val="single" w:color="B8B8B8" w:sz="4"/>
+              <w:right w:val="single" w:color="B8B8B8" w:sz="4"/>
+            </w:tcBorders>
+            <w:shd w:fill="F2F2F2" w:color="auto" w:val="clear"/>
+            <w:tcMar>
+              <w:top w:type="dxa" w:w="100"/>
+              <w:left w:type="dxa" w:w="140"/>
+              <w:bottom w:type="dxa" w:w="100"/>
+              <w:right w:type="dxa" w:w="140"/>
+            </w:tcMar>
+          </w:tcPr>
+          <w:p>
+            <w:r>
+              <w:rPr>
+                <w:b w:val="false"/>
+                <w:bCs w:val="false"/>
+                <w:color w:val="000000"/>
+                <w:sz w:val="20"/>
+                <w:szCs w:val="20"/>
+              </w:rPr>
+              <w:t xml:space="preserve">Docker container name on EC2 (only needed if the host runs multiple cs-pulse containers).</w:t>
+            </w:r>
+          </w:p>
+        </w:tc>
+      </w:tr>
+    </w:tbl>
+    <w:p>
+      <w:pPr>
+        <w:spacing w:after="120"/>
+      </w:pPr>
+      <w:r>
+        <w:t xml:space="preserve">Outputs land in $ACCEPTANCE_OUTPUT_DIR (defaults to scripts/datasets/). The script exits non-zero on any HTTP failure or below-gate grade — wire it into your post-rehydrate runbook.</w:t>
+      </w:r>
+    </w:p>
+    <w:p>
+      <w:pPr>
+        <w:spacing w:after="120"/>
+      </w:pPr>
+      <w:r>
+        <w:t xml:space="preserve">Three common invocations:</w:t>
+      </w:r>
+    </w:p>
+    <w:p>
+      <w:pPr>
+        <w:pStyle w:val="ListParagraph"/>
+        <w:numPr>
+          <w:ilvl w:val="0"/>
+          <w:numId w:val="2"/>
+        </w:numPr>
+        <w:spacing w:after="80"/>
+      </w:pPr>
+      <w:r>
+        <w:t xml:space="preserve">HTTP-only smoke after every rehydrate: ./scripts/run_acceptance_ec2.sh (no cost, ~60s).</w:t>
+      </w:r>
+    </w:p>
+    <w:p>
+      <w:pPr>
+        <w:pStyle w:val="ListParagraph"/>
+        <w:numPr>
+          <w:ilvl w:val="0"/>
+          <w:numId w:val="2"/>
+        </w:numPr>
+        <w:spacing w:after="80"/>
+      </w:pPr>
+      <w:r>
+        <w:t xml:space="preserve">Full acceptance before customer sign-off: ACCEPTANCE_RUN_PERSONA=1 ./scripts/run_acceptance_ec2.sh (~$3–5 + ~5min).</w:t>
+      </w:r>
+    </w:p>
+    <w:p>
+      <w:pPr>
+        <w:pStyle w:val="ListParagraph"/>
+        <w:numPr>
+          <w:ilvl w:val="0"/>
+          <w:numId w:val="2"/>
+        </w:numPr>
+        <w:spacing w:after="80"/>
+      </w:pPr>
+      <w:r>
+        <w:t xml:space="preserve">Persona grading only (HTTP already known good): ACCEPTANCE_SKIP_HTTP=1 ACCEPTANCE_RUN_PERSONA=1 ACCEPTANCE_PERSONAS=cfo ./scripts/run_acceptance_ec2.sh.</w:t>
+      </w:r>
+    </w:p>
+    <w:p>
+      <w:pPr>
+        <w:spacing w:after="120"/>
+      </w:pPr>
+      <w:r>
+        <w:t xml:space="preserve">Supporting code lives in scripts/ec2_acceptance/ (config.py, http_client.py, checks.py) — that's the env-loading + suite-dispatch layer. You should not need to edit it; if you do, file a base-dev request.</w:t>
       </w:r>
     </w:p>
     <w:p>
@@ -9614,7 +10839,135 @@
                 <w:sz w:val="20"/>
                 <w:szCs w:val="20"/>
               </w:rPr>
-              <w:t xml:space="preserve">HTTP verify scripts</w:t>
+              <w:t xml:space="preserve">Acceptance harness (primary)</w:t>
+            </w:r>
+          </w:p>
+        </w:tc>
+        <w:tc>
+          <w:tcPr>
+            <w:tcW w:type="dxa" w:w="4800"/>
+            <w:tcBorders>
+              <w:top w:val="single" w:color="B8B8B8" w:sz="4"/>
+              <w:left w:val="single" w:color="B8B8B8" w:sz="4"/>
+              <w:bottom w:val="single" w:color="B8B8B8" w:sz="4"/>
+              <w:right w:val="single" w:color="B8B8B8" w:sz="4"/>
+            </w:tcBorders>
+            <w:shd w:fill="F2F2F2" w:color="auto" w:val="clear"/>
+            <w:tcMar>
+              <w:top w:type="dxa" w:w="100"/>
+              <w:left w:type="dxa" w:w="140"/>
+              <w:bottom w:type="dxa" w:w="100"/>
+              <w:right w:type="dxa" w:w="140"/>
+            </w:tcMar>
+          </w:tcPr>
+          <w:p>
+            <w:r>
+              <w:rPr>
+                <w:b w:val="false"/>
+                <w:bCs w:val="false"/>
+                <w:color w:val="000000"/>
+                <w:sz w:val="20"/>
+                <w:szCs w:val="20"/>
+              </w:rPr>
+              <w:t xml:space="preserve">scripts/run_acceptance_ec2.sh + scripts/.env.acceptance(.example) + scripts/ec2_acceptance/{config,http_client,checks}.py</w:t>
+            </w:r>
+          </w:p>
+        </w:tc>
+      </w:tr>
+      <w:tr>
+        <w:trPr>
+          <w:tblHeader w:val="false"/>
+        </w:trPr>
+        <w:tc>
+          <w:tcPr>
+            <w:tcW w:type="dxa" w:w="4800"/>
+            <w:tcBorders>
+              <w:top w:val="single" w:color="B8B8B8" w:sz="4"/>
+              <w:left w:val="single" w:color="B8B8B8" w:sz="4"/>
+              <w:bottom w:val="single" w:color="B8B8B8" w:sz="4"/>
+              <w:right w:val="single" w:color="B8B8B8" w:sz="4"/>
+            </w:tcBorders>
+            <w:tcMar>
+              <w:top w:type="dxa" w:w="100"/>
+              <w:left w:type="dxa" w:w="140"/>
+              <w:bottom w:type="dxa" w:w="100"/>
+              <w:right w:type="dxa" w:w="140"/>
+            </w:tcMar>
+          </w:tcPr>
+          <w:p>
+            <w:r>
+              <w:rPr>
+                <w:b w:val="false"/>
+                <w:bCs w:val="false"/>
+                <w:color w:val="000000"/>
+                <w:sz w:val="20"/>
+                <w:szCs w:val="20"/>
+              </w:rPr>
+              <w:t xml:space="preserve">HTTP verify — env-driven multi-suite</w:t>
+            </w:r>
+          </w:p>
+        </w:tc>
+        <w:tc>
+          <w:tcPr>
+            <w:tcW w:type="dxa" w:w="4800"/>
+            <w:tcBorders>
+              <w:top w:val="single" w:color="B8B8B8" w:sz="4"/>
+              <w:left w:val="single" w:color="B8B8B8" w:sz="4"/>
+              <w:bottom w:val="single" w:color="B8B8B8" w:sz="4"/>
+              <w:right w:val="single" w:color="B8B8B8" w:sz="4"/>
+            </w:tcBorders>
+            <w:tcMar>
+              <w:top w:type="dxa" w:w="100"/>
+              <w:left w:type="dxa" w:w="140"/>
+              <w:bottom w:type="dxa" w:w="100"/>
+              <w:right w:type="dxa" w:w="140"/>
+            </w:tcMar>
+          </w:tcPr>
+          <w:p>
+            <w:r>
+              <w:rPr>
+                <w:b w:val="false"/>
+                <w:bCs w:val="false"/>
+                <w:color w:val="000000"/>
+                <w:sz w:val="20"/>
+                <w:szCs w:val="20"/>
+              </w:rPr>
+              <w:t xml:space="preserve">scripts/verify_executive_phases_ec2.py --suite all|cfo|cro|vpcs|cfo-phase1</w:t>
+            </w:r>
+          </w:p>
+        </w:tc>
+      </w:tr>
+      <w:tr>
+        <w:trPr>
+          <w:tblHeader w:val="false"/>
+        </w:trPr>
+        <w:tc>
+          <w:tcPr>
+            <w:tcW w:type="dxa" w:w="4800"/>
+            <w:tcBorders>
+              <w:top w:val="single" w:color="B8B8B8" w:sz="4"/>
+              <w:left w:val="single" w:color="B8B8B8" w:sz="4"/>
+              <w:bottom w:val="single" w:color="B8B8B8" w:sz="4"/>
+              <w:right w:val="single" w:color="B8B8B8" w:sz="4"/>
+            </w:tcBorders>
+            <w:shd w:fill="F2F2F2" w:color="auto" w:val="clear"/>
+            <w:tcMar>
+              <w:top w:type="dxa" w:w="100"/>
+              <w:left w:type="dxa" w:w="140"/>
+              <w:bottom w:type="dxa" w:w="100"/>
+              <w:right w:type="dxa" w:w="140"/>
+            </w:tcMar>
+          </w:tcPr>
+          <w:p>
+            <w:r>
+              <w:rPr>
+                <w:b w:val="false"/>
+                <w:bCs w:val="false"/>
+                <w:color w:val="000000"/>
+                <w:sz w:val="20"/>
+                <w:szCs w:val="20"/>
+              </w:rPr>
+              <w:t xml:space="preserve">HTTP verify — per-PR scripts (kept for surgical re-runs)</w:t>
             </w:r>
           </w:p>
         </w:tc>

--- a/gtm-decks/fde-kt/CSPulse_FDE_Playbook.docx
+++ b/gtm-decks/fde-kt/CSPulse_FDE_Playbook.docx
@@ -3196,6 +3196,1535 @@
     </w:p>
     <w:p>
       <w:pPr>
+        <w:pStyle w:val="Heading2"/>
+        <w:spacing w:after="140" w:before="240"/>
+      </w:pPr>
+      <w:r>
+        <w:t xml:space="preserve">2.4 Signal path — CSV default vs. live signal engine</w:t>
+      </w:r>
+    </w:p>
+    <w:p>
+      <w:pPr>
+        <w:spacing w:after="120"/>
+      </w:pPr>
+      <w:r>
+        <w:t xml:space="preserve">Qualitative signals reach the platform through one of two channels. Most pilots run Channel 1 only. Channel 2 (live ingest) is opt-in per tenant after DPA + admin enablement.</w:t>
+      </w:r>
+    </w:p>
+    <w:tbl>
+      <w:tblPr>
+        <w:tblW w:type="dxa" w:w="9600"/>
+        <w:tblBorders>
+          <w:top w:val="single" w:color="auto" w:sz="4"/>
+          <w:left w:val="single" w:color="auto" w:sz="4"/>
+          <w:bottom w:val="single" w:color="auto" w:sz="4"/>
+          <w:right w:val="single" w:color="auto" w:sz="4"/>
+          <w:insideH w:val="single" w:color="auto" w:sz="4"/>
+          <w:insideV w:val="single" w:color="auto" w:sz="4"/>
+        </w:tblBorders>
+      </w:tblPr>
+      <w:tblGrid>
+        <w:gridCol w:w="1800"/>
+        <w:gridCol w:w="4200"/>
+        <w:gridCol w:w="3600"/>
+      </w:tblGrid>
+      <w:tr>
+        <w:trPr>
+          <w:tblHeader/>
+        </w:trPr>
+        <w:tc>
+          <w:tcPr>
+            <w:tcW w:type="dxa" w:w="1800"/>
+            <w:tcBorders>
+              <w:top w:val="single" w:color="B8B8B8" w:sz="4"/>
+              <w:left w:val="single" w:color="B8B8B8" w:sz="4"/>
+              <w:bottom w:val="single" w:color="B8B8B8" w:sz="4"/>
+              <w:right w:val="single" w:color="B8B8B8" w:sz="4"/>
+            </w:tcBorders>
+            <w:shd w:fill="1F3A5F" w:color="auto" w:val="clear"/>
+            <w:tcMar>
+              <w:top w:type="dxa" w:w="100"/>
+              <w:left w:type="dxa" w:w="140"/>
+              <w:bottom w:type="dxa" w:w="100"/>
+              <w:right w:type="dxa" w:w="140"/>
+            </w:tcMar>
+          </w:tcPr>
+          <w:p>
+            <w:r>
+              <w:rPr>
+                <w:b/>
+                <w:bCs/>
+                <w:color w:val="FFFFFF"/>
+                <w:sz w:val="20"/>
+                <w:szCs w:val="20"/>
+              </w:rPr>
+              <w:t xml:space="preserve">Channel</w:t>
+            </w:r>
+          </w:p>
+        </w:tc>
+        <w:tc>
+          <w:tcPr>
+            <w:tcW w:type="dxa" w:w="4200"/>
+            <w:tcBorders>
+              <w:top w:val="single" w:color="B8B8B8" w:sz="4"/>
+              <w:left w:val="single" w:color="B8B8B8" w:sz="4"/>
+              <w:bottom w:val="single" w:color="B8B8B8" w:sz="4"/>
+              <w:right w:val="single" w:color="B8B8B8" w:sz="4"/>
+            </w:tcBorders>
+            <w:shd w:fill="1F3A5F" w:color="auto" w:val="clear"/>
+            <w:tcMar>
+              <w:top w:type="dxa" w:w="100"/>
+              <w:left w:type="dxa" w:w="140"/>
+              <w:bottom w:type="dxa" w:w="100"/>
+              <w:right w:type="dxa" w:w="140"/>
+            </w:tcMar>
+          </w:tcPr>
+          <w:p>
+            <w:r>
+              <w:rPr>
+                <w:b/>
+                <w:bCs/>
+                <w:color w:val="FFFFFF"/>
+                <w:sz w:val="20"/>
+                <w:szCs w:val="20"/>
+              </w:rPr>
+              <w:t xml:space="preserve">What it is</w:t>
+            </w:r>
+          </w:p>
+        </w:tc>
+        <w:tc>
+          <w:tcPr>
+            <w:tcW w:type="dxa" w:w="3600"/>
+            <w:tcBorders>
+              <w:top w:val="single" w:color="B8B8B8" w:sz="4"/>
+              <w:left w:val="single" w:color="B8B8B8" w:sz="4"/>
+              <w:bottom w:val="single" w:color="B8B8B8" w:sz="4"/>
+              <w:right w:val="single" w:color="B8B8B8" w:sz="4"/>
+            </w:tcBorders>
+            <w:shd w:fill="1F3A5F" w:color="auto" w:val="clear"/>
+            <w:tcMar>
+              <w:top w:type="dxa" w:w="100"/>
+              <w:left w:type="dxa" w:w="140"/>
+              <w:bottom w:type="dxa" w:w="100"/>
+              <w:right w:type="dxa" w:w="140"/>
+            </w:tcMar>
+          </w:tcPr>
+          <w:p>
+            <w:r>
+              <w:rPr>
+                <w:b/>
+                <w:bCs/>
+                <w:color w:val="FFFFFF"/>
+                <w:sz w:val="20"/>
+                <w:szCs w:val="20"/>
+              </w:rPr>
+              <w:t xml:space="preserve">Default state</w:t>
+            </w:r>
+          </w:p>
+        </w:tc>
+      </w:tr>
+      <w:tr>
+        <w:trPr>
+          <w:tblHeader w:val="false"/>
+        </w:trPr>
+        <w:tc>
+          <w:tcPr>
+            <w:tcW w:type="dxa" w:w="1800"/>
+            <w:tcBorders>
+              <w:top w:val="single" w:color="B8B8B8" w:sz="4"/>
+              <w:left w:val="single" w:color="B8B8B8" w:sz="4"/>
+              <w:bottom w:val="single" w:color="B8B8B8" w:sz="4"/>
+              <w:right w:val="single" w:color="B8B8B8" w:sz="4"/>
+            </w:tcBorders>
+            <w:tcMar>
+              <w:top w:type="dxa" w:w="100"/>
+              <w:left w:type="dxa" w:w="140"/>
+              <w:bottom w:type="dxa" w:w="100"/>
+              <w:right w:type="dxa" w:w="140"/>
+            </w:tcMar>
+          </w:tcPr>
+          <w:p>
+            <w:r>
+              <w:rPr>
+                <w:b w:val="false"/>
+                <w:bCs w:val="false"/>
+                <w:color w:val="000000"/>
+                <w:sz w:val="20"/>
+                <w:szCs w:val="20"/>
+              </w:rPr>
+              <w:t xml:space="preserve">1 — CSV</w:t>
+            </w:r>
+          </w:p>
+        </w:tc>
+        <w:tc>
+          <w:tcPr>
+            <w:tcW w:type="dxa" w:w="4200"/>
+            <w:tcBorders>
+              <w:top w:val="single" w:color="B8B8B8" w:sz="4"/>
+              <w:left w:val="single" w:color="B8B8B8" w:sz="4"/>
+              <w:bottom w:val="single" w:color="B8B8B8" w:sz="4"/>
+              <w:right w:val="single" w:color="B8B8B8" w:sz="4"/>
+            </w:tcBorders>
+            <w:tcMar>
+              <w:top w:type="dxa" w:w="100"/>
+              <w:left w:type="dxa" w:w="140"/>
+              <w:bottom w:type="dxa" w:w="100"/>
+              <w:right w:type="dxa" w:w="140"/>
+            </w:tcMar>
+          </w:tcPr>
+          <w:p>
+            <w:r>
+              <w:rPr>
+                <w:b w:val="false"/>
+                <w:bCs w:val="false"/>
+                <w:color w:val="000000"/>
+                <w:sz w:val="20"/>
+                <w:szCs w:val="20"/>
+              </w:rPr>
+              <w:t xml:space="preserve">qualitative_signals.csv or enhanced_qualitative_signals.csv shipped as part of the 4-CSV onboarding (see §7.3). Signals land directly in the DB + context graph during process_data.</w:t>
+            </w:r>
+          </w:p>
+        </w:tc>
+        <w:tc>
+          <w:tcPr>
+            <w:tcW w:type="dxa" w:w="3600"/>
+            <w:tcBorders>
+              <w:top w:val="single" w:color="B8B8B8" w:sz="4"/>
+              <w:left w:val="single" w:color="B8B8B8" w:sz="4"/>
+              <w:bottom w:val="single" w:color="B8B8B8" w:sz="4"/>
+              <w:right w:val="single" w:color="B8B8B8" w:sz="4"/>
+            </w:tcBorders>
+            <w:tcMar>
+              <w:top w:type="dxa" w:w="100"/>
+              <w:left w:type="dxa" w:w="140"/>
+              <w:bottom w:type="dxa" w:w="100"/>
+              <w:right w:type="dxa" w:w="140"/>
+            </w:tcMar>
+          </w:tcPr>
+          <w:p>
+            <w:r>
+              <w:rPr>
+                <w:b w:val="false"/>
+                <w:bCs w:val="false"/>
+                <w:color w:val="000000"/>
+                <w:sz w:val="20"/>
+                <w:szCs w:val="20"/>
+              </w:rPr>
+              <w:t xml:space="preserve">ON. The default onboarding path.</w:t>
+            </w:r>
+          </w:p>
+        </w:tc>
+      </w:tr>
+      <w:tr>
+        <w:trPr>
+          <w:tblHeader w:val="false"/>
+        </w:trPr>
+        <w:tc>
+          <w:tcPr>
+            <w:tcW w:type="dxa" w:w="1800"/>
+            <w:tcBorders>
+              <w:top w:val="single" w:color="B8B8B8" w:sz="4"/>
+              <w:left w:val="single" w:color="B8B8B8" w:sz="4"/>
+              <w:bottom w:val="single" w:color="B8B8B8" w:sz="4"/>
+              <w:right w:val="single" w:color="B8B8B8" w:sz="4"/>
+            </w:tcBorders>
+            <w:shd w:fill="F2F2F2" w:color="auto" w:val="clear"/>
+            <w:tcMar>
+              <w:top w:type="dxa" w:w="100"/>
+              <w:left w:type="dxa" w:w="140"/>
+              <w:bottom w:type="dxa" w:w="100"/>
+              <w:right w:type="dxa" w:w="140"/>
+            </w:tcMar>
+          </w:tcPr>
+          <w:p>
+            <w:r>
+              <w:rPr>
+                <w:b w:val="false"/>
+                <w:bCs w:val="false"/>
+                <w:color w:val="000000"/>
+                <w:sz w:val="20"/>
+                <w:szCs w:val="20"/>
+              </w:rPr>
+              <w:t xml:space="preserve">2 — Live ingest</w:t>
+            </w:r>
+          </w:p>
+        </w:tc>
+        <w:tc>
+          <w:tcPr>
+            <w:tcW w:type="dxa" w:w="4200"/>
+            <w:tcBorders>
+              <w:top w:val="single" w:color="B8B8B8" w:sz="4"/>
+              <w:left w:val="single" w:color="B8B8B8" w:sz="4"/>
+              <w:bottom w:val="single" w:color="B8B8B8" w:sz="4"/>
+              <w:right w:val="single" w:color="B8B8B8" w:sz="4"/>
+            </w:tcBorders>
+            <w:shd w:fill="F2F2F2" w:color="auto" w:val="clear"/>
+            <w:tcMar>
+              <w:top w:type="dxa" w:w="100"/>
+              <w:left w:type="dxa" w:w="140"/>
+              <w:bottom w:type="dxa" w:w="100"/>
+              <w:right w:type="dxa" w:w="140"/>
+            </w:tcMar>
+          </w:tcPr>
+          <w:p>
+            <w:r>
+              <w:rPr>
+                <w:b w:val="false"/>
+                <w:bCs w:val="false"/>
+                <w:color w:val="000000"/>
+                <w:sz w:val="20"/>
+                <w:szCs w:val="20"/>
+              </w:rPr>
+              <w:t xml:space="preserve">Email forwarding (SendGrid inbound), Slack/Teams webhooks (signal_engine/slack_events.py, signal_engine/ingest_api.py), transcript uploads, MCP submit_signal. Worker enriches + writes QualitativeSignal + context graph + fires the proactive scan.</w:t>
+            </w:r>
+          </w:p>
+        </w:tc>
+        <w:tc>
+          <w:tcPr>
+            <w:tcW w:type="dxa" w:w="3600"/>
+            <w:tcBorders>
+              <w:top w:val="single" w:color="B8B8B8" w:sz="4"/>
+              <w:left w:val="single" w:color="B8B8B8" w:sz="4"/>
+              <w:bottom w:val="single" w:color="B8B8B8" w:sz="4"/>
+              <w:right w:val="single" w:color="B8B8B8" w:sz="4"/>
+            </w:tcBorders>
+            <w:shd w:fill="F2F2F2" w:color="auto" w:val="clear"/>
+            <w:tcMar>
+              <w:top w:type="dxa" w:w="100"/>
+              <w:left w:type="dxa" w:w="140"/>
+              <w:bottom w:type="dxa" w:w="100"/>
+              <w:right w:type="dxa" w:w="140"/>
+            </w:tcMar>
+          </w:tcPr>
+          <w:p>
+            <w:r>
+              <w:rPr>
+                <w:b w:val="false"/>
+                <w:bCs w:val="false"/>
+                <w:color w:val="000000"/>
+                <w:sz w:val="20"/>
+                <w:szCs w:val="20"/>
+              </w:rPr>
+              <w:t xml:space="preserve">OFF per tenant until DPA + admin enablement. Platform-level FEATURE_SIGNAL_ENGINE=true is typically already set in compose/EC2 — this just gates the API surface, not per-tenant ingest.</w:t>
+            </w:r>
+          </w:p>
+        </w:tc>
+      </w:tr>
+    </w:tbl>
+    <w:p>
+      <w:pPr>
+        <w:spacing w:after="120"/>
+      </w:pPr>
+      <w:r>
+        <w:t xml:space="preserve">FDE decision tree:</w:t>
+      </w:r>
+    </w:p>
+    <w:p>
+      <w:pPr>
+        <w:pStyle w:val="ListParagraph"/>
+        <w:numPr>
+          <w:ilvl w:val="0"/>
+          <w:numId w:val="2"/>
+        </w:numPr>
+        <w:spacing w:after="80"/>
+      </w:pPr>
+      <w:r>
+        <w:t xml:space="preserve">Did the customer supply qualitative_signals.csv (or enhanced_) in the 4-CSV? → Leave live ingest OFF for pilot. Verify process_data loaded the rows. signal_analyst will use health-score deltas plus the CSV-derived signals.</w:t>
+      </w:r>
+    </w:p>
+    <w:p>
+      <w:pPr>
+        <w:pStyle w:val="ListParagraph"/>
+        <w:numPr>
+          <w:ilvl w:val="0"/>
+          <w:numId w:val="2"/>
+        </w:numPr>
+        <w:spacing w:after="80"/>
+      </w:pPr>
+      <w:r>
+        <w:t xml:space="preserve">Customer wants live email / Slack / transcript ingest? → Confirm DPA is signed. Enable the per-tenant feature toggle. Wire the channels you need (email forwarder, Slack webhook, etc.). Configure verticals/customer{N}-{vertical}/config/signal_channels.json. Confirm the worker is running. Use the MCP submit_signal tool for a smoke test before pointing live channels at it.</w:t>
+      </w:r>
+    </w:p>
+    <w:p>
+      <w:pPr>
+        <w:pStyle w:val="ListParagraph"/>
+        <w:numPr>
+          <w:ilvl w:val="0"/>
+          <w:numId w:val="2"/>
+        </w:numPr>
+        <w:spacing w:after="80"/>
+      </w:pPr>
+      <w:r>
+        <w:t xml:space="preserve">Customer wants BOTH (CSV historical + live going forward)? → Common for established tenants. Land the CSV first, run process_data, then enable live ingest. Watch for collision dedup — two channels feeding the same signal should fuse via signal_engine/collision.py, not double-count.</w:t>
+      </w:r>
+    </w:p>
+    <w:p>
+      <w:pPr>
+        <w:spacing w:after="120"/>
+      </w:pPr>
+      <w:r>
+        <w:t xml:space="preserve">Signal engine modules you should NOT edit in an overlay: enrichment.py, fusion.py, urgency.py, collision.py. They are the shared signal-processing pipeline. If a customer needs a bespoke enrichment rule, that is a base-dev request.</w:t>
+      </w:r>
+    </w:p>
+    <w:p>
+      <w:pPr>
+        <w:pStyle w:val="Heading2"/>
+        <w:spacing w:after="140" w:before="240"/>
+      </w:pPr>
+      <w:r>
+        <w:t xml:space="preserve">2.5 Playbook execution model — choose one spine per customer</w:t>
+      </w:r>
+    </w:p>
+    <w:p>
+      <w:pPr>
+        <w:spacing w:after="120"/>
+      </w:pPr>
+      <w:r>
+        <w:t xml:space="preserve">Playbooks have two halves: the catalog (what playbooks exist) and the execution spine (how they actually run). Four different mechanisms touch playbooks today; the FDE picks ONE execution spine per customer and documents it in the engagement notes.</w:t>
+      </w:r>
+    </w:p>
+    <w:tbl>
+      <w:tblPr>
+        <w:tblW w:type="dxa" w:w="10000"/>
+        <w:tblBorders>
+          <w:top w:val="single" w:color="auto" w:sz="4"/>
+          <w:left w:val="single" w:color="auto" w:sz="4"/>
+          <w:bottom w:val="single" w:color="auto" w:sz="4"/>
+          <w:right w:val="single" w:color="auto" w:sz="4"/>
+          <w:insideH w:val="single" w:color="auto" w:sz="4"/>
+          <w:insideV w:val="single" w:color="auto" w:sz="4"/>
+        </w:tblBorders>
+      </w:tblPr>
+      <w:tblGrid>
+        <w:gridCol w:w="2000"/>
+        <w:gridCol w:w="4800"/>
+        <w:gridCol w:w="3200"/>
+      </w:tblGrid>
+      <w:tr>
+        <w:trPr>
+          <w:tblHeader/>
+        </w:trPr>
+        <w:tc>
+          <w:tcPr>
+            <w:tcW w:type="dxa" w:w="2000"/>
+            <w:tcBorders>
+              <w:top w:val="single" w:color="B8B8B8" w:sz="4"/>
+              <w:left w:val="single" w:color="B8B8B8" w:sz="4"/>
+              <w:bottom w:val="single" w:color="B8B8B8" w:sz="4"/>
+              <w:right w:val="single" w:color="B8B8B8" w:sz="4"/>
+            </w:tcBorders>
+            <w:shd w:fill="1F3A5F" w:color="auto" w:val="clear"/>
+            <w:tcMar>
+              <w:top w:type="dxa" w:w="100"/>
+              <w:left w:type="dxa" w:w="140"/>
+              <w:bottom w:type="dxa" w:w="100"/>
+              <w:right w:type="dxa" w:w="140"/>
+            </w:tcMar>
+          </w:tcPr>
+          <w:p>
+            <w:r>
+              <w:rPr>
+                <w:b/>
+                <w:bCs/>
+                <w:color w:val="FFFFFF"/>
+                <w:sz w:val="20"/>
+                <w:szCs w:val="20"/>
+              </w:rPr>
+              <w:t xml:space="preserve">Mechanism</w:t>
+            </w:r>
+          </w:p>
+        </w:tc>
+        <w:tc>
+          <w:tcPr>
+            <w:tcW w:type="dxa" w:w="4800"/>
+            <w:tcBorders>
+              <w:top w:val="single" w:color="B8B8B8" w:sz="4"/>
+              <w:left w:val="single" w:color="B8B8B8" w:sz="4"/>
+              <w:bottom w:val="single" w:color="B8B8B8" w:sz="4"/>
+              <w:right w:val="single" w:color="B8B8B8" w:sz="4"/>
+            </w:tcBorders>
+            <w:shd w:fill="1F3A5F" w:color="auto" w:val="clear"/>
+            <w:tcMar>
+              <w:top w:type="dxa" w:w="100"/>
+              <w:left w:type="dxa" w:w="140"/>
+              <w:bottom w:type="dxa" w:w="100"/>
+              <w:right w:type="dxa" w:w="140"/>
+            </w:tcMar>
+          </w:tcPr>
+          <w:p>
+            <w:r>
+              <w:rPr>
+                <w:b/>
+                <w:bCs/>
+                <w:color w:val="FFFFFF"/>
+                <w:sz w:val="20"/>
+                <w:szCs w:val="20"/>
+              </w:rPr>
+              <w:t xml:space="preserve">What it does</w:t>
+            </w:r>
+          </w:p>
+        </w:tc>
+        <w:tc>
+          <w:tcPr>
+            <w:tcW w:type="dxa" w:w="3200"/>
+            <w:tcBorders>
+              <w:top w:val="single" w:color="B8B8B8" w:sz="4"/>
+              <w:left w:val="single" w:color="B8B8B8" w:sz="4"/>
+              <w:bottom w:val="single" w:color="B8B8B8" w:sz="4"/>
+              <w:right w:val="single" w:color="B8B8B8" w:sz="4"/>
+            </w:tcBorders>
+            <w:shd w:fill="1F3A5F" w:color="auto" w:val="clear"/>
+            <w:tcMar>
+              <w:top w:type="dxa" w:w="100"/>
+              <w:left w:type="dxa" w:w="140"/>
+              <w:bottom w:type="dxa" w:w="100"/>
+              <w:right w:type="dxa" w:w="140"/>
+            </w:tcMar>
+          </w:tcPr>
+          <w:p>
+            <w:r>
+              <w:rPr>
+                <w:b/>
+                <w:bCs/>
+                <w:color w:val="FFFFFF"/>
+                <w:sz w:val="20"/>
+                <w:szCs w:val="20"/>
+              </w:rPr>
+              <w:t xml:space="preserve">Who edits</w:t>
+            </w:r>
+          </w:p>
+        </w:tc>
+      </w:tr>
+      <w:tr>
+        <w:trPr>
+          <w:tblHeader w:val="false"/>
+        </w:trPr>
+        <w:tc>
+          <w:tcPr>
+            <w:tcW w:type="dxa" w:w="2000"/>
+            <w:tcBorders>
+              <w:top w:val="single" w:color="B8B8B8" w:sz="4"/>
+              <w:left w:val="single" w:color="B8B8B8" w:sz="4"/>
+              <w:bottom w:val="single" w:color="B8B8B8" w:sz="4"/>
+              <w:right w:val="single" w:color="B8B8B8" w:sz="4"/>
+            </w:tcBorders>
+            <w:tcMar>
+              <w:top w:type="dxa" w:w="100"/>
+              <w:left w:type="dxa" w:w="140"/>
+              <w:bottom w:type="dxa" w:w="100"/>
+              <w:right w:type="dxa" w:w="140"/>
+            </w:tcMar>
+          </w:tcPr>
+          <w:p>
+            <w:r>
+              <w:rPr>
+                <w:b w:val="false"/>
+                <w:bCs w:val="false"/>
+                <w:color w:val="000000"/>
+                <w:sz w:val="20"/>
+                <w:szCs w:val="20"/>
+              </w:rPr>
+              <w:t xml:space="preserve">Catalog (UI definitions)</w:t>
+            </w:r>
+          </w:p>
+        </w:tc>
+        <w:tc>
+          <w:tcPr>
+            <w:tcW w:type="dxa" w:w="4800"/>
+            <w:tcBorders>
+              <w:top w:val="single" w:color="B8B8B8" w:sz="4"/>
+              <w:left w:val="single" w:color="B8B8B8" w:sz="4"/>
+              <w:bottom w:val="single" w:color="B8B8B8" w:sz="4"/>
+              <w:right w:val="single" w:color="B8B8B8" w:sz="4"/>
+            </w:tcBorders>
+            <w:tcMar>
+              <w:top w:type="dxa" w:w="100"/>
+              <w:left w:type="dxa" w:w="140"/>
+              <w:bottom w:type="dxa" w:w="100"/>
+              <w:right w:type="dxa" w:w="140"/>
+            </w:tcMar>
+          </w:tcPr>
+          <w:p>
+            <w:r>
+              <w:rPr>
+                <w:b w:val="false"/>
+                <w:bCs w:val="false"/>
+                <w:color w:val="000000"/>
+                <w:sz w:val="20"/>
+                <w:szCs w:val="20"/>
+              </w:rPr>
+              <w:t xml:space="preserve">kpi-dashboard/src/lib/playbooks.ts — built-in playbook cards rendered in the CSM kanban + recommendation panels (e.g. PB-01 Activation Blitz, PB-02 VoC Sprint, PB-04 Renewal Safeguard).</w:t>
+            </w:r>
+          </w:p>
+        </w:tc>
+        <w:tc>
+          <w:tcPr>
+            <w:tcW w:type="dxa" w:w="3200"/>
+            <w:tcBorders>
+              <w:top w:val="single" w:color="B8B8B8" w:sz="4"/>
+              <w:left w:val="single" w:color="B8B8B8" w:sz="4"/>
+              <w:bottom w:val="single" w:color="B8B8B8" w:sz="4"/>
+              <w:right w:val="single" w:color="B8B8B8" w:sz="4"/>
+            </w:tcBorders>
+            <w:tcMar>
+              <w:top w:type="dxa" w:w="100"/>
+              <w:left w:type="dxa" w:w="140"/>
+              <w:bottom w:type="dxa" w:w="100"/>
+              <w:right w:type="dxa" w:w="140"/>
+            </w:tcMar>
+          </w:tcPr>
+          <w:p>
+            <w:r>
+              <w:rPr>
+                <w:b w:val="false"/>
+                <w:bCs w:val="false"/>
+                <w:color w:val="000000"/>
+                <w:sz w:val="20"/>
+                <w:szCs w:val="20"/>
+              </w:rPr>
+              <w:t xml:space="preserve">Base dev. Do NOT edit in a customer overlay.</w:t>
+            </w:r>
+          </w:p>
+        </w:tc>
+      </w:tr>
+      <w:tr>
+        <w:trPr>
+          <w:tblHeader w:val="false"/>
+        </w:trPr>
+        <w:tc>
+          <w:tcPr>
+            <w:tcW w:type="dxa" w:w="2000"/>
+            <w:tcBorders>
+              <w:top w:val="single" w:color="B8B8B8" w:sz="4"/>
+              <w:left w:val="single" w:color="B8B8B8" w:sz="4"/>
+              <w:bottom w:val="single" w:color="B8B8B8" w:sz="4"/>
+              <w:right w:val="single" w:color="B8B8B8" w:sz="4"/>
+            </w:tcBorders>
+            <w:shd w:fill="F2F2F2" w:color="auto" w:val="clear"/>
+            <w:tcMar>
+              <w:top w:type="dxa" w:w="100"/>
+              <w:left w:type="dxa" w:w="140"/>
+              <w:bottom w:type="dxa" w:w="100"/>
+              <w:right w:type="dxa" w:w="140"/>
+            </w:tcMar>
+          </w:tcPr>
+          <w:p>
+            <w:r>
+              <w:rPr>
+                <w:b w:val="false"/>
+                <w:bCs w:val="false"/>
+                <w:color w:val="000000"/>
+                <w:sz w:val="20"/>
+                <w:szCs w:val="20"/>
+              </w:rPr>
+              <w:t xml:space="preserve">Per-tenant customizations</w:t>
+            </w:r>
+          </w:p>
+        </w:tc>
+        <w:tc>
+          <w:tcPr>
+            <w:tcW w:type="dxa" w:w="4800"/>
+            <w:tcBorders>
+              <w:top w:val="single" w:color="B8B8B8" w:sz="4"/>
+              <w:left w:val="single" w:color="B8B8B8" w:sz="4"/>
+              <w:bottom w:val="single" w:color="B8B8B8" w:sz="4"/>
+              <w:right w:val="single" w:color="B8B8B8" w:sz="4"/>
+            </w:tcBorders>
+            <w:shd w:fill="F2F2F2" w:color="auto" w:val="clear"/>
+            <w:tcMar>
+              <w:top w:type="dxa" w:w="100"/>
+              <w:left w:type="dxa" w:w="140"/>
+              <w:bottom w:type="dxa" w:w="100"/>
+              <w:right w:type="dxa" w:w="140"/>
+            </w:tcMar>
+          </w:tcPr>
+          <w:p>
+            <w:r>
+              <w:rPr>
+                <w:b w:val="false"/>
+                <w:bCs w:val="false"/>
+                <w:color w:val="000000"/>
+                <w:sz w:val="20"/>
+                <w:szCs w:val="20"/>
+              </w:rPr>
+              <w:t xml:space="preserve">customer_playbooks DB table, managed via /api/playbooks/library + /api/playbooks/* in customer_playbook_api.py. Per-tenant variants, custom playbooks, parameter overrides.</w:t>
+            </w:r>
+          </w:p>
+        </w:tc>
+        <w:tc>
+          <w:tcPr>
+            <w:tcW w:type="dxa" w:w="3200"/>
+            <w:tcBorders>
+              <w:top w:val="single" w:color="B8B8B8" w:sz="4"/>
+              <w:left w:val="single" w:color="B8B8B8" w:sz="4"/>
+              <w:bottom w:val="single" w:color="B8B8B8" w:sz="4"/>
+              <w:right w:val="single" w:color="B8B8B8" w:sz="4"/>
+            </w:tcBorders>
+            <w:shd w:fill="F2F2F2" w:color="auto" w:val="clear"/>
+            <w:tcMar>
+              <w:top w:type="dxa" w:w="100"/>
+              <w:left w:type="dxa" w:w="140"/>
+              <w:bottom w:type="dxa" w:w="100"/>
+              <w:right w:type="dxa" w:w="140"/>
+            </w:tcMar>
+          </w:tcPr>
+          <w:p>
+            <w:r>
+              <w:rPr>
+                <w:b w:val="false"/>
+                <w:bCs w:val="false"/>
+                <w:color w:val="000000"/>
+                <w:sz w:val="20"/>
+                <w:szCs w:val="20"/>
+              </w:rPr>
+              <w:t xml:space="preserve">FDE via admin UI or MCP — this is where tenant-specific playbook tailoring lives.</w:t>
+            </w:r>
+          </w:p>
+        </w:tc>
+      </w:tr>
+      <w:tr>
+        <w:trPr>
+          <w:tblHeader w:val="false"/>
+        </w:trPr>
+        <w:tc>
+          <w:tcPr>
+            <w:tcW w:type="dxa" w:w="2000"/>
+            <w:tcBorders>
+              <w:top w:val="single" w:color="B8B8B8" w:sz="4"/>
+              <w:left w:val="single" w:color="B8B8B8" w:sz="4"/>
+              <w:bottom w:val="single" w:color="B8B8B8" w:sz="4"/>
+              <w:right w:val="single" w:color="B8B8B8" w:sz="4"/>
+            </w:tcBorders>
+            <w:tcMar>
+              <w:top w:type="dxa" w:w="100"/>
+              <w:left w:type="dxa" w:w="140"/>
+              <w:bottom w:type="dxa" w:w="100"/>
+              <w:right w:type="dxa" w:w="140"/>
+            </w:tcMar>
+          </w:tcPr>
+          <w:p>
+            <w:r>
+              <w:rPr>
+                <w:b w:val="false"/>
+                <w:bCs w:val="false"/>
+                <w:color w:val="000000"/>
+                <w:sz w:val="20"/>
+                <w:szCs w:val="20"/>
+              </w:rPr>
+              <w:t xml:space="preserve">Claude skills (.md)</w:t>
+            </w:r>
+          </w:p>
+        </w:tc>
+        <w:tc>
+          <w:tcPr>
+            <w:tcW w:type="dxa" w:w="4800"/>
+            <w:tcBorders>
+              <w:top w:val="single" w:color="B8B8B8" w:sz="4"/>
+              <w:left w:val="single" w:color="B8B8B8" w:sz="4"/>
+              <w:bottom w:val="single" w:color="B8B8B8" w:sz="4"/>
+              <w:right w:val="single" w:color="B8B8B8" w:sz="4"/>
+            </w:tcBorders>
+            <w:tcMar>
+              <w:top w:type="dxa" w:w="100"/>
+              <w:left w:type="dxa" w:w="140"/>
+              <w:bottom w:type="dxa" w:w="100"/>
+              <w:right w:type="dxa" w:w="140"/>
+            </w:tcMar>
+          </w:tcPr>
+          <w:p>
+            <w:r>
+              <w:rPr>
+                <w:b w:val="false"/>
+                <w:bCs w:val="false"/>
+                <w:color w:val="000000"/>
+                <w:sz w:val="20"/>
+                <w:szCs w:val="20"/>
+              </w:rPr>
+              <w:t xml:space="preserve">kpi-dashboard/backend/skills/*.md — multi-step playbook runbooks for Claude.ai / Ask AI. One ships today: pb-champion-recovery.md. Used for power-user paths where the playbook is mostly conversational analysis.</w:t>
+            </w:r>
+          </w:p>
+        </w:tc>
+        <w:tc>
+          <w:tcPr>
+            <w:tcW w:type="dxa" w:w="3200"/>
+            <w:tcBorders>
+              <w:top w:val="single" w:color="B8B8B8" w:sz="4"/>
+              <w:left w:val="single" w:color="B8B8B8" w:sz="4"/>
+              <w:bottom w:val="single" w:color="B8B8B8" w:sz="4"/>
+              <w:right w:val="single" w:color="B8B8B8" w:sz="4"/>
+            </w:tcBorders>
+            <w:tcMar>
+              <w:top w:type="dxa" w:w="100"/>
+              <w:left w:type="dxa" w:w="140"/>
+              <w:bottom w:type="dxa" w:w="100"/>
+              <w:right w:type="dxa" w:w="140"/>
+            </w:tcMar>
+          </w:tcPr>
+          <w:p>
+            <w:r>
+              <w:rPr>
+                <w:b w:val="false"/>
+                <w:bCs w:val="false"/>
+                <w:color w:val="000000"/>
+                <w:sz w:val="20"/>
+                <w:szCs w:val="20"/>
+              </w:rPr>
+              <w:t xml:space="preserve">FDE can author new .md skills with base-dev sign-off.</w:t>
+            </w:r>
+          </w:p>
+        </w:tc>
+      </w:tr>
+      <w:tr>
+        <w:trPr>
+          <w:tblHeader w:val="false"/>
+        </w:trPr>
+        <w:tc>
+          <w:tcPr>
+            <w:tcW w:type="dxa" w:w="2000"/>
+            <w:tcBorders>
+              <w:top w:val="single" w:color="B8B8B8" w:sz="4"/>
+              <w:left w:val="single" w:color="B8B8B8" w:sz="4"/>
+              <w:bottom w:val="single" w:color="B8B8B8" w:sz="4"/>
+              <w:right w:val="single" w:color="B8B8B8" w:sz="4"/>
+            </w:tcBorders>
+            <w:shd w:fill="F2F2F2" w:color="auto" w:val="clear"/>
+            <w:tcMar>
+              <w:top w:type="dxa" w:w="100"/>
+              <w:left w:type="dxa" w:w="140"/>
+              <w:bottom w:type="dxa" w:w="100"/>
+              <w:right w:type="dxa" w:w="140"/>
+            </w:tcMar>
+          </w:tcPr>
+          <w:p>
+            <w:r>
+              <w:rPr>
+                <w:b w:val="false"/>
+                <w:bCs w:val="false"/>
+                <w:color w:val="000000"/>
+                <w:sz w:val="20"/>
+                <w:szCs w:val="20"/>
+              </w:rPr>
+              <w:t xml:space="preserve">n8n workflows</w:t>
+            </w:r>
+          </w:p>
+        </w:tc>
+        <w:tc>
+          <w:tcPr>
+            <w:tcW w:type="dxa" w:w="4800"/>
+            <w:tcBorders>
+              <w:top w:val="single" w:color="B8B8B8" w:sz="4"/>
+              <w:left w:val="single" w:color="B8B8B8" w:sz="4"/>
+              <w:bottom w:val="single" w:color="B8B8B8" w:sz="4"/>
+              <w:right w:val="single" w:color="B8B8B8" w:sz="4"/>
+            </w:tcBorders>
+            <w:shd w:fill="F2F2F2" w:color="auto" w:val="clear"/>
+            <w:tcMar>
+              <w:top w:type="dxa" w:w="100"/>
+              <w:left w:type="dxa" w:w="140"/>
+              <w:bottom w:type="dxa" w:w="100"/>
+              <w:right w:type="dxa" w:w="140"/>
+            </w:tcMar>
+          </w:tcPr>
+          <w:p>
+            <w:r>
+              <w:rPr>
+                <w:b w:val="false"/>
+                <w:bCs w:val="false"/>
+                <w:color w:val="000000"/>
+                <w:sz w:val="20"/>
+                <w:szCs w:val="20"/>
+              </w:rPr>
+              <w:t xml:space="preserve">External orchestration. n8n-workflows/templates/playbook-actions/ has Slack alert + Jira issue templates. Triggered via integration_api / action_interface_api webhooks; callbacks update PlaybookExecutionV2.</w:t>
+            </w:r>
+          </w:p>
+        </w:tc>
+        <w:tc>
+          <w:tcPr>
+            <w:tcW w:type="dxa" w:w="3200"/>
+            <w:tcBorders>
+              <w:top w:val="single" w:color="B8B8B8" w:sz="4"/>
+              <w:left w:val="single" w:color="B8B8B8" w:sz="4"/>
+              <w:bottom w:val="single" w:color="B8B8B8" w:sz="4"/>
+              <w:right w:val="single" w:color="B8B8B8" w:sz="4"/>
+            </w:tcBorders>
+            <w:shd w:fill="F2F2F2" w:color="auto" w:val="clear"/>
+            <w:tcMar>
+              <w:top w:type="dxa" w:w="100"/>
+              <w:left w:type="dxa" w:w="140"/>
+              <w:bottom w:type="dxa" w:w="100"/>
+              <w:right w:type="dxa" w:w="140"/>
+            </w:tcMar>
+          </w:tcPr>
+          <w:p>
+            <w:r>
+              <w:rPr>
+                <w:b w:val="false"/>
+                <w:bCs w:val="false"/>
+                <w:color w:val="000000"/>
+                <w:sz w:val="20"/>
+                <w:szCs w:val="20"/>
+              </w:rPr>
+              <w:t xml:space="preserve">FDE designs the n8n graph; base dev owns the callback contract.</w:t>
+            </w:r>
+          </w:p>
+        </w:tc>
+      </w:tr>
+    </w:tbl>
+    <w:p>
+      <w:pPr>
+        <w:spacing w:after="120"/>
+      </w:pPr>
+      <w:r>
+        <w:t xml:space="preserve">Execution spine — pick ONE per customer (you can mix later, but start with one):</w:t>
+      </w:r>
+    </w:p>
+    <w:p>
+      <w:pPr>
+        <w:pStyle w:val="ListParagraph"/>
+        <w:numPr>
+          <w:ilvl w:val="0"/>
+          <w:numId w:val="2"/>
+        </w:numPr>
+        <w:spacing w:after="80"/>
+      </w:pPr>
+      <w:r>
+        <w:t xml:space="preserve">(A) Platform-only. CSM clicks 'Launch' in the kanban → MCP execute_playbook → PlaybookExecutionV2 row → CSM logs progress → close_playbook → realized ROI snapshot. Simplest. Best when the customer is using CS Pulse as the system of record for CS work.</w:t>
+      </w:r>
+    </w:p>
+    <w:p>
+      <w:pPr>
+        <w:pStyle w:val="ListParagraph"/>
+        <w:numPr>
+          <w:ilvl w:val="0"/>
+          <w:numId w:val="2"/>
+        </w:numPr>
+        <w:spacing w:after="80"/>
+      </w:pPr>
+      <w:r>
+        <w:t xml:space="preserve">(B) n8n. execute_playbook fires a webhook → n8n graph runs external steps (Slack messages, Jira ticket creation, sheet updates, etc.) → callback to /api/.../execution updates PlaybookExecutionV2 with the outcome. Best when the customer already has automation in n8n / Zapier / etc. and wants CS Pulse to be the trigger and the system of record but not the actor.</w:t>
+      </w:r>
+    </w:p>
+    <w:p>
+      <w:pPr>
+        <w:pStyle w:val="ListParagraph"/>
+        <w:numPr>
+          <w:ilvl w:val="0"/>
+          <w:numId w:val="2"/>
+        </w:numPr>
+        <w:spacing w:after="80"/>
+      </w:pPr>
+      <w:r>
+        <w:t xml:space="preserve">(C) Claude skill. The playbook is documented as a .md file that Claude.ai (with MCP) reads and walks through with the user. Best for advisory playbooks (champion recovery analysis) where the value is in the prompted workflow more than in side-effects.</w:t>
+      </w:r>
+    </w:p>
+    <w:p>
+      <w:pPr>
+        <w:spacing w:after="120"/>
+      </w:pPr>
+      <w:r>
+        <w:t xml:space="preserve">Hard rules: (1) Advisory playbooks (CSM recommendations, ROI story narration) are platform + Ask AI tools — not 'playbook execution' in the (A)/(B)/(C) sense. (2) The admin UI does NOT support customer-self-service playbook authoring today. Do not promise it. (3) Mapping playbook_id → n8n URL per customer is not fully shipped — confirm with base dev before promising the (B) spine in production.</w:t>
+      </w:r>
+    </w:p>
+    <w:p>
+      <w:pPr>
+        <w:pStyle w:val="Heading2"/>
+        <w:spacing w:after="140" w:before="240"/>
+      </w:pPr>
+      <w:r>
+        <w:t xml:space="preserve">2.6 Knowledge base (RAG) — Qdrant signal index + KPI RAG APIs</w:t>
+      </w:r>
+    </w:p>
+    <w:p>
+      <w:pPr>
+        <w:spacing w:after="120"/>
+      </w:pPr>
+      <w:r>
+        <w:t xml:space="preserve">The platform has retrieval surfaces that the FDE playbook v1.0 omitted. They are not modules in §2's table — they're spread across the codebase and serve different jobs.</w:t>
+      </w:r>
+    </w:p>
+    <w:tbl>
+      <w:tblPr>
+        <w:tblW w:type="dxa" w:w="9600"/>
+        <w:tblBorders>
+          <w:top w:val="single" w:color="auto" w:sz="4"/>
+          <w:left w:val="single" w:color="auto" w:sz="4"/>
+          <w:bottom w:val="single" w:color="auto" w:sz="4"/>
+          <w:right w:val="single" w:color="auto" w:sz="4"/>
+          <w:insideH w:val="single" w:color="auto" w:sz="4"/>
+          <w:insideV w:val="single" w:color="auto" w:sz="4"/>
+        </w:tblBorders>
+      </w:tblPr>
+      <w:tblGrid>
+        <w:gridCol w:w="2400"/>
+        <w:gridCol w:w="4800"/>
+        <w:gridCol w:w="2400"/>
+      </w:tblGrid>
+      <w:tr>
+        <w:trPr>
+          <w:tblHeader/>
+        </w:trPr>
+        <w:tc>
+          <w:tcPr>
+            <w:tcW w:type="dxa" w:w="2400"/>
+            <w:tcBorders>
+              <w:top w:val="single" w:color="B8B8B8" w:sz="4"/>
+              <w:left w:val="single" w:color="B8B8B8" w:sz="4"/>
+              <w:bottom w:val="single" w:color="B8B8B8" w:sz="4"/>
+              <w:right w:val="single" w:color="B8B8B8" w:sz="4"/>
+            </w:tcBorders>
+            <w:shd w:fill="1F3A5F" w:color="auto" w:val="clear"/>
+            <w:tcMar>
+              <w:top w:type="dxa" w:w="100"/>
+              <w:left w:type="dxa" w:w="140"/>
+              <w:bottom w:type="dxa" w:w="100"/>
+              <w:right w:type="dxa" w:w="140"/>
+            </w:tcMar>
+          </w:tcPr>
+          <w:p>
+            <w:r>
+              <w:rPr>
+                <w:b/>
+                <w:bCs/>
+                <w:color w:val="FFFFFF"/>
+                <w:sz w:val="20"/>
+                <w:szCs w:val="20"/>
+              </w:rPr>
+              <w:t xml:space="preserve">Surface</w:t>
+            </w:r>
+          </w:p>
+        </w:tc>
+        <w:tc>
+          <w:tcPr>
+            <w:tcW w:type="dxa" w:w="4800"/>
+            <w:tcBorders>
+              <w:top w:val="single" w:color="B8B8B8" w:sz="4"/>
+              <w:left w:val="single" w:color="B8B8B8" w:sz="4"/>
+              <w:bottom w:val="single" w:color="B8B8B8" w:sz="4"/>
+              <w:right w:val="single" w:color="B8B8B8" w:sz="4"/>
+            </w:tcBorders>
+            <w:shd w:fill="1F3A5F" w:color="auto" w:val="clear"/>
+            <w:tcMar>
+              <w:top w:type="dxa" w:w="100"/>
+              <w:left w:type="dxa" w:w="140"/>
+              <w:bottom w:type="dxa" w:w="100"/>
+              <w:right w:type="dxa" w:w="140"/>
+            </w:tcMar>
+          </w:tcPr>
+          <w:p>
+            <w:r>
+              <w:rPr>
+                <w:b/>
+                <w:bCs/>
+                <w:color w:val="FFFFFF"/>
+                <w:sz w:val="20"/>
+                <w:szCs w:val="20"/>
+              </w:rPr>
+              <w:t xml:space="preserve">Purpose</w:t>
+            </w:r>
+          </w:p>
+        </w:tc>
+        <w:tc>
+          <w:tcPr>
+            <w:tcW w:type="dxa" w:w="2400"/>
+            <w:tcBorders>
+              <w:top w:val="single" w:color="B8B8B8" w:sz="4"/>
+              <w:left w:val="single" w:color="B8B8B8" w:sz="4"/>
+              <w:bottom w:val="single" w:color="B8B8B8" w:sz="4"/>
+              <w:right w:val="single" w:color="B8B8B8" w:sz="4"/>
+            </w:tcBorders>
+            <w:shd w:fill="1F3A5F" w:color="auto" w:val="clear"/>
+            <w:tcMar>
+              <w:top w:type="dxa" w:w="100"/>
+              <w:left w:type="dxa" w:w="140"/>
+              <w:bottom w:type="dxa" w:w="100"/>
+              <w:right w:type="dxa" w:w="140"/>
+            </w:tcMar>
+          </w:tcPr>
+          <w:p>
+            <w:r>
+              <w:rPr>
+                <w:b/>
+                <w:bCs/>
+                <w:color w:val="FFFFFF"/>
+                <w:sz w:val="20"/>
+                <w:szCs w:val="20"/>
+              </w:rPr>
+              <w:t xml:space="preserve">When it runs</w:t>
+            </w:r>
+          </w:p>
+        </w:tc>
+      </w:tr>
+      <w:tr>
+        <w:trPr>
+          <w:tblHeader w:val="false"/>
+        </w:trPr>
+        <w:tc>
+          <w:tcPr>
+            <w:tcW w:type="dxa" w:w="2400"/>
+            <w:tcBorders>
+              <w:top w:val="single" w:color="B8B8B8" w:sz="4"/>
+              <w:left w:val="single" w:color="B8B8B8" w:sz="4"/>
+              <w:bottom w:val="single" w:color="B8B8B8" w:sz="4"/>
+              <w:right w:val="single" w:color="B8B8B8" w:sz="4"/>
+            </w:tcBorders>
+            <w:tcMar>
+              <w:top w:type="dxa" w:w="100"/>
+              <w:left w:type="dxa" w:w="140"/>
+              <w:bottom w:type="dxa" w:w="100"/>
+              <w:right w:type="dxa" w:w="140"/>
+            </w:tcMar>
+          </w:tcPr>
+          <w:p>
+            <w:r>
+              <w:rPr>
+                <w:b w:val="false"/>
+                <w:bCs w:val="false"/>
+                <w:color w:val="000000"/>
+                <w:sz w:val="20"/>
+                <w:szCs w:val="20"/>
+              </w:rPr>
+              <w:t xml:space="preserve">Qdrant signal index</w:t>
+            </w:r>
+          </w:p>
+        </w:tc>
+        <w:tc>
+          <w:tcPr>
+            <w:tcW w:type="dxa" w:w="4800"/>
+            <w:tcBorders>
+              <w:top w:val="single" w:color="B8B8B8" w:sz="4"/>
+              <w:left w:val="single" w:color="B8B8B8" w:sz="4"/>
+              <w:bottom w:val="single" w:color="B8B8B8" w:sz="4"/>
+              <w:right w:val="single" w:color="B8B8B8" w:sz="4"/>
+            </w:tcBorders>
+            <w:tcMar>
+              <w:top w:type="dxa" w:w="100"/>
+              <w:left w:type="dxa" w:w="140"/>
+              <w:bottom w:type="dxa" w:w="100"/>
+              <w:right w:type="dxa" w:w="140"/>
+            </w:tcMar>
+          </w:tcPr>
+          <w:p>
+            <w:r>
+              <w:rPr>
+                <w:b w:val="false"/>
+                <w:bCs w:val="false"/>
+                <w:color w:val="000000"/>
+                <w:sz w:val="20"/>
+                <w:szCs w:val="20"/>
+              </w:rPr>
+              <w:t xml:space="preserve">Semantic search over qualitative signals. SignalVectorStore (utils/qdrant_signal_search.py) embeds and stores; signal_engine/enrichment.py and utils/signal_analyst.py read it. Powers the search_signals MCP tool.</w:t>
+            </w:r>
+          </w:p>
+        </w:tc>
+        <w:tc>
+          <w:tcPr>
+            <w:tcW w:type="dxa" w:w="2400"/>
+            <w:tcBorders>
+              <w:top w:val="single" w:color="B8B8B8" w:sz="4"/>
+              <w:left w:val="single" w:color="B8B8B8" w:sz="4"/>
+              <w:bottom w:val="single" w:color="B8B8B8" w:sz="4"/>
+              <w:right w:val="single" w:color="B8B8B8" w:sz="4"/>
+            </w:tcBorders>
+            <w:tcMar>
+              <w:top w:type="dxa" w:w="100"/>
+              <w:left w:type="dxa" w:w="140"/>
+              <w:bottom w:type="dxa" w:w="100"/>
+              <w:right w:type="dxa" w:w="140"/>
+            </w:tcMar>
+          </w:tcPr>
+          <w:p>
+            <w:r>
+              <w:rPr>
+                <w:b w:val="false"/>
+                <w:bCs w:val="false"/>
+                <w:color w:val="000000"/>
+                <w:sz w:val="20"/>
+                <w:szCs w:val="20"/>
+              </w:rPr>
+              <w:t xml:space="preserve">On every signal write when QDRANT_URL + QDRANT_API_KEY are set on EC2. If env vars are missing the system runs without semantic search and falls back to keyword matching.</w:t>
+            </w:r>
+          </w:p>
+        </w:tc>
+      </w:tr>
+      <w:tr>
+        <w:trPr>
+          <w:tblHeader w:val="false"/>
+        </w:trPr>
+        <w:tc>
+          <w:tcPr>
+            <w:tcW w:type="dxa" w:w="2400"/>
+            <w:tcBorders>
+              <w:top w:val="single" w:color="B8B8B8" w:sz="4"/>
+              <w:left w:val="single" w:color="B8B8B8" w:sz="4"/>
+              <w:bottom w:val="single" w:color="B8B8B8" w:sz="4"/>
+              <w:right w:val="single" w:color="B8B8B8" w:sz="4"/>
+            </w:tcBorders>
+            <w:shd w:fill="F2F2F2" w:color="auto" w:val="clear"/>
+            <w:tcMar>
+              <w:top w:type="dxa" w:w="100"/>
+              <w:left w:type="dxa" w:w="140"/>
+              <w:bottom w:type="dxa" w:w="100"/>
+              <w:right w:type="dxa" w:w="140"/>
+            </w:tcMar>
+          </w:tcPr>
+          <w:p>
+            <w:r>
+              <w:rPr>
+                <w:b w:val="false"/>
+                <w:bCs w:val="false"/>
+                <w:color w:val="000000"/>
+                <w:sz w:val="20"/>
+                <w:szCs w:val="20"/>
+              </w:rPr>
+              <w:t xml:space="preserve">direct_rag_api</w:t>
+            </w:r>
+          </w:p>
+        </w:tc>
+        <w:tc>
+          <w:tcPr>
+            <w:tcW w:type="dxa" w:w="4800"/>
+            <w:tcBorders>
+              <w:top w:val="single" w:color="B8B8B8" w:sz="4"/>
+              <w:left w:val="single" w:color="B8B8B8" w:sz="4"/>
+              <w:bottom w:val="single" w:color="B8B8B8" w:sz="4"/>
+              <w:right w:val="single" w:color="B8B8B8" w:sz="4"/>
+            </w:tcBorders>
+            <w:shd w:fill="F2F2F2" w:color="auto" w:val="clear"/>
+            <w:tcMar>
+              <w:top w:type="dxa" w:w="100"/>
+              <w:left w:type="dxa" w:w="140"/>
+              <w:bottom w:type="dxa" w:w="100"/>
+              <w:right w:type="dxa" w:w="140"/>
+            </w:tcMar>
+          </w:tcPr>
+          <w:p>
+            <w:r>
+              <w:rPr>
+                <w:b w:val="false"/>
+                <w:bCs w:val="false"/>
+                <w:color w:val="000000"/>
+                <w:sz w:val="20"/>
+                <w:szCs w:val="20"/>
+              </w:rPr>
+              <w:t xml:space="preserve">Legacy 'working RAG' path — KPI + account knowledge base, rebuild on CSV upload events.</w:t>
+            </w:r>
+          </w:p>
+        </w:tc>
+        <w:tc>
+          <w:tcPr>
+            <w:tcW w:type="dxa" w:w="2400"/>
+            <w:tcBorders>
+              <w:top w:val="single" w:color="B8B8B8" w:sz="4"/>
+              <w:left w:val="single" w:color="B8B8B8" w:sz="4"/>
+              <w:bottom w:val="single" w:color="B8B8B8" w:sz="4"/>
+              <w:right w:val="single" w:color="B8B8B8" w:sz="4"/>
+            </w:tcBorders>
+            <w:shd w:fill="F2F2F2" w:color="auto" w:val="clear"/>
+            <w:tcMar>
+              <w:top w:type="dxa" w:w="100"/>
+              <w:left w:type="dxa" w:w="140"/>
+              <w:bottom w:type="dxa" w:w="100"/>
+              <w:right w:type="dxa" w:w="140"/>
+            </w:tcMar>
+          </w:tcPr>
+          <w:p>
+            <w:r>
+              <w:rPr>
+                <w:b w:val="false"/>
+                <w:bCs w:val="false"/>
+                <w:color w:val="000000"/>
+                <w:sz w:val="20"/>
+                <w:szCs w:val="20"/>
+              </w:rPr>
+              <w:t xml:space="preserve">Registered as a blueprint; rebuild fires from enhanced_upload_api after material data changes.</w:t>
+            </w:r>
+          </w:p>
+        </w:tc>
+      </w:tr>
+      <w:tr>
+        <w:trPr>
+          <w:tblHeader w:val="false"/>
+        </w:trPr>
+        <w:tc>
+          <w:tcPr>
+            <w:tcW w:type="dxa" w:w="2400"/>
+            <w:tcBorders>
+              <w:top w:val="single" w:color="B8B8B8" w:sz="4"/>
+              <w:left w:val="single" w:color="B8B8B8" w:sz="4"/>
+              <w:bottom w:val="single" w:color="B8B8B8" w:sz="4"/>
+              <w:right w:val="single" w:color="B8B8B8" w:sz="4"/>
+            </w:tcBorders>
+            <w:tcMar>
+              <w:top w:type="dxa" w:w="100"/>
+              <w:left w:type="dxa" w:w="140"/>
+              <w:bottom w:type="dxa" w:w="100"/>
+              <w:right w:type="dxa" w:w="140"/>
+            </w:tcMar>
+          </w:tcPr>
+          <w:p>
+            <w:r>
+              <w:rPr>
+                <w:b w:val="false"/>
+                <w:bCs w:val="false"/>
+                <w:color w:val="000000"/>
+                <w:sz w:val="20"/>
+                <w:szCs w:val="20"/>
+              </w:rPr>
+              <w:t xml:space="preserve">enhanced_rag_* (temporal / openai / qdrant variants)</w:t>
+            </w:r>
+          </w:p>
+        </w:tc>
+        <w:tc>
+          <w:tcPr>
+            <w:tcW w:type="dxa" w:w="4800"/>
+            <w:tcBorders>
+              <w:top w:val="single" w:color="B8B8B8" w:sz="4"/>
+              <w:left w:val="single" w:color="B8B8B8" w:sz="4"/>
+              <w:bottom w:val="single" w:color="B8B8B8" w:sz="4"/>
+              <w:right w:val="single" w:color="B8B8B8" w:sz="4"/>
+            </w:tcBorders>
+            <w:tcMar>
+              <w:top w:type="dxa" w:w="100"/>
+              <w:left w:type="dxa" w:w="140"/>
+              <w:bottom w:type="dxa" w:w="100"/>
+              <w:right w:type="dxa" w:w="140"/>
+            </w:tcMar>
+          </w:tcPr>
+          <w:p>
+            <w:r>
+              <w:rPr>
+                <w:b w:val="false"/>
+                <w:bCs w:val="false"/>
+                <w:color w:val="000000"/>
+                <w:sz w:val="20"/>
+                <w:szCs w:val="20"/>
+              </w:rPr>
+              <w:t xml:space="preserve">Newer experimental RAG paths — temporal context, OpenAI embeddings, Qdrant-backed. Admin/upload flows; not on the critical path for all tenants.</w:t>
+            </w:r>
+          </w:p>
+        </w:tc>
+        <w:tc>
+          <w:tcPr>
+            <w:tcW w:type="dxa" w:w="2400"/>
+            <w:tcBorders>
+              <w:top w:val="single" w:color="B8B8B8" w:sz="4"/>
+              <w:left w:val="single" w:color="B8B8B8" w:sz="4"/>
+              <w:bottom w:val="single" w:color="B8B8B8" w:sz="4"/>
+              <w:right w:val="single" w:color="B8B8B8" w:sz="4"/>
+            </w:tcBorders>
+            <w:tcMar>
+              <w:top w:type="dxa" w:w="100"/>
+              <w:left w:type="dxa" w:w="140"/>
+              <w:bottom w:type="dxa" w:w="100"/>
+              <w:right w:type="dxa" w:w="140"/>
+            </w:tcMar>
+          </w:tcPr>
+          <w:p>
+            <w:r>
+              <w:rPr>
+                <w:b w:val="false"/>
+                <w:bCs w:val="false"/>
+                <w:color w:val="000000"/>
+                <w:sz w:val="20"/>
+                <w:szCs w:val="20"/>
+              </w:rPr>
+              <w:t xml:space="preserve">Registered blueprints; on-demand.</w:t>
+            </w:r>
+          </w:p>
+        </w:tc>
+      </w:tr>
+      <w:tr>
+        <w:trPr>
+          <w:tblHeader w:val="false"/>
+        </w:trPr>
+        <w:tc>
+          <w:tcPr>
+            <w:tcW w:type="dxa" w:w="2400"/>
+            <w:tcBorders>
+              <w:top w:val="single" w:color="B8B8B8" w:sz="4"/>
+              <w:left w:val="single" w:color="B8B8B8" w:sz="4"/>
+              <w:bottom w:val="single" w:color="B8B8B8" w:sz="4"/>
+              <w:right w:val="single" w:color="B8B8B8" w:sz="4"/>
+            </w:tcBorders>
+            <w:shd w:fill="F2F2F2" w:color="auto" w:val="clear"/>
+            <w:tcMar>
+              <w:top w:type="dxa" w:w="100"/>
+              <w:left w:type="dxa" w:w="140"/>
+              <w:bottom w:type="dxa" w:w="100"/>
+              <w:right w:type="dxa" w:w="140"/>
+            </w:tcMar>
+          </w:tcPr>
+          <w:p>
+            <w:r>
+              <w:rPr>
+                <w:b w:val="false"/>
+                <w:bCs w:val="false"/>
+                <w:color w:val="000000"/>
+                <w:sz w:val="20"/>
+                <w:szCs w:val="20"/>
+              </w:rPr>
+              <w:t xml:space="preserve">governance_rag_api</w:t>
+            </w:r>
+          </w:p>
+        </w:tc>
+        <w:tc>
+          <w:tcPr>
+            <w:tcW w:type="dxa" w:w="4800"/>
+            <w:tcBorders>
+              <w:top w:val="single" w:color="B8B8B8" w:sz="4"/>
+              <w:left w:val="single" w:color="B8B8B8" w:sz="4"/>
+              <w:bottom w:val="single" w:color="B8B8B8" w:sz="4"/>
+              <w:right w:val="single" w:color="B8B8B8" w:sz="4"/>
+            </w:tcBorders>
+            <w:shd w:fill="F2F2F2" w:color="auto" w:val="clear"/>
+            <w:tcMar>
+              <w:top w:type="dxa" w:w="100"/>
+              <w:left w:type="dxa" w:w="140"/>
+              <w:bottom w:type="dxa" w:w="100"/>
+              <w:right w:type="dxa" w:w="140"/>
+            </w:tcMar>
+          </w:tcPr>
+          <w:p>
+            <w:r>
+              <w:rPr>
+                <w:b w:val="false"/>
+                <w:bCs w:val="false"/>
+                <w:color w:val="000000"/>
+                <w:sz w:val="20"/>
+                <w:szCs w:val="20"/>
+              </w:rPr>
+              <w:t xml:space="preserve">Governance doc search (policies, model cards, AI-DD responses).</w:t>
+            </w:r>
+          </w:p>
+        </w:tc>
+        <w:tc>
+          <w:tcPr>
+            <w:tcW w:type="dxa" w:w="2400"/>
+            <w:tcBorders>
+              <w:top w:val="single" w:color="B8B8B8" w:sz="4"/>
+              <w:left w:val="single" w:color="B8B8B8" w:sz="4"/>
+              <w:bottom w:val="single" w:color="B8B8B8" w:sz="4"/>
+              <w:right w:val="single" w:color="B8B8B8" w:sz="4"/>
+            </w:tcBorders>
+            <w:shd w:fill="F2F2F2" w:color="auto" w:val="clear"/>
+            <w:tcMar>
+              <w:top w:type="dxa" w:w="100"/>
+              <w:left w:type="dxa" w:w="140"/>
+              <w:bottom w:type="dxa" w:w="100"/>
+              <w:right w:type="dxa" w:w="140"/>
+            </w:tcMar>
+          </w:tcPr>
+          <w:p>
+            <w:r>
+              <w:rPr>
+                <w:b w:val="false"/>
+                <w:bCs w:val="false"/>
+                <w:color w:val="000000"/>
+                <w:sz w:val="20"/>
+                <w:szCs w:val="20"/>
+              </w:rPr>
+              <w:t xml:space="preserve">Optional blueprint.</w:t>
+            </w:r>
+          </w:p>
+        </w:tc>
+      </w:tr>
+    </w:tbl>
+    <w:p>
+      <w:pPr>
+        <w:spacing w:after="120"/>
+      </w:pPr>
+      <w:r>
+        <w:t xml:space="preserve">What RAG is FOR (and what it isn't):</w:t>
+      </w:r>
+    </w:p>
+    <w:p>
+      <w:pPr>
+        <w:pStyle w:val="ListParagraph"/>
+        <w:numPr>
+          <w:ilvl w:val="0"/>
+          <w:numId w:val="2"/>
+        </w:numPr>
+        <w:spacing w:after="80"/>
+      </w:pPr>
+      <w:r>
+        <w:t xml:space="preserve">RAG is for: semantic signal lookup (search_signals), legacy product/KPI Q&amp;A in Ask AI fallback paths.</w:t>
+      </w:r>
+    </w:p>
+    <w:p>
+      <w:pPr>
+        <w:pStyle w:val="ListParagraph"/>
+        <w:numPr>
+          <w:ilvl w:val="0"/>
+          <w:numId w:val="2"/>
+        </w:numPr>
+        <w:spacing w:after="80"/>
+      </w:pPr>
+      <w:r>
+        <w:t xml:space="preserve">RAG is NOT for: CFO/CRO dashboard tile numbers. Those are SQL + context graph, not retrieval. If a tile is wrong, do not look at Qdrant — look at the underlying API call's data path.</w:t>
+      </w:r>
+    </w:p>
+    <w:p>
+      <w:pPr>
+        <w:pStyle w:val="ListParagraph"/>
+        <w:numPr>
+          <w:ilvl w:val="0"/>
+          <w:numId w:val="2"/>
+        </w:numPr>
+        <w:spacing w:after="80"/>
+      </w:pPr>
+      <w:r>
+        <w:t xml:space="preserve">Persona grading (§5.3) tests tool use, not RAG retrieval. A persona grade of A- doesn't say anything about whether the Qdrant index is healthy.</w:t>
+      </w:r>
+    </w:p>
+    <w:p>
+      <w:pPr>
+        <w:spacing w:after="120"/>
+      </w:pPr>
+      <w:r>
+        <w:t xml:space="preserve">FDE responsibilities around RAG:</w:t>
+      </w:r>
+    </w:p>
+    <w:p>
+      <w:pPr>
+        <w:pStyle w:val="ListParagraph"/>
+        <w:numPr>
+          <w:ilvl w:val="0"/>
+          <w:numId w:val="2"/>
+        </w:numPr>
+        <w:spacing w:after="80"/>
+      </w:pPr>
+      <w:r>
+        <w:t xml:space="preserve">Confirm QDRANT_URL + QDRANT_API_KEY on EC2 if the customer's overlay expects semantic search. Without them, search_signals will keyword-match only.</w:t>
+      </w:r>
+    </w:p>
+    <w:p>
+      <w:pPr>
+        <w:pStyle w:val="ListParagraph"/>
+        <w:numPr>
+          <w:ilvl w:val="0"/>
+          <w:numId w:val="2"/>
+        </w:numPr>
+        <w:spacing w:after="80"/>
+      </w:pPr>
+      <w:r>
+        <w:t xml:space="preserve">After a material data change (signals CSV refresh, new signal batch), trigger a rebuild via enhanced_upload_api or by re-running process_data so the index reflects new content.</w:t>
+      </w:r>
+    </w:p>
+    <w:p>
+      <w:pPr>
+        <w:pStyle w:val="ListParagraph"/>
+        <w:numPr>
+          <w:ilvl w:val="0"/>
+          <w:numId w:val="2"/>
+        </w:numPr>
+        <w:spacing w:after="80"/>
+      </w:pPr>
+      <w:r>
+        <w:t xml:space="preserve">Regression-test the KB with load-driver scenario 2b (50-account RAG queries) before customer acceptance. The HTTP verify scripts (§5.6) do not cover RAG.</w:t>
+      </w:r>
+    </w:p>
+    <w:p>
+      <w:pPr>
         <w:pStyle w:val="Heading1"/>
         <w:pageBreakBefore/>
         <w:spacing w:after="200" w:before="360"/>
@@ -5271,7 +6800,7 @@
                 <w:sz w:val="20"/>
                 <w:szCs w:val="20"/>
               </w:rPr>
-              <w:t xml:space="preserve">scripts/verify_cfo_phases_ec2.py</w:t>
+              <w:t xml:space="preserve">scripts/verify_executive_phases_ec2.py</w:t>
             </w:r>
           </w:p>
         </w:tc>
@@ -5300,7 +6829,7 @@
                 <w:sz w:val="20"/>
                 <w:szCs w:val="20"/>
               </w:rPr>
-              <w:t xml:space="preserve">CFO dashboard Phases 0–5: source labels, context-graph parity with CRO, period_meta echo, ARR exposure, proof-data tile.</w:t>
+              <w:t xml:space="preserve">Env-driven multi-suite runner. --suite all|cfo|cro|vpcs|cfo-phase1. Reads CS_PULSE_BASE_URL + creds from scripts/.env.acceptance. This is the script run_acceptance_ec2.sh (§5.7) calls under the hood — use this directly when you need to localize a failure.</w:t>
             </w:r>
           </w:p>
         </w:tc>
@@ -5335,7 +6864,7 @@
                 <w:sz w:val="20"/>
                 <w:szCs w:val="20"/>
               </w:rPr>
-              <w:t xml:space="preserve">scripts/verify_cfo_phase1_ec2.py</w:t>
+              <w:t xml:space="preserve">scripts/verify_cfo_phases_ec2.py</w:t>
             </w:r>
           </w:p>
         </w:tc>
@@ -5365,7 +6894,7 @@
                 <w:sz w:val="20"/>
                 <w:szCs w:val="20"/>
               </w:rPr>
-              <w:t xml:space="preserve">Narrower CFO Phase 1 subset (context-graph $ parity only). Useful when iterating on just Phase 1 changes.</w:t>
+              <w:t xml:space="preserve">Single-PR-style CFO Phases 0–5 script: source labels, context-graph parity with CRO, period_meta echo, ARR exposure, proof-data tile. Predates the env-driven runner — kept for narrow re-runs.</w:t>
             </w:r>
           </w:p>
         </w:tc>
@@ -5399,7 +6928,7 @@
                 <w:sz w:val="20"/>
                 <w:szCs w:val="20"/>
               </w:rPr>
-              <w:t xml:space="preserve">scripts/verify_cro_phases_ec2.py</w:t>
+              <w:t xml:space="preserve">scripts/verify_cfo_phase1_ec2.py</w:t>
             </w:r>
           </w:p>
         </w:tc>
@@ -5428,7 +6957,7 @@
                 <w:sz w:val="20"/>
                 <w:szCs w:val="20"/>
               </w:rPr>
-              <w:t xml:space="preserve">CRO dashboard Phases 0–5: metric guide, context-graph strip, pre-proof banner, ARR exposure footnote, period_meta, Phase 5 proof path.</w:t>
+              <w:t xml:space="preserve">Narrower CFO Phase 1 subset (context-graph $ parity only). Useful when iterating on just Phase 1 changes.</w:t>
             </w:r>
           </w:p>
         </w:tc>
@@ -5463,7 +6992,7 @@
                 <w:sz w:val="20"/>
                 <w:szCs w:val="20"/>
               </w:rPr>
-              <w:t xml:space="preserve">scripts/verify_vpcs_phases_ec2.py</w:t>
+              <w:t xml:space="preserve">scripts/verify_cro_phases_ec2.py</w:t>
             </w:r>
           </w:p>
         </w:tc>
@@ -5493,7 +7022,7 @@
                 <w:sz w:val="20"/>
                 <w:szCs w:val="20"/>
               </w:rPr>
-              <w:t xml:space="preserve">VPCS dashboard: capacity tile, top performers, scorecard auditability.</w:t>
+              <w:t xml:space="preserve">CRO Phases 0–5 single-PR script: metric guide, context-graph strip, pre-proof banner, ARR exposure footnote, period_meta, Phase 5 proof path.</w:t>
             </w:r>
           </w:p>
         </w:tc>
@@ -5527,6 +7056,70 @@
                 <w:sz w:val="20"/>
                 <w:szCs w:val="20"/>
               </w:rPr>
+              <w:t xml:space="preserve">scripts/verify_vpcs_phases_ec2.py</w:t>
+            </w:r>
+          </w:p>
+        </w:tc>
+        <w:tc>
+          <w:tcPr>
+            <w:tcW w:type="dxa" w:w="6000"/>
+            <w:tcBorders>
+              <w:top w:val="single" w:color="B8B8B8" w:sz="4"/>
+              <w:left w:val="single" w:color="B8B8B8" w:sz="4"/>
+              <w:bottom w:val="single" w:color="B8B8B8" w:sz="4"/>
+              <w:right w:val="single" w:color="B8B8B8" w:sz="4"/>
+            </w:tcBorders>
+            <w:tcMar>
+              <w:top w:type="dxa" w:w="100"/>
+              <w:left w:type="dxa" w:w="140"/>
+              <w:bottom w:type="dxa" w:w="100"/>
+              <w:right w:type="dxa" w:w="140"/>
+            </w:tcMar>
+          </w:tcPr>
+          <w:p>
+            <w:r>
+              <w:rPr>
+                <w:b w:val="false"/>
+                <w:bCs w:val="false"/>
+                <w:color w:val="000000"/>
+                <w:sz w:val="20"/>
+                <w:szCs w:val="20"/>
+              </w:rPr>
+              <w:t xml:space="preserve">VPCS dashboard: capacity tile, top performers, scorecard auditability.</w:t>
+            </w:r>
+          </w:p>
+        </w:tc>
+      </w:tr>
+      <w:tr>
+        <w:trPr>
+          <w:tblHeader w:val="false"/>
+        </w:trPr>
+        <w:tc>
+          <w:tcPr>
+            <w:tcW w:type="dxa" w:w="3600"/>
+            <w:tcBorders>
+              <w:top w:val="single" w:color="B8B8B8" w:sz="4"/>
+              <w:left w:val="single" w:color="B8B8B8" w:sz="4"/>
+              <w:bottom w:val="single" w:color="B8B8B8" w:sz="4"/>
+              <w:right w:val="single" w:color="B8B8B8" w:sz="4"/>
+            </w:tcBorders>
+            <w:shd w:fill="F2F2F2" w:color="auto" w:val="clear"/>
+            <w:tcMar>
+              <w:top w:type="dxa" w:w="100"/>
+              <w:left w:type="dxa" w:w="140"/>
+              <w:bottom w:type="dxa" w:w="100"/>
+              <w:right w:type="dxa" w:w="140"/>
+            </w:tcMar>
+          </w:tcPr>
+          <w:p>
+            <w:r>
+              <w:rPr>
+                <w:b w:val="false"/>
+                <w:bCs w:val="false"/>
+                <w:color w:val="000000"/>
+                <w:sz w:val="20"/>
+                <w:szCs w:val="20"/>
+              </w:rPr>
               <w:t xml:space="preserve">scripts/sanity_check_cust333.py</w:t>
             </w:r>
           </w:p>
@@ -5540,6 +7133,7 @@
               <w:bottom w:val="single" w:color="B8B8B8" w:sz="4"/>
               <w:right w:val="single" w:color="B8B8B8" w:sz="4"/>
             </w:tcBorders>
+            <w:shd w:fill="F2F2F2" w:color="auto" w:val="clear"/>
             <w:tcMar>
               <w:top w:type="dxa" w:w="100"/>
               <w:left w:type="dxa" w:w="140"/>
@@ -5567,7 +7161,15 @@
         <w:spacing w:after="120"/>
       </w:pPr>
       <w:r>
-        <w:t xml:space="preserve">The recommended pattern: each persona-facing PR ships its own verify_*.py in the same shape (login → hit endpoints → assert known invariants → exit non-zero on regression). The May 17 batch added the first three; the VPCS one followed in the 904184fed batch. Keep adding them — they're cheap regression insurance.</w:t>
+        <w:t xml:space="preserve">Pick verify_executive_phases_ec2.py for routine acceptance (or just call run_acceptance_ec2.sh in §5.7, which wraps it). The per-PR scripts (verify_cfo_phases_ec2.py etc.) are kept for surgical re-runs when you want to bisect a specific suite without booting the full harness.</w:t>
+      </w:r>
+    </w:p>
+    <w:p>
+      <w:pPr>
+        <w:spacing w:after="120"/>
+      </w:pPr>
+      <w:r>
+        <w:t xml:space="preserve">Pattern for new persona-facing PRs: extend scripts/ec2_acceptance/checks.py with the new invariants and add a new --suite name in verify_executive_phases_ec2.py. Do NOT add another standalone verify_*.py — the per-PR scripts predate the env-driven runner and should not multiply.</w:t>
       </w:r>
     </w:p>
     <w:p>
@@ -5576,7 +7178,7 @@
         <w:spacing w:after="140" w:before="240"/>
       </w:pPr>
       <w:r>
-        <w:t xml:space="preserve">5.7 Acceptance harness (planned)</w:t>
+        <w:t xml:space="preserve">5.7 Acceptance harness — one-command post-deploy</w:t>
       </w:r>
     </w:p>
     <w:p>
@@ -5584,7 +7186,1159 @@
         <w:spacing w:after="120"/>
       </w:pPr>
       <w:r>
-        <w:t xml:space="preserve">A run_acceptance_ec2.sh wrapper to orchestrate the HTTP suites + optional persona grading from one invocation is on the roadmap. Until it lands, run each verify script directly post-rehydrate and run the persona grader manually before customer acceptance. The wrapper would expose ACCEPTANCE_RUN_PERSONA=1 to opt into LLM grading and ACCEPTANCE_SEED_VPCS=1 to refresh renewal/playbook attribution before the run. If your engagement needs this orchestrator before the wrapper lands, write a thin shell script that runs verify_*.py in sequence — do not rebuild the persona grader.</w:t>
+        <w:t xml:space="preserve">scripts/run_acceptance_ec2.sh is the canonical 'step 7' post-deploy harness. It runs the HTTP suites and, optionally, persona grading inside the platform container. Use this instead of running verify scripts one at a time.</w:t>
+      </w:r>
+    </w:p>
+    <w:p>
+      <w:pPr>
+        <w:spacing w:after="120"/>
+      </w:pPr>
+      <w:r>
+        <w:t xml:space="preserve">Quick start:</w:t>
+      </w:r>
+    </w:p>
+    <w:p>
+      <w:pPr>
+        <w:shd w:fill="F5F5F5" w:color="auto" w:val="clear"/>
+        <w:spacing w:after="80"/>
+        <w:ind w:left="360"/>
+      </w:pPr>
+      <w:r>
+        <w:rPr>
+          <w:rFonts w:ascii="Courier New" w:cs="Courier New" w:eastAsia="Courier New" w:hAnsi="Courier New"/>
+          <w:sz w:val="20"/>
+          <w:szCs w:val="20"/>
+        </w:rPr>
+        <w:t xml:space="preserve">cp scripts/.env.acceptance.example scripts/.env.acceptance
+# edit CS_PULSE_BASE_URL, credentials, ANTHROPIC_API_KEY
+./scripts/run_acceptance_ec2.sh</w:t>
+      </w:r>
+    </w:p>
+    <w:p>
+      <w:pPr>
+        <w:spacing w:after="120"/>
+      </w:pPr>
+      <w:r>
+        <w:t xml:space="preserve">The wrapper sources scripts/.env.acceptance (or whatever ACCEPTANCE_ENV_FILE points to), then orchestrates two stages: (1) HTTP acceptance via scripts/verify_executive_phases_ec2.py (env-driven, --suite-aware — runs CFO/CRO/VPCS suites against the live host); (2) optional persona grading via docker exec into the platform container.</w:t>
+      </w:r>
+    </w:p>
+    <w:p>
+      <w:pPr>
+        <w:spacing w:after="120"/>
+      </w:pPr>
+      <w:r>
+        <w:t xml:space="preserve">Environment knobs (see scripts/.env.acceptance.example for the full list):</w:t>
+      </w:r>
+    </w:p>
+    <w:tbl>
+      <w:tblPr>
+        <w:tblW w:type="dxa" w:w="9200"/>
+        <w:tblBorders>
+          <w:top w:val="single" w:color="auto" w:sz="4"/>
+          <w:left w:val="single" w:color="auto" w:sz="4"/>
+          <w:bottom w:val="single" w:color="auto" w:sz="4"/>
+          <w:right w:val="single" w:color="auto" w:sz="4"/>
+          <w:insideH w:val="single" w:color="auto" w:sz="4"/>
+          <w:insideV w:val="single" w:color="auto" w:sz="4"/>
+        </w:tblBorders>
+      </w:tblPr>
+      <w:tblGrid>
+        <w:gridCol w:w="2800"/>
+        <w:gridCol w:w="2000"/>
+        <w:gridCol w:w="4400"/>
+      </w:tblGrid>
+      <w:tr>
+        <w:trPr>
+          <w:tblHeader/>
+        </w:trPr>
+        <w:tc>
+          <w:tcPr>
+            <w:tcW w:type="dxa" w:w="2800"/>
+            <w:tcBorders>
+              <w:top w:val="single" w:color="B8B8B8" w:sz="4"/>
+              <w:left w:val="single" w:color="B8B8B8" w:sz="4"/>
+              <w:bottom w:val="single" w:color="B8B8B8" w:sz="4"/>
+              <w:right w:val="single" w:color="B8B8B8" w:sz="4"/>
+            </w:tcBorders>
+            <w:shd w:fill="1F3A5F" w:color="auto" w:val="clear"/>
+            <w:tcMar>
+              <w:top w:type="dxa" w:w="100"/>
+              <w:left w:type="dxa" w:w="140"/>
+              <w:bottom w:type="dxa" w:w="100"/>
+              <w:right w:type="dxa" w:w="140"/>
+            </w:tcMar>
+          </w:tcPr>
+          <w:p>
+            <w:r>
+              <w:rPr>
+                <w:b/>
+                <w:bCs/>
+                <w:color w:val="FFFFFF"/>
+                <w:sz w:val="20"/>
+                <w:szCs w:val="20"/>
+              </w:rPr>
+              <w:t xml:space="preserve">Variable</w:t>
+            </w:r>
+          </w:p>
+        </w:tc>
+        <w:tc>
+          <w:tcPr>
+            <w:tcW w:type="dxa" w:w="2000"/>
+            <w:tcBorders>
+              <w:top w:val="single" w:color="B8B8B8" w:sz="4"/>
+              <w:left w:val="single" w:color="B8B8B8" w:sz="4"/>
+              <w:bottom w:val="single" w:color="B8B8B8" w:sz="4"/>
+              <w:right w:val="single" w:color="B8B8B8" w:sz="4"/>
+            </w:tcBorders>
+            <w:shd w:fill="1F3A5F" w:color="auto" w:val="clear"/>
+            <w:tcMar>
+              <w:top w:type="dxa" w:w="100"/>
+              <w:left w:type="dxa" w:w="140"/>
+              <w:bottom w:type="dxa" w:w="100"/>
+              <w:right w:type="dxa" w:w="140"/>
+            </w:tcMar>
+          </w:tcPr>
+          <w:p>
+            <w:r>
+              <w:rPr>
+                <w:b/>
+                <w:bCs/>
+                <w:color w:val="FFFFFF"/>
+                <w:sz w:val="20"/>
+                <w:szCs w:val="20"/>
+              </w:rPr>
+              <w:t xml:space="preserve">Default</w:t>
+            </w:r>
+          </w:p>
+        </w:tc>
+        <w:tc>
+          <w:tcPr>
+            <w:tcW w:type="dxa" w:w="4400"/>
+            <w:tcBorders>
+              <w:top w:val="single" w:color="B8B8B8" w:sz="4"/>
+              <w:left w:val="single" w:color="B8B8B8" w:sz="4"/>
+              <w:bottom w:val="single" w:color="B8B8B8" w:sz="4"/>
+              <w:right w:val="single" w:color="B8B8B8" w:sz="4"/>
+            </w:tcBorders>
+            <w:shd w:fill="1F3A5F" w:color="auto" w:val="clear"/>
+            <w:tcMar>
+              <w:top w:type="dxa" w:w="100"/>
+              <w:left w:type="dxa" w:w="140"/>
+              <w:bottom w:type="dxa" w:w="100"/>
+              <w:right w:type="dxa" w:w="140"/>
+            </w:tcMar>
+          </w:tcPr>
+          <w:p>
+            <w:r>
+              <w:rPr>
+                <w:b/>
+                <w:bCs/>
+                <w:color w:val="FFFFFF"/>
+                <w:sz w:val="20"/>
+                <w:szCs w:val="20"/>
+              </w:rPr>
+              <w:t xml:space="preserve">Purpose</w:t>
+            </w:r>
+          </w:p>
+        </w:tc>
+      </w:tr>
+      <w:tr>
+        <w:trPr>
+          <w:tblHeader w:val="false"/>
+        </w:trPr>
+        <w:tc>
+          <w:tcPr>
+            <w:tcW w:type="dxa" w:w="2800"/>
+            <w:tcBorders>
+              <w:top w:val="single" w:color="B8B8B8" w:sz="4"/>
+              <w:left w:val="single" w:color="B8B8B8" w:sz="4"/>
+              <w:bottom w:val="single" w:color="B8B8B8" w:sz="4"/>
+              <w:right w:val="single" w:color="B8B8B8" w:sz="4"/>
+            </w:tcBorders>
+            <w:tcMar>
+              <w:top w:type="dxa" w:w="100"/>
+              <w:left w:type="dxa" w:w="140"/>
+              <w:bottom w:type="dxa" w:w="100"/>
+              <w:right w:type="dxa" w:w="140"/>
+            </w:tcMar>
+          </w:tcPr>
+          <w:p>
+            <w:r>
+              <w:rPr>
+                <w:b w:val="false"/>
+                <w:bCs w:val="false"/>
+                <w:color w:val="000000"/>
+                <w:sz w:val="20"/>
+                <w:szCs w:val="20"/>
+              </w:rPr>
+              <w:t xml:space="preserve">CS_PULSE_BASE_URL</w:t>
+            </w:r>
+          </w:p>
+        </w:tc>
+        <w:tc>
+          <w:tcPr>
+            <w:tcW w:type="dxa" w:w="2000"/>
+            <w:tcBorders>
+              <w:top w:val="single" w:color="B8B8B8" w:sz="4"/>
+              <w:left w:val="single" w:color="B8B8B8" w:sz="4"/>
+              <w:bottom w:val="single" w:color="B8B8B8" w:sz="4"/>
+              <w:right w:val="single" w:color="B8B8B8" w:sz="4"/>
+            </w:tcBorders>
+            <w:tcMar>
+              <w:top w:type="dxa" w:w="100"/>
+              <w:left w:type="dxa" w:w="140"/>
+              <w:bottom w:type="dxa" w:w="100"/>
+              <w:right w:type="dxa" w:w="140"/>
+            </w:tcMar>
+          </w:tcPr>
+          <w:p>
+            <w:r>
+              <w:rPr>
+                <w:b w:val="false"/>
+                <w:bCs w:val="false"/>
+                <w:color w:val="000000"/>
+                <w:sz w:val="20"/>
+                <w:szCs w:val="20"/>
+              </w:rPr>
+              <w:t xml:space="preserve">http://3.94.106.197</w:t>
+            </w:r>
+          </w:p>
+        </w:tc>
+        <w:tc>
+          <w:tcPr>
+            <w:tcW w:type="dxa" w:w="4400"/>
+            <w:tcBorders>
+              <w:top w:val="single" w:color="B8B8B8" w:sz="4"/>
+              <w:left w:val="single" w:color="B8B8B8" w:sz="4"/>
+              <w:bottom w:val="single" w:color="B8B8B8" w:sz="4"/>
+              <w:right w:val="single" w:color="B8B8B8" w:sz="4"/>
+            </w:tcBorders>
+            <w:tcMar>
+              <w:top w:type="dxa" w:w="100"/>
+              <w:left w:type="dxa" w:w="140"/>
+              <w:bottom w:type="dxa" w:w="100"/>
+              <w:right w:type="dxa" w:w="140"/>
+            </w:tcMar>
+          </w:tcPr>
+          <w:p>
+            <w:r>
+              <w:rPr>
+                <w:b w:val="false"/>
+                <w:bCs w:val="false"/>
+                <w:color w:val="000000"/>
+                <w:sz w:val="20"/>
+                <w:szCs w:val="20"/>
+              </w:rPr>
+              <w:t xml:space="preserve">Target host (local stack, EC2 IP, or CloudFront).</w:t>
+            </w:r>
+          </w:p>
+        </w:tc>
+      </w:tr>
+      <w:tr>
+        <w:trPr>
+          <w:tblHeader w:val="false"/>
+        </w:trPr>
+        <w:tc>
+          <w:tcPr>
+            <w:tcW w:type="dxa" w:w="2800"/>
+            <w:tcBorders>
+              <w:top w:val="single" w:color="B8B8B8" w:sz="4"/>
+              <w:left w:val="single" w:color="B8B8B8" w:sz="4"/>
+              <w:bottom w:val="single" w:color="B8B8B8" w:sz="4"/>
+              <w:right w:val="single" w:color="B8B8B8" w:sz="4"/>
+            </w:tcBorders>
+            <w:shd w:fill="F2F2F2" w:color="auto" w:val="clear"/>
+            <w:tcMar>
+              <w:top w:type="dxa" w:w="100"/>
+              <w:left w:type="dxa" w:w="140"/>
+              <w:bottom w:type="dxa" w:w="100"/>
+              <w:right w:type="dxa" w:w="140"/>
+            </w:tcMar>
+          </w:tcPr>
+          <w:p>
+            <w:r>
+              <w:rPr>
+                <w:b w:val="false"/>
+                <w:bCs w:val="false"/>
+                <w:color w:val="000000"/>
+                <w:sz w:val="20"/>
+                <w:szCs w:val="20"/>
+              </w:rPr>
+              <w:t xml:space="preserve">ACCEPTANCE_CUSTOMER_ID</w:t>
+            </w:r>
+          </w:p>
+        </w:tc>
+        <w:tc>
+          <w:tcPr>
+            <w:tcW w:type="dxa" w:w="2000"/>
+            <w:tcBorders>
+              <w:top w:val="single" w:color="B8B8B8" w:sz="4"/>
+              <w:left w:val="single" w:color="B8B8B8" w:sz="4"/>
+              <w:bottom w:val="single" w:color="B8B8B8" w:sz="4"/>
+              <w:right w:val="single" w:color="B8B8B8" w:sz="4"/>
+            </w:tcBorders>
+            <w:shd w:fill="F2F2F2" w:color="auto" w:val="clear"/>
+            <w:tcMar>
+              <w:top w:type="dxa" w:w="100"/>
+              <w:left w:type="dxa" w:w="140"/>
+              <w:bottom w:type="dxa" w:w="100"/>
+              <w:right w:type="dxa" w:w="140"/>
+            </w:tcMar>
+          </w:tcPr>
+          <w:p>
+            <w:r>
+              <w:rPr>
+                <w:b w:val="false"/>
+                <w:bCs w:val="false"/>
+                <w:color w:val="000000"/>
+                <w:sz w:val="20"/>
+                <w:szCs w:val="20"/>
+              </w:rPr>
+              <w:t xml:space="preserve">334</w:t>
+            </w:r>
+          </w:p>
+        </w:tc>
+        <w:tc>
+          <w:tcPr>
+            <w:tcW w:type="dxa" w:w="4400"/>
+            <w:tcBorders>
+              <w:top w:val="single" w:color="B8B8B8" w:sz="4"/>
+              <w:left w:val="single" w:color="B8B8B8" w:sz="4"/>
+              <w:bottom w:val="single" w:color="B8B8B8" w:sz="4"/>
+              <w:right w:val="single" w:color="B8B8B8" w:sz="4"/>
+            </w:tcBorders>
+            <w:shd w:fill="F2F2F2" w:color="auto" w:val="clear"/>
+            <w:tcMar>
+              <w:top w:type="dxa" w:w="100"/>
+              <w:left w:type="dxa" w:w="140"/>
+              <w:bottom w:type="dxa" w:w="100"/>
+              <w:right w:type="dxa" w:w="140"/>
+            </w:tcMar>
+          </w:tcPr>
+          <w:p>
+            <w:r>
+              <w:rPr>
+                <w:b w:val="false"/>
+                <w:bCs w:val="false"/>
+                <w:color w:val="000000"/>
+                <w:sz w:val="20"/>
+                <w:szCs w:val="20"/>
+              </w:rPr>
+              <w:t xml:space="preserve">Tenant the acceptance run targets.</w:t>
+            </w:r>
+          </w:p>
+        </w:tc>
+      </w:tr>
+      <w:tr>
+        <w:trPr>
+          <w:tblHeader w:val="false"/>
+        </w:trPr>
+        <w:tc>
+          <w:tcPr>
+            <w:tcW w:type="dxa" w:w="2800"/>
+            <w:tcBorders>
+              <w:top w:val="single" w:color="B8B8B8" w:sz="4"/>
+              <w:left w:val="single" w:color="B8B8B8" w:sz="4"/>
+              <w:bottom w:val="single" w:color="B8B8B8" w:sz="4"/>
+              <w:right w:val="single" w:color="B8B8B8" w:sz="4"/>
+            </w:tcBorders>
+            <w:tcMar>
+              <w:top w:type="dxa" w:w="100"/>
+              <w:left w:type="dxa" w:w="140"/>
+              <w:bottom w:type="dxa" w:w="100"/>
+              <w:right w:type="dxa" w:w="140"/>
+            </w:tcMar>
+          </w:tcPr>
+          <w:p>
+            <w:r>
+              <w:rPr>
+                <w:b w:val="false"/>
+                <w:bCs w:val="false"/>
+                <w:color w:val="000000"/>
+                <w:sz w:val="20"/>
+                <w:szCs w:val="20"/>
+              </w:rPr>
+              <w:t xml:space="preserve">ACCEPTANCE_SUITE</w:t>
+            </w:r>
+          </w:p>
+        </w:tc>
+        <w:tc>
+          <w:tcPr>
+            <w:tcW w:type="dxa" w:w="2000"/>
+            <w:tcBorders>
+              <w:top w:val="single" w:color="B8B8B8" w:sz="4"/>
+              <w:left w:val="single" w:color="B8B8B8" w:sz="4"/>
+              <w:bottom w:val="single" w:color="B8B8B8" w:sz="4"/>
+              <w:right w:val="single" w:color="B8B8B8" w:sz="4"/>
+            </w:tcBorders>
+            <w:tcMar>
+              <w:top w:type="dxa" w:w="100"/>
+              <w:left w:type="dxa" w:w="140"/>
+              <w:bottom w:type="dxa" w:w="100"/>
+              <w:right w:type="dxa" w:w="140"/>
+            </w:tcMar>
+          </w:tcPr>
+          <w:p>
+            <w:r>
+              <w:rPr>
+                <w:b w:val="false"/>
+                <w:bCs w:val="false"/>
+                <w:color w:val="000000"/>
+                <w:sz w:val="20"/>
+                <w:szCs w:val="20"/>
+              </w:rPr>
+              <w:t xml:space="preserve">all</w:t>
+            </w:r>
+          </w:p>
+        </w:tc>
+        <w:tc>
+          <w:tcPr>
+            <w:tcW w:type="dxa" w:w="4400"/>
+            <w:tcBorders>
+              <w:top w:val="single" w:color="B8B8B8" w:sz="4"/>
+              <w:left w:val="single" w:color="B8B8B8" w:sz="4"/>
+              <w:bottom w:val="single" w:color="B8B8B8" w:sz="4"/>
+              <w:right w:val="single" w:color="B8B8B8" w:sz="4"/>
+            </w:tcBorders>
+            <w:tcMar>
+              <w:top w:type="dxa" w:w="100"/>
+              <w:left w:type="dxa" w:w="140"/>
+              <w:bottom w:type="dxa" w:w="100"/>
+              <w:right w:type="dxa" w:w="140"/>
+            </w:tcMar>
+          </w:tcPr>
+          <w:p>
+            <w:r>
+              <w:rPr>
+                <w:b w:val="false"/>
+                <w:bCs w:val="false"/>
+                <w:color w:val="000000"/>
+                <w:sz w:val="20"/>
+                <w:szCs w:val="20"/>
+              </w:rPr>
+              <w:t xml:space="preserve">Subset for HTTP stage: cfo | cro | vpcs | cfo-phase1 | all.</w:t>
+            </w:r>
+          </w:p>
+        </w:tc>
+      </w:tr>
+      <w:tr>
+        <w:trPr>
+          <w:tblHeader w:val="false"/>
+        </w:trPr>
+        <w:tc>
+          <w:tcPr>
+            <w:tcW w:type="dxa" w:w="2800"/>
+            <w:tcBorders>
+              <w:top w:val="single" w:color="B8B8B8" w:sz="4"/>
+              <w:left w:val="single" w:color="B8B8B8" w:sz="4"/>
+              <w:bottom w:val="single" w:color="B8B8B8" w:sz="4"/>
+              <w:right w:val="single" w:color="B8B8B8" w:sz="4"/>
+            </w:tcBorders>
+            <w:shd w:fill="F2F2F2" w:color="auto" w:val="clear"/>
+            <w:tcMar>
+              <w:top w:type="dxa" w:w="100"/>
+              <w:left w:type="dxa" w:w="140"/>
+              <w:bottom w:type="dxa" w:w="100"/>
+              <w:right w:type="dxa" w:w="140"/>
+            </w:tcMar>
+          </w:tcPr>
+          <w:p>
+            <w:r>
+              <w:rPr>
+                <w:b w:val="false"/>
+                <w:bCs w:val="false"/>
+                <w:color w:val="000000"/>
+                <w:sz w:val="20"/>
+                <w:szCs w:val="20"/>
+              </w:rPr>
+              <w:t xml:space="preserve">ACCEPTANCE_SKIP_HTTP</w:t>
+            </w:r>
+          </w:p>
+        </w:tc>
+        <w:tc>
+          <w:tcPr>
+            <w:tcW w:type="dxa" w:w="2000"/>
+            <w:tcBorders>
+              <w:top w:val="single" w:color="B8B8B8" w:sz="4"/>
+              <w:left w:val="single" w:color="B8B8B8" w:sz="4"/>
+              <w:bottom w:val="single" w:color="B8B8B8" w:sz="4"/>
+              <w:right w:val="single" w:color="B8B8B8" w:sz="4"/>
+            </w:tcBorders>
+            <w:shd w:fill="F2F2F2" w:color="auto" w:val="clear"/>
+            <w:tcMar>
+              <w:top w:type="dxa" w:w="100"/>
+              <w:left w:type="dxa" w:w="140"/>
+              <w:bottom w:type="dxa" w:w="100"/>
+              <w:right w:type="dxa" w:w="140"/>
+            </w:tcMar>
+          </w:tcPr>
+          <w:p>
+            <w:r>
+              <w:rPr>
+                <w:b w:val="false"/>
+                <w:bCs w:val="false"/>
+                <w:color w:val="000000"/>
+                <w:sz w:val="20"/>
+                <w:szCs w:val="20"/>
+              </w:rPr>
+              <w:t xml:space="preserve">0</w:t>
+            </w:r>
+          </w:p>
+        </w:tc>
+        <w:tc>
+          <w:tcPr>
+            <w:tcW w:type="dxa" w:w="4400"/>
+            <w:tcBorders>
+              <w:top w:val="single" w:color="B8B8B8" w:sz="4"/>
+              <w:left w:val="single" w:color="B8B8B8" w:sz="4"/>
+              <w:bottom w:val="single" w:color="B8B8B8" w:sz="4"/>
+              <w:right w:val="single" w:color="B8B8B8" w:sz="4"/>
+            </w:tcBorders>
+            <w:shd w:fill="F2F2F2" w:color="auto" w:val="clear"/>
+            <w:tcMar>
+              <w:top w:type="dxa" w:w="100"/>
+              <w:left w:type="dxa" w:w="140"/>
+              <w:bottom w:type="dxa" w:w="100"/>
+              <w:right w:type="dxa" w:w="140"/>
+            </w:tcMar>
+          </w:tcPr>
+          <w:p>
+            <w:r>
+              <w:rPr>
+                <w:b w:val="false"/>
+                <w:bCs w:val="false"/>
+                <w:color w:val="000000"/>
+                <w:sz w:val="20"/>
+                <w:szCs w:val="20"/>
+              </w:rPr>
+              <w:t xml:space="preserve">Set 1 to skip HTTP and run persona grading only.</w:t>
+            </w:r>
+          </w:p>
+        </w:tc>
+      </w:tr>
+      <w:tr>
+        <w:trPr>
+          <w:tblHeader w:val="false"/>
+        </w:trPr>
+        <w:tc>
+          <w:tcPr>
+            <w:tcW w:type="dxa" w:w="2800"/>
+            <w:tcBorders>
+              <w:top w:val="single" w:color="B8B8B8" w:sz="4"/>
+              <w:left w:val="single" w:color="B8B8B8" w:sz="4"/>
+              <w:bottom w:val="single" w:color="B8B8B8" w:sz="4"/>
+              <w:right w:val="single" w:color="B8B8B8" w:sz="4"/>
+            </w:tcBorders>
+            <w:tcMar>
+              <w:top w:type="dxa" w:w="100"/>
+              <w:left w:type="dxa" w:w="140"/>
+              <w:bottom w:type="dxa" w:w="100"/>
+              <w:right w:type="dxa" w:w="140"/>
+            </w:tcMar>
+          </w:tcPr>
+          <w:p>
+            <w:r>
+              <w:rPr>
+                <w:b w:val="false"/>
+                <w:bCs w:val="false"/>
+                <w:color w:val="000000"/>
+                <w:sz w:val="20"/>
+                <w:szCs w:val="20"/>
+              </w:rPr>
+              <w:t xml:space="preserve">ACCEPTANCE_RUN_PERSONA</w:t>
+            </w:r>
+          </w:p>
+        </w:tc>
+        <w:tc>
+          <w:tcPr>
+            <w:tcW w:type="dxa" w:w="2000"/>
+            <w:tcBorders>
+              <w:top w:val="single" w:color="B8B8B8" w:sz="4"/>
+              <w:left w:val="single" w:color="B8B8B8" w:sz="4"/>
+              <w:bottom w:val="single" w:color="B8B8B8" w:sz="4"/>
+              <w:right w:val="single" w:color="B8B8B8" w:sz="4"/>
+            </w:tcBorders>
+            <w:tcMar>
+              <w:top w:type="dxa" w:w="100"/>
+              <w:left w:type="dxa" w:w="140"/>
+              <w:bottom w:type="dxa" w:w="100"/>
+              <w:right w:type="dxa" w:w="140"/>
+            </w:tcMar>
+          </w:tcPr>
+          <w:p>
+            <w:r>
+              <w:rPr>
+                <w:b w:val="false"/>
+                <w:bCs w:val="false"/>
+                <w:color w:val="000000"/>
+                <w:sz w:val="20"/>
+                <w:szCs w:val="20"/>
+              </w:rPr>
+              <w:t xml:space="preserve">0</w:t>
+            </w:r>
+          </w:p>
+        </w:tc>
+        <w:tc>
+          <w:tcPr>
+            <w:tcW w:type="dxa" w:w="4400"/>
+            <w:tcBorders>
+              <w:top w:val="single" w:color="B8B8B8" w:sz="4"/>
+              <w:left w:val="single" w:color="B8B8B8" w:sz="4"/>
+              <w:bottom w:val="single" w:color="B8B8B8" w:sz="4"/>
+              <w:right w:val="single" w:color="B8B8B8" w:sz="4"/>
+            </w:tcBorders>
+            <w:tcMar>
+              <w:top w:type="dxa" w:w="100"/>
+              <w:left w:type="dxa" w:w="140"/>
+              <w:bottom w:type="dxa" w:w="100"/>
+              <w:right w:type="dxa" w:w="140"/>
+            </w:tcMar>
+          </w:tcPr>
+          <w:p>
+            <w:r>
+              <w:rPr>
+                <w:b w:val="false"/>
+                <w:bCs w:val="false"/>
+                <w:color w:val="000000"/>
+                <w:sz w:val="20"/>
+                <w:szCs w:val="20"/>
+              </w:rPr>
+              <w:t xml:space="preserve">Set 1 to run persona grading in the container. Requires ANTHROPIC_API_KEY.</w:t>
+            </w:r>
+          </w:p>
+        </w:tc>
+      </w:tr>
+      <w:tr>
+        <w:trPr>
+          <w:tblHeader w:val="false"/>
+        </w:trPr>
+        <w:tc>
+          <w:tcPr>
+            <w:tcW w:type="dxa" w:w="2800"/>
+            <w:tcBorders>
+              <w:top w:val="single" w:color="B8B8B8" w:sz="4"/>
+              <w:left w:val="single" w:color="B8B8B8" w:sz="4"/>
+              <w:bottom w:val="single" w:color="B8B8B8" w:sz="4"/>
+              <w:right w:val="single" w:color="B8B8B8" w:sz="4"/>
+            </w:tcBorders>
+            <w:shd w:fill="F2F2F2" w:color="auto" w:val="clear"/>
+            <w:tcMar>
+              <w:top w:type="dxa" w:w="100"/>
+              <w:left w:type="dxa" w:w="140"/>
+              <w:bottom w:type="dxa" w:w="100"/>
+              <w:right w:type="dxa" w:w="140"/>
+            </w:tcMar>
+          </w:tcPr>
+          <w:p>
+            <w:r>
+              <w:rPr>
+                <w:b w:val="false"/>
+                <w:bCs w:val="false"/>
+                <w:color w:val="000000"/>
+                <w:sz w:val="20"/>
+                <w:szCs w:val="20"/>
+              </w:rPr>
+              <w:t xml:space="preserve">ACCEPTANCE_PERSONAS</w:t>
+            </w:r>
+          </w:p>
+        </w:tc>
+        <w:tc>
+          <w:tcPr>
+            <w:tcW w:type="dxa" w:w="2000"/>
+            <w:tcBorders>
+              <w:top w:val="single" w:color="B8B8B8" w:sz="4"/>
+              <w:left w:val="single" w:color="B8B8B8" w:sz="4"/>
+              <w:bottom w:val="single" w:color="B8B8B8" w:sz="4"/>
+              <w:right w:val="single" w:color="B8B8B8" w:sz="4"/>
+            </w:tcBorders>
+            <w:shd w:fill="F2F2F2" w:color="auto" w:val="clear"/>
+            <w:tcMar>
+              <w:top w:type="dxa" w:w="100"/>
+              <w:left w:type="dxa" w:w="140"/>
+              <w:bottom w:type="dxa" w:w="100"/>
+              <w:right w:type="dxa" w:w="140"/>
+            </w:tcMar>
+          </w:tcPr>
+          <w:p>
+            <w:r>
+              <w:rPr>
+                <w:b w:val="false"/>
+                <w:bCs w:val="false"/>
+                <w:color w:val="000000"/>
+                <w:sz w:val="20"/>
+                <w:szCs w:val="20"/>
+              </w:rPr>
+              <w:t xml:space="preserve">cro,cfo,vpcs</w:t>
+            </w:r>
+          </w:p>
+        </w:tc>
+        <w:tc>
+          <w:tcPr>
+            <w:tcW w:type="dxa" w:w="4400"/>
+            <w:tcBorders>
+              <w:top w:val="single" w:color="B8B8B8" w:sz="4"/>
+              <w:left w:val="single" w:color="B8B8B8" w:sz="4"/>
+              <w:bottom w:val="single" w:color="B8B8B8" w:sz="4"/>
+              <w:right w:val="single" w:color="B8B8B8" w:sz="4"/>
+            </w:tcBorders>
+            <w:shd w:fill="F2F2F2" w:color="auto" w:val="clear"/>
+            <w:tcMar>
+              <w:top w:type="dxa" w:w="100"/>
+              <w:left w:type="dxa" w:w="140"/>
+              <w:bottom w:type="dxa" w:w="100"/>
+              <w:right w:type="dxa" w:w="140"/>
+            </w:tcMar>
+          </w:tcPr>
+          <w:p>
+            <w:r>
+              <w:rPr>
+                <w:b w:val="false"/>
+                <w:bCs w:val="false"/>
+                <w:color w:val="000000"/>
+                <w:sz w:val="20"/>
+                <w:szCs w:val="20"/>
+              </w:rPr>
+              <w:t xml:space="preserve">Subset of personas to grade.</w:t>
+            </w:r>
+          </w:p>
+        </w:tc>
+      </w:tr>
+      <w:tr>
+        <w:trPr>
+          <w:tblHeader w:val="false"/>
+        </w:trPr>
+        <w:tc>
+          <w:tcPr>
+            <w:tcW w:type="dxa" w:w="2800"/>
+            <w:tcBorders>
+              <w:top w:val="single" w:color="B8B8B8" w:sz="4"/>
+              <w:left w:val="single" w:color="B8B8B8" w:sz="4"/>
+              <w:bottom w:val="single" w:color="B8B8B8" w:sz="4"/>
+              <w:right w:val="single" w:color="B8B8B8" w:sz="4"/>
+            </w:tcBorders>
+            <w:tcMar>
+              <w:top w:type="dxa" w:w="100"/>
+              <w:left w:type="dxa" w:w="140"/>
+              <w:bottom w:type="dxa" w:w="100"/>
+              <w:right w:type="dxa" w:w="140"/>
+            </w:tcMar>
+          </w:tcPr>
+          <w:p>
+            <w:r>
+              <w:rPr>
+                <w:b w:val="false"/>
+                <w:bCs w:val="false"/>
+                <w:color w:val="000000"/>
+                <w:sz w:val="20"/>
+                <w:szCs w:val="20"/>
+              </w:rPr>
+              <w:t xml:space="preserve">ACCEPTANCE_PERSONA_SHOTS</w:t>
+            </w:r>
+          </w:p>
+        </w:tc>
+        <w:tc>
+          <w:tcPr>
+            <w:tcW w:type="dxa" w:w="2000"/>
+            <w:tcBorders>
+              <w:top w:val="single" w:color="B8B8B8" w:sz="4"/>
+              <w:left w:val="single" w:color="B8B8B8" w:sz="4"/>
+              <w:bottom w:val="single" w:color="B8B8B8" w:sz="4"/>
+              <w:right w:val="single" w:color="B8B8B8" w:sz="4"/>
+            </w:tcBorders>
+            <w:tcMar>
+              <w:top w:type="dxa" w:w="100"/>
+              <w:left w:type="dxa" w:w="140"/>
+              <w:bottom w:type="dxa" w:w="100"/>
+              <w:right w:type="dxa" w:w="140"/>
+            </w:tcMar>
+          </w:tcPr>
+          <w:p>
+            <w:r>
+              <w:rPr>
+                <w:b w:val="false"/>
+                <w:bCs w:val="false"/>
+                <w:color w:val="000000"/>
+                <w:sz w:val="20"/>
+                <w:szCs w:val="20"/>
+              </w:rPr>
+              <w:t xml:space="preserve">3</w:t>
+            </w:r>
+          </w:p>
+        </w:tc>
+        <w:tc>
+          <w:tcPr>
+            <w:tcW w:type="dxa" w:w="4400"/>
+            <w:tcBorders>
+              <w:top w:val="single" w:color="B8B8B8" w:sz="4"/>
+              <w:left w:val="single" w:color="B8B8B8" w:sz="4"/>
+              <w:bottom w:val="single" w:color="B8B8B8" w:sz="4"/>
+              <w:right w:val="single" w:color="B8B8B8" w:sz="4"/>
+            </w:tcBorders>
+            <w:tcMar>
+              <w:top w:type="dxa" w:w="100"/>
+              <w:left w:type="dxa" w:w="140"/>
+              <w:bottom w:type="dxa" w:w="100"/>
+              <w:right w:type="dxa" w:w="140"/>
+            </w:tcMar>
+          </w:tcPr>
+          <w:p>
+            <w:r>
+              <w:rPr>
+                <w:b w:val="false"/>
+                <w:bCs w:val="false"/>
+                <w:color w:val="000000"/>
+                <w:sz w:val="20"/>
+                <w:szCs w:val="20"/>
+              </w:rPr>
+              <w:t xml:space="preserve">Shots per question (see §5.3).</w:t>
+            </w:r>
+          </w:p>
+        </w:tc>
+      </w:tr>
+      <w:tr>
+        <w:trPr>
+          <w:tblHeader w:val="false"/>
+        </w:trPr>
+        <w:tc>
+          <w:tcPr>
+            <w:tcW w:type="dxa" w:w="2800"/>
+            <w:tcBorders>
+              <w:top w:val="single" w:color="B8B8B8" w:sz="4"/>
+              <w:left w:val="single" w:color="B8B8B8" w:sz="4"/>
+              <w:bottom w:val="single" w:color="B8B8B8" w:sz="4"/>
+              <w:right w:val="single" w:color="B8B8B8" w:sz="4"/>
+            </w:tcBorders>
+            <w:shd w:fill="F2F2F2" w:color="auto" w:val="clear"/>
+            <w:tcMar>
+              <w:top w:type="dxa" w:w="100"/>
+              <w:left w:type="dxa" w:w="140"/>
+              <w:bottom w:type="dxa" w:w="100"/>
+              <w:right w:type="dxa" w:w="140"/>
+            </w:tcMar>
+          </w:tcPr>
+          <w:p>
+            <w:r>
+              <w:rPr>
+                <w:b w:val="false"/>
+                <w:bCs w:val="false"/>
+                <w:color w:val="000000"/>
+                <w:sz w:val="20"/>
+                <w:szCs w:val="20"/>
+              </w:rPr>
+              <w:t xml:space="preserve">ACCEPTANCE_MIN_GRADE_NUMERIC</w:t>
+            </w:r>
+          </w:p>
+        </w:tc>
+        <w:tc>
+          <w:tcPr>
+            <w:tcW w:type="dxa" w:w="2000"/>
+            <w:tcBorders>
+              <w:top w:val="single" w:color="B8B8B8" w:sz="4"/>
+              <w:left w:val="single" w:color="B8B8B8" w:sz="4"/>
+              <w:bottom w:val="single" w:color="B8B8B8" w:sz="4"/>
+              <w:right w:val="single" w:color="B8B8B8" w:sz="4"/>
+            </w:tcBorders>
+            <w:shd w:fill="F2F2F2" w:color="auto" w:val="clear"/>
+            <w:tcMar>
+              <w:top w:type="dxa" w:w="100"/>
+              <w:left w:type="dxa" w:w="140"/>
+              <w:bottom w:type="dxa" w:w="100"/>
+              <w:right w:type="dxa" w:w="140"/>
+            </w:tcMar>
+          </w:tcPr>
+          <w:p>
+            <w:r>
+              <w:rPr>
+                <w:b w:val="false"/>
+                <w:bCs w:val="false"/>
+                <w:color w:val="000000"/>
+                <w:sz w:val="20"/>
+                <w:szCs w:val="20"/>
+              </w:rPr>
+              <w:t xml:space="preserve">0</w:t>
+            </w:r>
+          </w:p>
+        </w:tc>
+        <w:tc>
+          <w:tcPr>
+            <w:tcW w:type="dxa" w:w="4400"/>
+            <w:tcBorders>
+              <w:top w:val="single" w:color="B8B8B8" w:sz="4"/>
+              <w:left w:val="single" w:color="B8B8B8" w:sz="4"/>
+              <w:bottom w:val="single" w:color="B8B8B8" w:sz="4"/>
+              <w:right w:val="single" w:color="B8B8B8" w:sz="4"/>
+            </w:tcBorders>
+            <w:shd w:fill="F2F2F2" w:color="auto" w:val="clear"/>
+            <w:tcMar>
+              <w:top w:type="dxa" w:w="100"/>
+              <w:left w:type="dxa" w:w="140"/>
+              <w:bottom w:type="dxa" w:w="100"/>
+              <w:right w:type="dxa" w:w="140"/>
+            </w:tcMar>
+          </w:tcPr>
+          <w:p>
+            <w:r>
+              <w:rPr>
+                <w:b w:val="false"/>
+                <w:bCs w:val="false"/>
+                <w:color w:val="000000"/>
+                <w:sz w:val="20"/>
+                <w:szCs w:val="20"/>
+              </w:rPr>
+              <w:t xml:space="preserve">Gate. Set e.g. 3.7 to fail the run below A-.</w:t>
+            </w:r>
+          </w:p>
+        </w:tc>
+      </w:tr>
+      <w:tr>
+        <w:trPr>
+          <w:tblHeader w:val="false"/>
+        </w:trPr>
+        <w:tc>
+          <w:tcPr>
+            <w:tcW w:type="dxa" w:w="2800"/>
+            <w:tcBorders>
+              <w:top w:val="single" w:color="B8B8B8" w:sz="4"/>
+              <w:left w:val="single" w:color="B8B8B8" w:sz="4"/>
+              <w:bottom w:val="single" w:color="B8B8B8" w:sz="4"/>
+              <w:right w:val="single" w:color="B8B8B8" w:sz="4"/>
+            </w:tcBorders>
+            <w:tcMar>
+              <w:top w:type="dxa" w:w="100"/>
+              <w:left w:type="dxa" w:w="140"/>
+              <w:bottom w:type="dxa" w:w="100"/>
+              <w:right w:type="dxa" w:w="140"/>
+            </w:tcMar>
+          </w:tcPr>
+          <w:p>
+            <w:r>
+              <w:rPr>
+                <w:b w:val="false"/>
+                <w:bCs w:val="false"/>
+                <w:color w:val="000000"/>
+                <w:sz w:val="20"/>
+                <w:szCs w:val="20"/>
+              </w:rPr>
+              <w:t xml:space="preserve">ACCEPTANCE_SEED_VPCS</w:t>
+            </w:r>
+          </w:p>
+        </w:tc>
+        <w:tc>
+          <w:tcPr>
+            <w:tcW w:type="dxa" w:w="2000"/>
+            <w:tcBorders>
+              <w:top w:val="single" w:color="B8B8B8" w:sz="4"/>
+              <w:left w:val="single" w:color="B8B8B8" w:sz="4"/>
+              <w:bottom w:val="single" w:color="B8B8B8" w:sz="4"/>
+              <w:right w:val="single" w:color="B8B8B8" w:sz="4"/>
+            </w:tcBorders>
+            <w:tcMar>
+              <w:top w:type="dxa" w:w="100"/>
+              <w:left w:type="dxa" w:w="140"/>
+              <w:bottom w:type="dxa" w:w="100"/>
+              <w:right w:type="dxa" w:w="140"/>
+            </w:tcMar>
+          </w:tcPr>
+          <w:p>
+            <w:r>
+              <w:rPr>
+                <w:b w:val="false"/>
+                <w:bCs w:val="false"/>
+                <w:color w:val="000000"/>
+                <w:sz w:val="20"/>
+                <w:szCs w:val="20"/>
+              </w:rPr>
+              <w:t xml:space="preserve">0</w:t>
+            </w:r>
+          </w:p>
+        </w:tc>
+        <w:tc>
+          <w:tcPr>
+            <w:tcW w:type="dxa" w:w="4400"/>
+            <w:tcBorders>
+              <w:top w:val="single" w:color="B8B8B8" w:sz="4"/>
+              <w:left w:val="single" w:color="B8B8B8" w:sz="4"/>
+              <w:bottom w:val="single" w:color="B8B8B8" w:sz="4"/>
+              <w:right w:val="single" w:color="B8B8B8" w:sz="4"/>
+            </w:tcBorders>
+            <w:tcMar>
+              <w:top w:type="dxa" w:w="100"/>
+              <w:left w:type="dxa" w:w="140"/>
+              <w:bottom w:type="dxa" w:w="100"/>
+              <w:right w:type="dxa" w:w="140"/>
+            </w:tcMar>
+          </w:tcPr>
+          <w:p>
+            <w:r>
+              <w:rPr>
+                <w:b w:val="false"/>
+                <w:bCs w:val="false"/>
+                <w:color w:val="000000"/>
+                <w:sz w:val="20"/>
+                <w:szCs w:val="20"/>
+              </w:rPr>
+              <w:t xml:space="preserve">Set 1 to run seed_vpcs_demo_334.py inside the container before checks (refreshes renewal + playbook attribution on cust 334 demos).</w:t>
+            </w:r>
+          </w:p>
+        </w:tc>
+      </w:tr>
+      <w:tr>
+        <w:trPr>
+          <w:tblHeader w:val="false"/>
+        </w:trPr>
+        <w:tc>
+          <w:tcPr>
+            <w:tcW w:type="dxa" w:w="2800"/>
+            <w:tcBorders>
+              <w:top w:val="single" w:color="B8B8B8" w:sz="4"/>
+              <w:left w:val="single" w:color="B8B8B8" w:sz="4"/>
+              <w:bottom w:val="single" w:color="B8B8B8" w:sz="4"/>
+              <w:right w:val="single" w:color="B8B8B8" w:sz="4"/>
+            </w:tcBorders>
+            <w:shd w:fill="F2F2F2" w:color="auto" w:val="clear"/>
+            <w:tcMar>
+              <w:top w:type="dxa" w:w="100"/>
+              <w:left w:type="dxa" w:w="140"/>
+              <w:bottom w:type="dxa" w:w="100"/>
+              <w:right w:type="dxa" w:w="140"/>
+            </w:tcMar>
+          </w:tcPr>
+          <w:p>
+            <w:r>
+              <w:rPr>
+                <w:b w:val="false"/>
+                <w:bCs w:val="false"/>
+                <w:color w:val="000000"/>
+                <w:sz w:val="20"/>
+                <w:szCs w:val="20"/>
+              </w:rPr>
+              <w:t xml:space="preserve">CSPULSE_CONTAINER</w:t>
+            </w:r>
+          </w:p>
+        </w:tc>
+        <w:tc>
+          <w:tcPr>
+            <w:tcW w:type="dxa" w:w="2000"/>
+            <w:tcBorders>
+              <w:top w:val="single" w:color="B8B8B8" w:sz="4"/>
+              <w:left w:val="single" w:color="B8B8B8" w:sz="4"/>
+              <w:bottom w:val="single" w:color="B8B8B8" w:sz="4"/>
+              <w:right w:val="single" w:color="B8B8B8" w:sz="4"/>
+            </w:tcBorders>
+            <w:shd w:fill="F2F2F2" w:color="auto" w:val="clear"/>
+            <w:tcMar>
+              <w:top w:type="dxa" w:w="100"/>
+              <w:left w:type="dxa" w:w="140"/>
+              <w:bottom w:type="dxa" w:w="100"/>
+              <w:right w:type="dxa" w:w="140"/>
+            </w:tcMar>
+          </w:tcPr>
+          <w:p>
+            <w:r>
+              <w:rPr>
+                <w:b w:val="false"/>
+                <w:bCs w:val="false"/>
+                <w:color w:val="000000"/>
+                <w:sz w:val="20"/>
+                <w:szCs w:val="20"/>
+              </w:rPr>
+              <w:t xml:space="preserve">auto-detect</w:t>
+            </w:r>
+          </w:p>
+        </w:tc>
+        <w:tc>
+          <w:tcPr>
+            <w:tcW w:type="dxa" w:w="4400"/>
+            <w:tcBorders>
+              <w:top w:val="single" w:color="B8B8B8" w:sz="4"/>
+              <w:left w:val="single" w:color="B8B8B8" w:sz="4"/>
+              <w:bottom w:val="single" w:color="B8B8B8" w:sz="4"/>
+              <w:right w:val="single" w:color="B8B8B8" w:sz="4"/>
+            </w:tcBorders>
+            <w:shd w:fill="F2F2F2" w:color="auto" w:val="clear"/>
+            <w:tcMar>
+              <w:top w:type="dxa" w:w="100"/>
+              <w:left w:type="dxa" w:w="140"/>
+              <w:bottom w:type="dxa" w:w="100"/>
+              <w:right w:type="dxa" w:w="140"/>
+            </w:tcMar>
+          </w:tcPr>
+          <w:p>
+            <w:r>
+              <w:rPr>
+                <w:b w:val="false"/>
+                <w:bCs w:val="false"/>
+                <w:color w:val="000000"/>
+                <w:sz w:val="20"/>
+                <w:szCs w:val="20"/>
+              </w:rPr>
+              <w:t xml:space="preserve">Docker container name on EC2 (only needed if the host runs multiple cs-pulse containers).</w:t>
+            </w:r>
+          </w:p>
+        </w:tc>
+      </w:tr>
+    </w:tbl>
+    <w:p>
+      <w:pPr>
+        <w:spacing w:after="120"/>
+      </w:pPr>
+      <w:r>
+        <w:t xml:space="preserve">Outputs land in $ACCEPTANCE_OUTPUT_DIR (defaults to scripts/datasets/). The script exits non-zero on any HTTP failure or below-gate grade — wire it into your post-rehydrate runbook.</w:t>
+      </w:r>
+    </w:p>
+    <w:p>
+      <w:pPr>
+        <w:spacing w:after="120"/>
+      </w:pPr>
+      <w:r>
+        <w:t xml:space="preserve">Three common invocations:</w:t>
+      </w:r>
+    </w:p>
+    <w:p>
+      <w:pPr>
+        <w:pStyle w:val="ListParagraph"/>
+        <w:numPr>
+          <w:ilvl w:val="0"/>
+          <w:numId w:val="2"/>
+        </w:numPr>
+        <w:spacing w:after="80"/>
+      </w:pPr>
+      <w:r>
+        <w:t xml:space="preserve">HTTP-only smoke after every rehydrate: ./scripts/run_acceptance_ec2.sh (no cost, ~60s).</w:t>
+      </w:r>
+    </w:p>
+    <w:p>
+      <w:pPr>
+        <w:pStyle w:val="ListParagraph"/>
+        <w:numPr>
+          <w:ilvl w:val="0"/>
+          <w:numId w:val="2"/>
+        </w:numPr>
+        <w:spacing w:after="80"/>
+      </w:pPr>
+      <w:r>
+        <w:t xml:space="preserve">Full acceptance before customer sign-off: ACCEPTANCE_RUN_PERSONA=1 ./scripts/run_acceptance_ec2.sh (~$3–5 + ~5min).</w:t>
+      </w:r>
+    </w:p>
+    <w:p>
+      <w:pPr>
+        <w:pStyle w:val="ListParagraph"/>
+        <w:numPr>
+          <w:ilvl w:val="0"/>
+          <w:numId w:val="2"/>
+        </w:numPr>
+        <w:spacing w:after="80"/>
+      </w:pPr>
+      <w:r>
+        <w:t xml:space="preserve">Persona grading only (HTTP already known good): ACCEPTANCE_SKIP_HTTP=1 ACCEPTANCE_RUN_PERSONA=1 ACCEPTANCE_PERSONAS=cfo ./scripts/run_acceptance_ec2.sh.</w:t>
+      </w:r>
+    </w:p>
+    <w:p>
+      <w:pPr>
+        <w:spacing w:after="120"/>
+      </w:pPr>
+      <w:r>
+        <w:t xml:space="preserve">Supporting code lives in scripts/ec2_acceptance/ (config.py, http_client.py, checks.py) — that's the env-loading + suite-dispatch layer. You should not need to edit it; if you do, file a base-dev request.</w:t>
       </w:r>
     </w:p>
     <w:p>
@@ -6698,6 +9452,53 @@
     </w:p>
     <w:p>
       <w:pPr>
+        <w:spacing w:after="120"/>
+      </w:pPr>
+      <w:r>
+        <w:t xml:space="preserve">Capability-level day-one checks (cross-references to §2.4–2.6):</w:t>
+      </w:r>
+    </w:p>
+    <w:p>
+      <w:pPr>
+        <w:pStyle w:val="ListParagraph"/>
+        <w:numPr>
+          <w:ilvl w:val="0"/>
+          <w:numId w:val="2"/>
+        </w:numPr>
+        <w:spacing w:after="80"/>
+      </w:pPr>
+      <w:r>
+        <w:t xml:space="preserve">Signal path (§2.4): If the customer shipped qualitative_signals.csv → confirm rows landed (count via search_signals or DB probe). If they want live ingest → confirm per-tenant feature_signal_engine toggle is ON, signal_channels.json is wired, worker is running, and an MCP submit_signal smoke test produced a fresh QualitativeSignal + context node.</w:t>
+      </w:r>
+    </w:p>
+    <w:p>
+      <w:pPr>
+        <w:pStyle w:val="ListParagraph"/>
+        <w:numPr>
+          <w:ilvl w:val="0"/>
+          <w:numId w:val="2"/>
+        </w:numPr>
+        <w:spacing w:after="80"/>
+      </w:pPr>
+      <w:r>
+        <w:t xml:space="preserve">Playbook execution spine (§2.5): Confirm the one chosen spine end-to-end. (A) Platform: launch a low-stakes playbook from the CSM kanban → see PlaybookExecutionV2 row → close_playbook → realized ROI snapshot non-zero. (B) n8n: trigger a test playbook → confirm the webhook fired and the callback updated PlaybookExecutionV2. (C) Claude skill: walk the .md once with the customer's stakeholder to validate the prompts.</w:t>
+      </w:r>
+    </w:p>
+    <w:p>
+      <w:pPr>
+        <w:pStyle w:val="ListParagraph"/>
+        <w:numPr>
+          <w:ilvl w:val="0"/>
+          <w:numId w:val="2"/>
+        </w:numPr>
+        <w:spacing w:after="80"/>
+      </w:pPr>
+      <w:r>
+        <w:t xml:space="preserve">Knowledge base (§2.6): If QDRANT_URL is set, run a search_signals query with a paraphrased keyword and confirm semantic match (not just substring). If the customer expects KPI Q&amp;A in Ask AI fallback, fire load-driver scenario 2b before sign-off. Do NOT confuse RAG health with dashboard-tile correctness.</w:t>
+      </w:r>
+    </w:p>
+    <w:p>
+      <w:pPr>
         <w:pStyle w:val="Heading2"/>
         <w:spacing w:after="140" w:before="240"/>
       </w:pPr>
@@ -8038,7 +10839,135 @@
                 <w:sz w:val="20"/>
                 <w:szCs w:val="20"/>
               </w:rPr>
-              <w:t xml:space="preserve">HTTP verify scripts</w:t>
+              <w:t xml:space="preserve">Acceptance harness (primary)</w:t>
+            </w:r>
+          </w:p>
+        </w:tc>
+        <w:tc>
+          <w:tcPr>
+            <w:tcW w:type="dxa" w:w="4800"/>
+            <w:tcBorders>
+              <w:top w:val="single" w:color="B8B8B8" w:sz="4"/>
+              <w:left w:val="single" w:color="B8B8B8" w:sz="4"/>
+              <w:bottom w:val="single" w:color="B8B8B8" w:sz="4"/>
+              <w:right w:val="single" w:color="B8B8B8" w:sz="4"/>
+            </w:tcBorders>
+            <w:shd w:fill="F2F2F2" w:color="auto" w:val="clear"/>
+            <w:tcMar>
+              <w:top w:type="dxa" w:w="100"/>
+              <w:left w:type="dxa" w:w="140"/>
+              <w:bottom w:type="dxa" w:w="100"/>
+              <w:right w:type="dxa" w:w="140"/>
+            </w:tcMar>
+          </w:tcPr>
+          <w:p>
+            <w:r>
+              <w:rPr>
+                <w:b w:val="false"/>
+                <w:bCs w:val="false"/>
+                <w:color w:val="000000"/>
+                <w:sz w:val="20"/>
+                <w:szCs w:val="20"/>
+              </w:rPr>
+              <w:t xml:space="preserve">scripts/run_acceptance_ec2.sh + scripts/.env.acceptance(.example) + scripts/ec2_acceptance/{config,http_client,checks}.py</w:t>
+            </w:r>
+          </w:p>
+        </w:tc>
+      </w:tr>
+      <w:tr>
+        <w:trPr>
+          <w:tblHeader w:val="false"/>
+        </w:trPr>
+        <w:tc>
+          <w:tcPr>
+            <w:tcW w:type="dxa" w:w="4800"/>
+            <w:tcBorders>
+              <w:top w:val="single" w:color="B8B8B8" w:sz="4"/>
+              <w:left w:val="single" w:color="B8B8B8" w:sz="4"/>
+              <w:bottom w:val="single" w:color="B8B8B8" w:sz="4"/>
+              <w:right w:val="single" w:color="B8B8B8" w:sz="4"/>
+            </w:tcBorders>
+            <w:tcMar>
+              <w:top w:type="dxa" w:w="100"/>
+              <w:left w:type="dxa" w:w="140"/>
+              <w:bottom w:type="dxa" w:w="100"/>
+              <w:right w:type="dxa" w:w="140"/>
+            </w:tcMar>
+          </w:tcPr>
+          <w:p>
+            <w:r>
+              <w:rPr>
+                <w:b w:val="false"/>
+                <w:bCs w:val="false"/>
+                <w:color w:val="000000"/>
+                <w:sz w:val="20"/>
+                <w:szCs w:val="20"/>
+              </w:rPr>
+              <w:t xml:space="preserve">HTTP verify — env-driven multi-suite</w:t>
+            </w:r>
+          </w:p>
+        </w:tc>
+        <w:tc>
+          <w:tcPr>
+            <w:tcW w:type="dxa" w:w="4800"/>
+            <w:tcBorders>
+              <w:top w:val="single" w:color="B8B8B8" w:sz="4"/>
+              <w:left w:val="single" w:color="B8B8B8" w:sz="4"/>
+              <w:bottom w:val="single" w:color="B8B8B8" w:sz="4"/>
+              <w:right w:val="single" w:color="B8B8B8" w:sz="4"/>
+            </w:tcBorders>
+            <w:tcMar>
+              <w:top w:type="dxa" w:w="100"/>
+              <w:left w:type="dxa" w:w="140"/>
+              <w:bottom w:type="dxa" w:w="100"/>
+              <w:right w:type="dxa" w:w="140"/>
+            </w:tcMar>
+          </w:tcPr>
+          <w:p>
+            <w:r>
+              <w:rPr>
+                <w:b w:val="false"/>
+                <w:bCs w:val="false"/>
+                <w:color w:val="000000"/>
+                <w:sz w:val="20"/>
+                <w:szCs w:val="20"/>
+              </w:rPr>
+              <w:t xml:space="preserve">scripts/verify_executive_phases_ec2.py --suite all|cfo|cro|vpcs|cfo-phase1</w:t>
+            </w:r>
+          </w:p>
+        </w:tc>
+      </w:tr>
+      <w:tr>
+        <w:trPr>
+          <w:tblHeader w:val="false"/>
+        </w:trPr>
+        <w:tc>
+          <w:tcPr>
+            <w:tcW w:type="dxa" w:w="4800"/>
+            <w:tcBorders>
+              <w:top w:val="single" w:color="B8B8B8" w:sz="4"/>
+              <w:left w:val="single" w:color="B8B8B8" w:sz="4"/>
+              <w:bottom w:val="single" w:color="B8B8B8" w:sz="4"/>
+              <w:right w:val="single" w:color="B8B8B8" w:sz="4"/>
+            </w:tcBorders>
+            <w:shd w:fill="F2F2F2" w:color="auto" w:val="clear"/>
+            <w:tcMar>
+              <w:top w:type="dxa" w:w="100"/>
+              <w:left w:type="dxa" w:w="140"/>
+              <w:bottom w:type="dxa" w:w="100"/>
+              <w:right w:type="dxa" w:w="140"/>
+            </w:tcMar>
+          </w:tcPr>
+          <w:p>
+            <w:r>
+              <w:rPr>
+                <w:b w:val="false"/>
+                <w:bCs w:val="false"/>
+                <w:color w:val="000000"/>
+                <w:sz w:val="20"/>
+                <w:szCs w:val="20"/>
+              </w:rPr>
+              <w:t xml:space="preserve">HTTP verify — per-PR scripts (kept for surgical re-runs)</w:t>
             </w:r>
           </w:p>
         </w:tc>

--- a/gtm-decks/fde-kt/CSPulse_FDE_Playbook.docx
+++ b/gtm-decks/fde-kt/CSPulse_FDE_Playbook.docx
@@ -1940,7 +1940,7 @@
                 <w:sz w:val="20"/>
                 <w:szCs w:val="20"/>
               </w:rPr>
-              <w:t xml:space="preserve">Vertical-specific KPI catalogs, pillar weights, and overlays. Default verticals: DC2_S (data center hardware), SaaS Premium, Healthcare Provider.</w:t>
+              <w:t xml:space="preserve">Vertical-specific KPI catalogs, pillar weights, and overlays. First-class verticals today: dc2_s (data center) and saas_premium. Other industries (e.g. healthcare) are account firmographics, not separate vertical modules.</w:t>
             </w:r>
           </w:p>
         </w:tc>
@@ -4312,7 +4312,7 @@
                 <w:sz w:val="20"/>
                 <w:szCs w:val="20"/>
               </w:rPr>
-              <w:t xml:space="preserve">Semantic search over qualitative signals. SignalVectorStore (utils/qdrant_signal_search.py) embeds and stores; signal_engine/enrichment.py and utils/signal_analyst.py read it. Powers the search_signals MCP tool.</w:t>
+              <w:t xml:space="preserve">Semantic search over qualitative signals. SignalVectorStore (utils/qdrant_signal_search.py): signal_engine/enrichment.py searches similar past signals during live enrichment; utils/signal_analyst.py uses the same store. Bulk (re)index via index_signals() runs after process_data when QDRANT_URL is set (optional pipeline stage). Powers search_signals MCP.</w:t>
             </w:r>
           </w:p>
         </w:tc>
@@ -4341,7 +4341,7 @@
                 <w:sz w:val="20"/>
                 <w:szCs w:val="20"/>
               </w:rPr>
-              <w:t xml:space="preserve">On every signal write when QDRANT_URL + QDRANT_API_KEY are set on EC2. If env vars are missing the system runs without semantic search and falls back to keyword matching.</w:t>
+              <w:t xml:space="preserve">When QDRANT_URL + QDRANT_API_KEY are set: search at enrich-time; bulk reindex after process_data or material upload. If unset, falls back to SQL/keyword matching.</w:t>
             </w:r>
           </w:p>
         </w:tc>
@@ -5752,7 +5752,7 @@
         <w:spacing w:after="80"/>
       </w:pPr>
       <w:r>
-        <w:t xml:space="preserve">config/playbook_overlays.json — customer-specific playbook templates.</w:t>
+        <w:t xml:space="preserve">Per-tenant playbooks — customer_playbooks DB table via /api/playbooks/library (customer_playbook_api.py). See §2.5; there is no config/playbook_overlays.json file.</w:t>
       </w:r>
     </w:p>
     <w:p>
@@ -5765,7 +5765,7 @@
         <w:spacing w:after="80"/>
       </w:pPr>
       <w:r>
-        <w:t xml:space="preserve">config/signal_channels.json — Slack channels, email aliases, transcript sources.</w:t>
+        <w:t xml:space="preserve">config/signal_channels.json — Slack channels, email aliases, transcript sources (live signal engine only).</w:t>
       </w:r>
     </w:p>
     <w:p>
@@ -8555,7 +8555,7 @@
                 <w:sz w:val="20"/>
                 <w:szCs w:val="20"/>
               </w:rPr>
-              <w:t xml:space="preserve">Pure customer-specific config: weights, signal channels, playbook templates. Lives in verticals/customer{N}-*/. Does not touch shared code.</w:t>
+              <w:t xml:space="preserve">Pure customer-specific config: weights, signal_channels.json, customer_playbooks rows (/api/playbooks/library). Lives in verticals/customer{N}-*/. Does not touch shared code.</w:t>
             </w:r>
           </w:p>
         </w:tc>
@@ -10775,7 +10775,7 @@
                 <w:sz w:val="20"/>
                 <w:szCs w:val="20"/>
               </w:rPr>
-              <w:t xml:space="preserve">Persona grader runner</w:t>
+              <w:t xml:space="preserve">Per-tenant playbooks (DB)</w:t>
             </w:r>
           </w:p>
         </w:tc>
@@ -10804,7 +10804,7 @@
                 <w:sz w:val="20"/>
                 <w:szCs w:val="20"/>
               </w:rPr>
-              <w:t xml:space="preserve">kpi-dashboard/backend/tests/persona_grading/runner.py (invoke via python3 -m tests.persona_grading.runner)</w:t>
+              <w:t xml:space="preserve">customer_playbooks table — /api/playbooks/library (see customer_playbook_api.py)</w:t>
             </w:r>
           </w:p>
         </w:tc>
@@ -10839,7 +10839,7 @@
                 <w:sz w:val="20"/>
                 <w:szCs w:val="20"/>
               </w:rPr>
-              <w:t xml:space="preserve">Acceptance harness (primary)</w:t>
+              <w:t xml:space="preserve">Persona grader runner</w:t>
             </w:r>
           </w:p>
         </w:tc>
@@ -10869,7 +10869,7 @@
                 <w:sz w:val="20"/>
                 <w:szCs w:val="20"/>
               </w:rPr>
-              <w:t xml:space="preserve">scripts/run_acceptance_ec2.sh + scripts/.env.acceptance(.example) + scripts/ec2_acceptance/{config,http_client,checks}.py</w:t>
+              <w:t xml:space="preserve">kpi-dashboard/backend/tests/persona_grading/runner.py (invoke via python3 -m tests.persona_grading.runner)</w:t>
             </w:r>
           </w:p>
         </w:tc>
@@ -10903,7 +10903,7 @@
                 <w:sz w:val="20"/>
                 <w:szCs w:val="20"/>
               </w:rPr>
-              <w:t xml:space="preserve">HTTP verify — env-driven multi-suite</w:t>
+              <w:t xml:space="preserve">Acceptance harness (primary)</w:t>
             </w:r>
           </w:p>
         </w:tc>
@@ -10932,7 +10932,7 @@
                 <w:sz w:val="20"/>
                 <w:szCs w:val="20"/>
               </w:rPr>
-              <w:t xml:space="preserve">scripts/verify_executive_phases_ec2.py --suite all|cfo|cro|vpcs|cfo-phase1</w:t>
+              <w:t xml:space="preserve">scripts/run_acceptance_ec2.sh + scripts/.env.acceptance(.example) + scripts/ec2_acceptance/{config,http_client,checks}.py</w:t>
             </w:r>
           </w:p>
         </w:tc>
@@ -10967,7 +10967,7 @@
                 <w:sz w:val="20"/>
                 <w:szCs w:val="20"/>
               </w:rPr>
-              <w:t xml:space="preserve">HTTP verify — per-PR scripts (kept for surgical re-runs)</w:t>
+              <w:t xml:space="preserve">HTTP verify — env-driven multi-suite</w:t>
             </w:r>
           </w:p>
         </w:tc>
@@ -10997,7 +10997,7 @@
                 <w:sz w:val="20"/>
                 <w:szCs w:val="20"/>
               </w:rPr>
-              <w:t xml:space="preserve">scripts/verify_cfo_phases_ec2.py, verify_cro_phases_ec2.py, verify_vpcs_phases_ec2.py, verify_cfo_phase1_ec2.py</w:t>
+              <w:t xml:space="preserve">scripts/verify_executive_phases_ec2.py --suite all|cfo|cro|vpcs|cfo-phase1</w:t>
             </w:r>
           </w:p>
         </w:tc>
@@ -11031,7 +11031,7 @@
                 <w:sz w:val="20"/>
                 <w:szCs w:val="20"/>
               </w:rPr>
-              <w:t xml:space="preserve">Legacy numeric-snapshot harness (cust 333 only, NOT persona)</w:t>
+              <w:t xml:space="preserve">HTTP verify — per-PR scripts (kept for surgical re-runs)</w:t>
             </w:r>
           </w:p>
         </w:tc>
@@ -11060,7 +11060,7 @@
                 <w:sz w:val="20"/>
                 <w:szCs w:val="20"/>
               </w:rPr>
-              <w:t xml:space="preserve">scripts/sanity_check_cust333.py</w:t>
+              <w:t xml:space="preserve">scripts/verify_cfo_phases_ec2.py, verify_cro_phases_ec2.py, verify_vpcs_phases_ec2.py, verify_cfo_phase1_ec2.py</w:t>
             </w:r>
           </w:p>
         </w:tc>
@@ -11095,7 +11095,7 @@
                 <w:sz w:val="20"/>
                 <w:szCs w:val="20"/>
               </w:rPr>
-              <w:t xml:space="preserve">Deploy scripts</w:t>
+              <w:t xml:space="preserve">Legacy numeric-snapshot harness (cust 333 only, NOT persona)</w:t>
             </w:r>
           </w:p>
         </w:tc>
@@ -11125,7 +11125,7 @@
                 <w:sz w:val="20"/>
                 <w:szCs w:val="20"/>
               </w:rPr>
-              <w:t xml:space="preserve">scripts/deploy-ec2-git-pull.sh (primary), scripts/rehydrate-ec2-ecr.sh (ECR tag-based)</w:t>
+              <w:t xml:space="preserve">scripts/sanity_check_cust333.py</w:t>
             </w:r>
           </w:p>
         </w:tc>
@@ -11159,7 +11159,7 @@
                 <w:sz w:val="20"/>
                 <w:szCs w:val="20"/>
               </w:rPr>
-              <w:t xml:space="preserve">Docker compose (local)</w:t>
+              <w:t xml:space="preserve">Deploy scripts</w:t>
             </w:r>
           </w:p>
         </w:tc>
@@ -11188,7 +11188,7 @@
                 <w:sz w:val="20"/>
                 <w:szCs w:val="20"/>
               </w:rPr>
-              <w:t xml:space="preserve">docker-compose.cspulse.yml</w:t>
+              <w:t xml:space="preserve">scripts/deploy-ec2-git-pull.sh (primary), scripts/rehydrate-ec2-ecr.sh (ECR tag-based)</w:t>
             </w:r>
           </w:p>
         </w:tc>
@@ -11223,7 +11223,7 @@
                 <w:sz w:val="20"/>
                 <w:szCs w:val="20"/>
               </w:rPr>
-              <w:t xml:space="preserve">MCP tool catalog (~52 @mcp.tool decorators today)</w:t>
+              <w:t xml:space="preserve">Docker compose (local)</w:t>
             </w:r>
           </w:p>
         </w:tc>
@@ -11253,7 +11253,7 @@
                 <w:sz w:val="20"/>
                 <w:szCs w:val="20"/>
               </w:rPr>
-              <w:t xml:space="preserve">kpi-dashboard/backend/mcp_server/cs_pulse_*.py</w:t>
+              <w:t xml:space="preserve">docker-compose.cspulse.yml</w:t>
             </w:r>
           </w:p>
         </w:tc>
@@ -11287,6 +11287,70 @@
                 <w:sz w:val="20"/>
                 <w:szCs w:val="20"/>
               </w:rPr>
+              <w:t xml:space="preserve">MCP tool catalog (~52 @mcp.tool decorators today)</w:t>
+            </w:r>
+          </w:p>
+        </w:tc>
+        <w:tc>
+          <w:tcPr>
+            <w:tcW w:type="dxa" w:w="4800"/>
+            <w:tcBorders>
+              <w:top w:val="single" w:color="B8B8B8" w:sz="4"/>
+              <w:left w:val="single" w:color="B8B8B8" w:sz="4"/>
+              <w:bottom w:val="single" w:color="B8B8B8" w:sz="4"/>
+              <w:right w:val="single" w:color="B8B8B8" w:sz="4"/>
+            </w:tcBorders>
+            <w:tcMar>
+              <w:top w:type="dxa" w:w="100"/>
+              <w:left w:type="dxa" w:w="140"/>
+              <w:bottom w:type="dxa" w:w="100"/>
+              <w:right w:type="dxa" w:w="140"/>
+            </w:tcMar>
+          </w:tcPr>
+          <w:p>
+            <w:r>
+              <w:rPr>
+                <w:b w:val="false"/>
+                <w:bCs w:val="false"/>
+                <w:color w:val="000000"/>
+                <w:sz w:val="20"/>
+                <w:szCs w:val="20"/>
+              </w:rPr>
+              <w:t xml:space="preserve">kpi-dashboard/backend/mcp_server/cs_pulse_*.py</w:t>
+            </w:r>
+          </w:p>
+        </w:tc>
+      </w:tr>
+      <w:tr>
+        <w:trPr>
+          <w:tblHeader w:val="false"/>
+        </w:trPr>
+        <w:tc>
+          <w:tcPr>
+            <w:tcW w:type="dxa" w:w="4800"/>
+            <w:tcBorders>
+              <w:top w:val="single" w:color="B8B8B8" w:sz="4"/>
+              <w:left w:val="single" w:color="B8B8B8" w:sz="4"/>
+              <w:bottom w:val="single" w:color="B8B8B8" w:sz="4"/>
+              <w:right w:val="single" w:color="B8B8B8" w:sz="4"/>
+            </w:tcBorders>
+            <w:shd w:fill="F2F2F2" w:color="auto" w:val="clear"/>
+            <w:tcMar>
+              <w:top w:type="dxa" w:w="100"/>
+              <w:left w:type="dxa" w:w="140"/>
+              <w:bottom w:type="dxa" w:w="100"/>
+              <w:right w:type="dxa" w:w="140"/>
+            </w:tcMar>
+          </w:tcPr>
+          <w:p>
+            <w:r>
+              <w:rPr>
+                <w:b w:val="false"/>
+                <w:bCs w:val="false"/>
+                <w:color w:val="000000"/>
+                <w:sz w:val="20"/>
+                <w:szCs w:val="20"/>
+              </w:rPr>
               <w:t xml:space="preserve">Discovery workbook (this engagement)</w:t>
             </w:r>
           </w:p>
@@ -11300,6 +11364,7 @@
               <w:bottom w:val="single" w:color="B8B8B8" w:sz="4"/>
               <w:right w:val="single" w:color="B8B8B8" w:sz="4"/>
             </w:tcBorders>
+            <w:shd w:fill="F2F2F2" w:color="auto" w:val="clear"/>
             <w:tcMar>
               <w:top w:type="dxa" w:w="100"/>
               <w:left w:type="dxa" w:w="140"/>
@@ -12277,7 +12342,7 @@
         <w:spacing w:after="80"/>
       </w:pPr>
       <w:r>
-        <w:t xml:space="preserve">All five personas pass the eval matrix at threshold.</w:t>
+        <w:t xml:space="preserve">./scripts/run_acceptance_ec2.sh exits 0 (HTTP suites). If persona grading ran: all personas at customer bar (e.g. ACCEPTANCE_MIN_GRADE_NUMERIC=3.7 for A-).</w:t>
       </w:r>
     </w:p>
     <w:p>
@@ -12290,7 +12355,7 @@
         <w:spacing w:after="80"/>
       </w:pPr>
       <w:r>
-        <w:t xml:space="preserve">Golden sanity files committed to the customer overlay.</w:t>
+        <w:t xml:space="preserve">Persona grader JSON + HTTP verify baselines archived in the customer engagement folder (not necessarily in git — no secrets).</w:t>
       </w:r>
     </w:p>
     <w:p>
